--- a/arb/docx/64.content.docx
+++ b/arb/docx/64.content.docx
@@ -904,6 +904,23 @@
           <w:b/>
           <w:lang w:val="ar_AE" w:bidi="ar_AE"/>
         </w:rPr>
+        <w:t>ὁ πρεσβύτερος</w:t>
+      </w:r>
+    </w:p>
+    <w:p>
+      <w:pPr>
+        <w:bidi/>
+      </w:pPr>
+      <w:r>
+        <w:rPr>
+          <w:lang w:val="ar_AE" w:bidi="ar_AE"/>
+        </w:rPr>
+      </w:r>
+      <w:r>
+        <w:rPr>
+          <w:b/>
+          <w:lang w:val="ar_AE" w:bidi="ar_AE"/>
+        </w:rPr>
         <w:t>"</w:t>
       </w:r>
       <w:r>
@@ -1036,6 +1053,23 @@
           <w:b/>
           <w:lang w:val="ar_AE" w:bidi="ar_AE"/>
         </w:rPr>
+        <w:t>Γαΐῳ</w:t>
+      </w:r>
+    </w:p>
+    <w:p>
+      <w:pPr>
+        <w:bidi/>
+      </w:pPr>
+      <w:r>
+        <w:rPr>
+          <w:lang w:val="ar_AE" w:bidi="ar_AE"/>
+        </w:rPr>
+      </w:r>
+      <w:r>
+        <w:rPr>
+          <w:b/>
+          <w:lang w:val="ar_AE" w:bidi="ar_AE"/>
+        </w:rPr>
         <w:t>"</w:t>
       </w:r>
       <w:r>
@@ -1163,6 +1197,23 @@
           <w:b/>
           <w:lang w:val="ar_AE" w:bidi="ar_AE"/>
         </w:rPr>
+        <w:t>ὃν ἐγὼ ἀγαπῶ ἐν ἀληθείᾳ</w:t>
+      </w:r>
+    </w:p>
+    <w:p>
+      <w:pPr>
+        <w:bidi/>
+      </w:pPr>
+      <w:r>
+        <w:rPr>
+          <w:lang w:val="ar_AE" w:bidi="ar_AE"/>
+        </w:rPr>
+      </w:r>
+      <w:r>
+        <w:rPr>
+          <w:b/>
+          <w:lang w:val="ar_AE" w:bidi="ar_AE"/>
+        </w:rPr>
         <w:t>"</w:t>
       </w:r>
       <w:r>
@@ -1282,6 +1333,23 @@
           <w:b/>
           <w:lang w:val="ar_AE" w:bidi="ar_AE"/>
         </w:rPr>
+        <w:t>γὰρ</w:t>
+      </w:r>
+    </w:p>
+    <w:p>
+      <w:pPr>
+        <w:bidi/>
+      </w:pPr>
+      <w:r>
+        <w:rPr>
+          <w:lang w:val="ar_AE" w:bidi="ar_AE"/>
+        </w:rPr>
+      </w:r>
+      <w:r>
+        <w:rPr>
+          <w:b/>
+          <w:lang w:val="ar_AE" w:bidi="ar_AE"/>
+        </w:rPr>
         <w:t>"</w:t>
       </w:r>
       <w:r>
@@ -1401,6 +1469,23 @@
           <w:b/>
           <w:lang w:val="ar_AE" w:bidi="ar_AE"/>
         </w:rPr>
+        <w:t>ἀδελφῶν</w:t>
+      </w:r>
+    </w:p>
+    <w:p>
+      <w:pPr>
+        <w:bidi/>
+      </w:pPr>
+      <w:r>
+        <w:rPr>
+          <w:lang w:val="ar_AE" w:bidi="ar_AE"/>
+        </w:rPr>
+      </w:r>
+      <w:r>
+        <w:rPr>
+          <w:b/>
+          <w:lang w:val="ar_AE" w:bidi="ar_AE"/>
+        </w:rPr>
         <w:t>"</w:t>
       </w:r>
       <w:r>
@@ -1533,6 +1618,23 @@
           <w:b/>
           <w:lang w:val="ar_AE" w:bidi="ar_AE"/>
         </w:rPr>
+        <w:t>σὺ ἐν ἀληθείᾳ περιπατεῖς</w:t>
+      </w:r>
+    </w:p>
+    <w:p>
+      <w:pPr>
+        <w:bidi/>
+      </w:pPr>
+      <w:r>
+        <w:rPr>
+          <w:lang w:val="ar_AE" w:bidi="ar_AE"/>
+        </w:rPr>
+      </w:r>
+      <w:r>
+        <w:rPr>
+          <w:b/>
+          <w:lang w:val="ar_AE" w:bidi="ar_AE"/>
+        </w:rPr>
         <w:t>"</w:t>
       </w:r>
       <w:r>
@@ -1652,6 +1754,23 @@
           <w:b/>
           <w:lang w:val="ar_AE" w:bidi="ar_AE"/>
         </w:rPr>
+        <w:t>ἀληθείᾳ &amp; ἀληθείᾳ</w:t>
+      </w:r>
+    </w:p>
+    <w:p>
+      <w:pPr>
+        <w:bidi/>
+      </w:pPr>
+      <w:r>
+        <w:rPr>
+          <w:lang w:val="ar_AE" w:bidi="ar_AE"/>
+        </w:rPr>
+      </w:r>
+      <w:r>
+        <w:rPr>
+          <w:b/>
+          <w:lang w:val="ar_AE" w:bidi="ar_AE"/>
+        </w:rPr>
         <w:t>"</w:t>
       </w:r>
       <w:r>
@@ -1799,6 +1918,23 @@
           <w:b/>
           <w:lang w:val="ar_AE" w:bidi="ar_AE"/>
         </w:rPr>
+        <w:t>μειζοτέραν &amp; οὐκ ἔχω χαράν</w:t>
+      </w:r>
+    </w:p>
+    <w:p>
+      <w:pPr>
+        <w:bidi/>
+      </w:pPr>
+      <w:r>
+        <w:rPr>
+          <w:lang w:val="ar_AE" w:bidi="ar_AE"/>
+        </w:rPr>
+      </w:r>
+      <w:r>
+        <w:rPr>
+          <w:b/>
+          <w:lang w:val="ar_AE" w:bidi="ar_AE"/>
+        </w:rPr>
         <w:t>"</w:t>
       </w:r>
       <w:r>
@@ -1918,6 +2054,23 @@
           <w:b/>
           <w:lang w:val="ar_AE" w:bidi="ar_AE"/>
         </w:rPr>
+        <w:t>τὰ ἐμὰ τέκνα</w:t>
+      </w:r>
+    </w:p>
+    <w:p>
+      <w:pPr>
+        <w:bidi/>
+      </w:pPr>
+      <w:r>
+        <w:rPr>
+          <w:lang w:val="ar_AE" w:bidi="ar_AE"/>
+        </w:rPr>
+      </w:r>
+      <w:r>
+        <w:rPr>
+          <w:b/>
+          <w:lang w:val="ar_AE" w:bidi="ar_AE"/>
+        </w:rPr>
         <w:t>"</w:t>
       </w:r>
       <w:r>
@@ -2037,6 +2190,23 @@
           <w:b/>
           <w:lang w:val="ar_AE" w:bidi="ar_AE"/>
         </w:rPr>
+        <w:t>ἐν τῇ ἀληθείᾳ περιπατοῦντα</w:t>
+      </w:r>
+    </w:p>
+    <w:p>
+      <w:pPr>
+        <w:bidi/>
+      </w:pPr>
+      <w:r>
+        <w:rPr>
+          <w:lang w:val="ar_AE" w:bidi="ar_AE"/>
+        </w:rPr>
+      </w:r>
+      <w:r>
+        <w:rPr>
+          <w:b/>
+          <w:lang w:val="ar_AE" w:bidi="ar_AE"/>
+        </w:rPr>
         <w:t>"</w:t>
       </w:r>
       <w:r>
@@ -2156,6 +2326,23 @@
           <w:b/>
           <w:lang w:val="ar_AE" w:bidi="ar_AE"/>
         </w:rPr>
+        <w:t>ἐν τῇ ἀληθείᾳ</w:t>
+      </w:r>
+    </w:p>
+    <w:p>
+      <w:pPr>
+        <w:bidi/>
+      </w:pPr>
+      <w:r>
+        <w:rPr>
+          <w:lang w:val="ar_AE" w:bidi="ar_AE"/>
+        </w:rPr>
+      </w:r>
+      <w:r>
+        <w:rPr>
+          <w:b/>
+          <w:lang w:val="ar_AE" w:bidi="ar_AE"/>
+        </w:rPr>
         <w:t>"</w:t>
       </w:r>
       <w:r>
@@ -2275,6 +2462,23 @@
           <w:b/>
           <w:lang w:val="ar_AE" w:bidi="ar_AE"/>
         </w:rPr>
+        <w:t>τοὺς ἀδελφοὺς</w:t>
+      </w:r>
+    </w:p>
+    <w:p>
+      <w:pPr>
+        <w:bidi/>
+      </w:pPr>
+      <w:r>
+        <w:rPr>
+          <w:lang w:val="ar_AE" w:bidi="ar_AE"/>
+        </w:rPr>
+      </w:r>
+      <w:r>
+        <w:rPr>
+          <w:b/>
+          <w:lang w:val="ar_AE" w:bidi="ar_AE"/>
+        </w:rPr>
         <w:t>"ٱلْإِخْوَةِ"</w:t>
       </w:r>
     </w:p>
@@ -2380,6 +2584,23 @@
           <w:b/>
           <w:lang w:val="ar_AE" w:bidi="ar_AE"/>
         </w:rPr>
+        <w:t>σου τῇ ἀγάπῃ</w:t>
+      </w:r>
+    </w:p>
+    <w:p>
+      <w:pPr>
+        <w:bidi/>
+      </w:pPr>
+      <w:r>
+        <w:rPr>
+          <w:lang w:val="ar_AE" w:bidi="ar_AE"/>
+        </w:rPr>
+      </w:r>
+      <w:r>
+        <w:rPr>
+          <w:b/>
+          <w:lang w:val="ar_AE" w:bidi="ar_AE"/>
+        </w:rPr>
         <w:t>"</w:t>
       </w:r>
       <w:r>
@@ -2499,6 +2720,23 @@
           <w:b/>
           <w:lang w:val="ar_AE" w:bidi="ar_AE"/>
         </w:rPr>
+        <w:t>προπέμψας</w:t>
+      </w:r>
+    </w:p>
+    <w:p>
+      <w:pPr>
+        <w:bidi/>
+      </w:pPr>
+      <w:r>
+        <w:rPr>
+          <w:lang w:val="ar_AE" w:bidi="ar_AE"/>
+        </w:rPr>
+      </w:r>
+      <w:r>
+        <w:rPr>
+          <w:b/>
+          <w:lang w:val="ar_AE" w:bidi="ar_AE"/>
+        </w:rPr>
         <w:t>"</w:t>
       </w:r>
       <w:r>
@@ -2618,6 +2856,23 @@
           <w:b/>
           <w:lang w:val="ar_AE" w:bidi="ar_AE"/>
         </w:rPr>
+        <w:t>οὓς καλῶς ποιήσεις, προπέμψας ἀξίως τοῦ Θεοῦ; ὑπὲρ γὰρ τοῦ ὀνόματος ἐξῆλθον, μηδὲν λαμβάνοντες ἀπὸ τῶν ἐθνικῶν</w:t>
+      </w:r>
+    </w:p>
+    <w:p>
+      <w:pPr>
+        <w:bidi/>
+      </w:pPr>
+      <w:r>
+        <w:rPr>
+          <w:lang w:val="ar_AE" w:bidi="ar_AE"/>
+        </w:rPr>
+      </w:r>
+      <w:r>
+        <w:rPr>
+          <w:b/>
+          <w:lang w:val="ar_AE" w:bidi="ar_AE"/>
+        </w:rPr>
         <w:t>"</w:t>
       </w:r>
       <w:r>
@@ -2738,6 +2993,23 @@
           <w:b/>
           <w:lang w:val="ar_AE" w:bidi="ar_AE"/>
         </w:rPr>
+        <w:t>ὑπὲρ &amp; τοῦ ὀνόματος</w:t>
+      </w:r>
+    </w:p>
+    <w:p>
+      <w:pPr>
+        <w:bidi/>
+      </w:pPr>
+      <w:r>
+        <w:rPr>
+          <w:lang w:val="ar_AE" w:bidi="ar_AE"/>
+        </w:rPr>
+      </w:r>
+      <w:r>
+        <w:rPr>
+          <w:b/>
+          <w:lang w:val="ar_AE" w:bidi="ar_AE"/>
+        </w:rPr>
         <w:t>"</w:t>
       </w:r>
       <w:r>
@@ -2857,6 +3129,23 @@
           <w:b/>
           <w:lang w:val="ar_AE" w:bidi="ar_AE"/>
         </w:rPr>
+        <w:t>μηδὲν λαμβάνοντες ἀπὸ τῶν ἐθνικῶν</w:t>
+      </w:r>
+    </w:p>
+    <w:p>
+      <w:pPr>
+        <w:bidi/>
+      </w:pPr>
+      <w:r>
+        <w:rPr>
+          <w:lang w:val="ar_AE" w:bidi="ar_AE"/>
+        </w:rPr>
+      </w:r>
+      <w:r>
+        <w:rPr>
+          <w:b/>
+          <w:lang w:val="ar_AE" w:bidi="ar_AE"/>
+        </w:rPr>
         <w:t>"</w:t>
       </w:r>
       <w:r>
@@ -2976,6 +3265,23 @@
           <w:b/>
           <w:lang w:val="ar_AE" w:bidi="ar_AE"/>
         </w:rPr>
+        <w:t>τῶν ἐθνικῶν</w:t>
+      </w:r>
+    </w:p>
+    <w:p>
+      <w:pPr>
+        <w:bidi/>
+      </w:pPr>
+      <w:r>
+        <w:rPr>
+          <w:lang w:val="ar_AE" w:bidi="ar_AE"/>
+        </w:rPr>
+      </w:r>
+      <w:r>
+        <w:rPr>
+          <w:b/>
+          <w:lang w:val="ar_AE" w:bidi="ar_AE"/>
+        </w:rPr>
         <w:t>"</w:t>
       </w:r>
       <w:r>
@@ -3095,6 +3401,23 @@
           <w:b/>
           <w:lang w:val="ar_AE" w:bidi="ar_AE"/>
         </w:rPr>
+        <w:t>οὖν</w:t>
+      </w:r>
+    </w:p>
+    <w:p>
+      <w:pPr>
+        <w:bidi/>
+      </w:pPr>
+      <w:r>
+        <w:rPr>
+          <w:lang w:val="ar_AE" w:bidi="ar_AE"/>
+        </w:rPr>
+      </w:r>
+      <w:r>
+        <w:rPr>
+          <w:b/>
+          <w:lang w:val="ar_AE" w:bidi="ar_AE"/>
+        </w:rPr>
         <w:t>"</w:t>
       </w:r>
       <w:r>
@@ -3227,6 +3550,23 @@
           <w:b/>
           <w:lang w:val="ar_AE" w:bidi="ar_AE"/>
         </w:rPr>
+        <w:t>ἡμεῖς &amp; ὀφείλομεν ὑπολαμβάνειν</w:t>
+      </w:r>
+    </w:p>
+    <w:p>
+      <w:pPr>
+        <w:bidi/>
+      </w:pPr>
+      <w:r>
+        <w:rPr>
+          <w:lang w:val="ar_AE" w:bidi="ar_AE"/>
+        </w:rPr>
+      </w:r>
+      <w:r>
+        <w:rPr>
+          <w:b/>
+          <w:lang w:val="ar_AE" w:bidi="ar_AE"/>
+        </w:rPr>
         <w:t>"</w:t>
       </w:r>
       <w:r>
@@ -3372,6 +3712,23 @@
           <w:b/>
           <w:lang w:val="ar_AE" w:bidi="ar_AE"/>
         </w:rPr>
+        <w:t>ἡμεῖς &amp; ὀφείλομεν</w:t>
+      </w:r>
+    </w:p>
+    <w:p>
+      <w:pPr>
+        <w:bidi/>
+      </w:pPr>
+      <w:r>
+        <w:rPr>
+          <w:lang w:val="ar_AE" w:bidi="ar_AE"/>
+        </w:rPr>
+      </w:r>
+      <w:r>
+        <w:rPr>
+          <w:b/>
+          <w:lang w:val="ar_AE" w:bidi="ar_AE"/>
+        </w:rPr>
         <w:t>"</w:t>
       </w:r>
       <w:r>
@@ -3504,6 +3861,23 @@
           <w:b/>
           <w:lang w:val="ar_AE" w:bidi="ar_AE"/>
         </w:rPr>
+        <w:t>ὑπολαμβάνειν</w:t>
+      </w:r>
+    </w:p>
+    <w:p>
+      <w:pPr>
+        <w:bidi/>
+      </w:pPr>
+      <w:r>
+        <w:rPr>
+          <w:lang w:val="ar_AE" w:bidi="ar_AE"/>
+        </w:rPr>
+      </w:r>
+      <w:r>
+        <w:rPr>
+          <w:b/>
+          <w:lang w:val="ar_AE" w:bidi="ar_AE"/>
+        </w:rPr>
         <w:t>"</w:t>
       </w:r>
       <w:r>
@@ -3610,6 +3984,23 @@
           <w:b/>
           <w:lang w:val="ar_AE" w:bidi="ar_AE"/>
         </w:rPr>
+        <w:t>ἵνα</w:t>
+      </w:r>
+    </w:p>
+    <w:p>
+      <w:pPr>
+        <w:bidi/>
+      </w:pPr>
+      <w:r>
+        <w:rPr>
+          <w:lang w:val="ar_AE" w:bidi="ar_AE"/>
+        </w:rPr>
+      </w:r>
+      <w:r>
+        <w:rPr>
+          <w:b/>
+          <w:lang w:val="ar_AE" w:bidi="ar_AE"/>
+        </w:rPr>
         <w:t>"</w:t>
       </w:r>
       <w:r>
@@ -3755,6 +4146,23 @@
           <w:b/>
           <w:lang w:val="ar_AE" w:bidi="ar_AE"/>
         </w:rPr>
+        <w:t>ἵνα συνεργοὶ γινώμεθα τῇ ἀληθείᾳ</w:t>
+      </w:r>
+    </w:p>
+    <w:p>
+      <w:pPr>
+        <w:bidi/>
+      </w:pPr>
+      <w:r>
+        <w:rPr>
+          <w:lang w:val="ar_AE" w:bidi="ar_AE"/>
+        </w:rPr>
+      </w:r>
+      <w:r>
+        <w:rPr>
+          <w:b/>
+          <w:lang w:val="ar_AE" w:bidi="ar_AE"/>
+        </w:rPr>
         <w:t>"</w:t>
       </w:r>
       <w:r>
@@ -3887,6 +4295,23 @@
           <w:b/>
           <w:lang w:val="ar_AE" w:bidi="ar_AE"/>
         </w:rPr>
+        <w:t>τῇ ἀληθείᾳ</w:t>
+      </w:r>
+    </w:p>
+    <w:p>
+      <w:pPr>
+        <w:bidi/>
+      </w:pPr>
+      <w:r>
+        <w:rPr>
+          <w:lang w:val="ar_AE" w:bidi="ar_AE"/>
+        </w:rPr>
+      </w:r>
+      <w:r>
+        <w:rPr>
+          <w:b/>
+          <w:lang w:val="ar_AE" w:bidi="ar_AE"/>
+        </w:rPr>
         <w:t>"</w:t>
       </w:r>
       <w:r>
@@ -4006,6 +4431,23 @@
           <w:b/>
           <w:lang w:val="ar_AE" w:bidi="ar_AE"/>
         </w:rPr>
+        <w:t>τι</w:t>
+      </w:r>
+    </w:p>
+    <w:p>
+      <w:pPr>
+        <w:bidi/>
+      </w:pPr>
+      <w:r>
+        <w:rPr>
+          <w:lang w:val="ar_AE" w:bidi="ar_AE"/>
+        </w:rPr>
+      </w:r>
+      <w:r>
+        <w:rPr>
+          <w:b/>
+          <w:lang w:val="ar_AE" w:bidi="ar_AE"/>
+        </w:rPr>
         <w:t>"</w:t>
       </w:r>
       <w:r>
@@ -4112,6 +4554,23 @@
           <w:b/>
           <w:lang w:val="ar_AE" w:bidi="ar_AE"/>
         </w:rPr>
+        <w:t>τῇ ἐκκλησίᾳ</w:t>
+      </w:r>
+    </w:p>
+    <w:p>
+      <w:pPr>
+        <w:bidi/>
+      </w:pPr>
+      <w:r>
+        <w:rPr>
+          <w:lang w:val="ar_AE" w:bidi="ar_AE"/>
+        </w:rPr>
+      </w:r>
+      <w:r>
+        <w:rPr>
+          <w:b/>
+          <w:lang w:val="ar_AE" w:bidi="ar_AE"/>
+        </w:rPr>
         <w:t>"</w:t>
       </w:r>
       <w:r>
@@ -4231,6 +4690,23 @@
           <w:b/>
           <w:lang w:val="ar_AE" w:bidi="ar_AE"/>
         </w:rPr>
+        <w:t>Διοτρέφης</w:t>
+      </w:r>
+    </w:p>
+    <w:p>
+      <w:pPr>
+        <w:bidi/>
+      </w:pPr>
+      <w:r>
+        <w:rPr>
+          <w:lang w:val="ar_AE" w:bidi="ar_AE"/>
+        </w:rPr>
+      </w:r>
+      <w:r>
+        <w:rPr>
+          <w:b/>
+          <w:lang w:val="ar_AE" w:bidi="ar_AE"/>
+        </w:rPr>
         <w:t>"</w:t>
       </w:r>
       <w:r>
@@ -4344,6 +4820,23 @@
           <w:b/>
           <w:lang w:val="ar_AE" w:bidi="ar_AE"/>
         </w:rPr>
+        <w:t>ὁ φιλοπρωτεύων αὐτῶν</w:t>
+      </w:r>
+    </w:p>
+    <w:p>
+      <w:pPr>
+        <w:bidi/>
+      </w:pPr>
+      <w:r>
+        <w:rPr>
+          <w:lang w:val="ar_AE" w:bidi="ar_AE"/>
+        </w:rPr>
+      </w:r>
+      <w:r>
+        <w:rPr>
+          <w:b/>
+          <w:lang w:val="ar_AE" w:bidi="ar_AE"/>
+        </w:rPr>
         <w:t>"</w:t>
       </w:r>
       <w:r>
@@ -4463,6 +4956,23 @@
           <w:b/>
           <w:lang w:val="ar_AE" w:bidi="ar_AE"/>
         </w:rPr>
+        <w:t>οὐκ ἐπιδέχεται ἡμᾶς</w:t>
+      </w:r>
+    </w:p>
+    <w:p>
+      <w:pPr>
+        <w:bidi/>
+      </w:pPr>
+      <w:r>
+        <w:rPr>
+          <w:lang w:val="ar_AE" w:bidi="ar_AE"/>
+        </w:rPr>
+      </w:r>
+      <w:r>
+        <w:rPr>
+          <w:b/>
+          <w:lang w:val="ar_AE" w:bidi="ar_AE"/>
+        </w:rPr>
         <w:t>"</w:t>
       </w:r>
       <w:r>
@@ -4595,6 +5105,23 @@
           <w:b/>
           <w:lang w:val="ar_AE" w:bidi="ar_AE"/>
         </w:rPr>
+        <w:t>ἡμᾶς</w:t>
+      </w:r>
+    </w:p>
+    <w:p>
+      <w:pPr>
+        <w:bidi/>
+      </w:pPr>
+      <w:r>
+        <w:rPr>
+          <w:lang w:val="ar_AE" w:bidi="ar_AE"/>
+        </w:rPr>
+      </w:r>
+      <w:r>
+        <w:rPr>
+          <w:b/>
+          <w:lang w:val="ar_AE" w:bidi="ar_AE"/>
+        </w:rPr>
         <w:t>"</w:t>
       </w:r>
       <w:r>
@@ -4714,6 +5241,23 @@
           <w:b/>
           <w:lang w:val="ar_AE" w:bidi="ar_AE"/>
         </w:rPr>
+        <w:t>διὰ τοῦτο</w:t>
+      </w:r>
+    </w:p>
+    <w:p>
+      <w:pPr>
+        <w:bidi/>
+      </w:pPr>
+      <w:r>
+        <w:rPr>
+          <w:lang w:val="ar_AE" w:bidi="ar_AE"/>
+        </w:rPr>
+      </w:r>
+      <w:r>
+        <w:rPr>
+          <w:b/>
+          <w:lang w:val="ar_AE" w:bidi="ar_AE"/>
+        </w:rPr>
         <w:t>"</w:t>
       </w:r>
       <w:r>
@@ -4833,6 +5377,23 @@
           <w:b/>
           <w:lang w:val="ar_AE" w:bidi="ar_AE"/>
         </w:rPr>
+        <w:t>ἐὰν ἔλθω</w:t>
+      </w:r>
+    </w:p>
+    <w:p>
+      <w:pPr>
+        <w:bidi/>
+      </w:pPr>
+      <w:r>
+        <w:rPr>
+          <w:lang w:val="ar_AE" w:bidi="ar_AE"/>
+        </w:rPr>
+      </w:r>
+      <w:r>
+        <w:rPr>
+          <w:b/>
+          <w:lang w:val="ar_AE" w:bidi="ar_AE"/>
+        </w:rPr>
         <w:t>"</w:t>
       </w:r>
       <w:r>
@@ -4939,6 +5500,23 @@
           <w:b/>
           <w:lang w:val="ar_AE" w:bidi="ar_AE"/>
         </w:rPr>
+        <w:t>ἔλθω</w:t>
+      </w:r>
+    </w:p>
+    <w:p>
+      <w:pPr>
+        <w:bidi/>
+      </w:pPr>
+      <w:r>
+        <w:rPr>
+          <w:lang w:val="ar_AE" w:bidi="ar_AE"/>
+        </w:rPr>
+      </w:r>
+      <w:r>
+        <w:rPr>
+          <w:b/>
+          <w:lang w:val="ar_AE" w:bidi="ar_AE"/>
+        </w:rPr>
         <w:t>"</w:t>
       </w:r>
       <w:r>
@@ -5058,6 +5636,23 @@
           <w:b/>
           <w:lang w:val="ar_AE" w:bidi="ar_AE"/>
         </w:rPr>
+        <w:t>λόγοις πονηροῖς φλυαρῶν ἡμᾶς</w:t>
+      </w:r>
+    </w:p>
+    <w:p>
+      <w:pPr>
+        <w:bidi/>
+      </w:pPr>
+      <w:r>
+        <w:rPr>
+          <w:lang w:val="ar_AE" w:bidi="ar_AE"/>
+        </w:rPr>
+      </w:r>
+      <w:r>
+        <w:rPr>
+          <w:b/>
+          <w:lang w:val="ar_AE" w:bidi="ar_AE"/>
+        </w:rPr>
         <w:t>"</w:t>
       </w:r>
       <w:r>
@@ -5203,6 +5798,23 @@
           <w:b/>
           <w:lang w:val="ar_AE" w:bidi="ar_AE"/>
         </w:rPr>
+        <w:t>μὴ ἀρκούμενος ἐπὶ τούτοις</w:t>
+      </w:r>
+    </w:p>
+    <w:p>
+      <w:pPr>
+        <w:bidi/>
+      </w:pPr>
+      <w:r>
+        <w:rPr>
+          <w:lang w:val="ar_AE" w:bidi="ar_AE"/>
+        </w:rPr>
+      </w:r>
+      <w:r>
+        <w:rPr>
+          <w:b/>
+          <w:lang w:val="ar_AE" w:bidi="ar_AE"/>
+        </w:rPr>
         <w:t>"</w:t>
       </w:r>
       <w:r>
@@ -5309,6 +5921,23 @@
           <w:b/>
           <w:lang w:val="ar_AE" w:bidi="ar_AE"/>
         </w:rPr>
+        <w:t>τοὺς ἀδελφοὺς</w:t>
+      </w:r>
+    </w:p>
+    <w:p>
+      <w:pPr>
+        <w:bidi/>
+      </w:pPr>
+      <w:r>
+        <w:rPr>
+          <w:lang w:val="ar_AE" w:bidi="ar_AE"/>
+        </w:rPr>
+      </w:r>
+      <w:r>
+        <w:rPr>
+          <w:b/>
+          <w:lang w:val="ar_AE" w:bidi="ar_AE"/>
+        </w:rPr>
         <w:t>"</w:t>
       </w:r>
       <w:r>
@@ -5428,6 +6057,23 @@
           <w:b/>
           <w:lang w:val="ar_AE" w:bidi="ar_AE"/>
         </w:rPr>
+        <w:t>καὶ τοὺς βουλομένους κωλύει</w:t>
+      </w:r>
+    </w:p>
+    <w:p>
+      <w:pPr>
+        <w:bidi/>
+      </w:pPr>
+      <w:r>
+        <w:rPr>
+          <w:lang w:val="ar_AE" w:bidi="ar_AE"/>
+        </w:rPr>
+      </w:r>
+      <w:r>
+        <w:rPr>
+          <w:b/>
+          <w:lang w:val="ar_AE" w:bidi="ar_AE"/>
+        </w:rPr>
         <w:t>"</w:t>
       </w:r>
       <w:r>
@@ -5534,6 +6180,23 @@
           <w:b/>
           <w:lang w:val="ar_AE" w:bidi="ar_AE"/>
         </w:rPr>
+        <w:t>μὴ μιμοῦ τὸ κακὸν, ἀλλὰ τὸ ἀγαθόν</w:t>
+      </w:r>
+    </w:p>
+    <w:p>
+      <w:pPr>
+        <w:bidi/>
+      </w:pPr>
+      <w:r>
+        <w:rPr>
+          <w:lang w:val="ar_AE" w:bidi="ar_AE"/>
+        </w:rPr>
+      </w:r>
+      <w:r>
+        <w:rPr>
+          <w:b/>
+          <w:lang w:val="ar_AE" w:bidi="ar_AE"/>
+        </w:rPr>
         <w:t>"</w:t>
       </w:r>
       <w:r>
@@ -5666,6 +6329,23 @@
           <w:b/>
           <w:lang w:val="ar_AE" w:bidi="ar_AE"/>
         </w:rPr>
+        <w:t>ἀλλὰ τὸ ἀγαθόν</w:t>
+      </w:r>
+    </w:p>
+    <w:p>
+      <w:pPr>
+        <w:bidi/>
+      </w:pPr>
+      <w:r>
+        <w:rPr>
+          <w:lang w:val="ar_AE" w:bidi="ar_AE"/>
+        </w:rPr>
+      </w:r>
+      <w:r>
+        <w:rPr>
+          <w:b/>
+          <w:lang w:val="ar_AE" w:bidi="ar_AE"/>
+        </w:rPr>
         <w:t>"</w:t>
       </w:r>
       <w:r>
@@ -5772,6 +6452,23 @@
           <w:b/>
           <w:lang w:val="ar_AE" w:bidi="ar_AE"/>
         </w:rPr>
+        <w:t>οὐχ ἑώρακεν τὸν Θεόν</w:t>
+      </w:r>
+    </w:p>
+    <w:p>
+      <w:pPr>
+        <w:bidi/>
+      </w:pPr>
+      <w:r>
+        <w:rPr>
+          <w:lang w:val="ar_AE" w:bidi="ar_AE"/>
+        </w:rPr>
+      </w:r>
+      <w:r>
+        <w:rPr>
+          <w:b/>
+          <w:lang w:val="ar_AE" w:bidi="ar_AE"/>
+        </w:rPr>
         <w:t>"</w:t>
       </w:r>
       <w:r>
@@ -5891,6 +6588,23 @@
           <w:b/>
           <w:lang w:val="ar_AE" w:bidi="ar_AE"/>
         </w:rPr>
+        <w:t>Δημητρίῳ μεμαρτύρηται ὑπὸ πάντων</w:t>
+      </w:r>
+    </w:p>
+    <w:p>
+      <w:pPr>
+        <w:bidi/>
+      </w:pPr>
+      <w:r>
+        <w:rPr>
+          <w:lang w:val="ar_AE" w:bidi="ar_AE"/>
+        </w:rPr>
+      </w:r>
+      <w:r>
+        <w:rPr>
+          <w:b/>
+          <w:lang w:val="ar_AE" w:bidi="ar_AE"/>
+        </w:rPr>
         <w:t>"</w:t>
       </w:r>
       <w:r>
@@ -5997,6 +6711,23 @@
           <w:b/>
           <w:lang w:val="ar_AE" w:bidi="ar_AE"/>
         </w:rPr>
+        <w:t>Δημητρίῳ</w:t>
+      </w:r>
+    </w:p>
+    <w:p>
+      <w:pPr>
+        <w:bidi/>
+      </w:pPr>
+      <w:r>
+        <w:rPr>
+          <w:lang w:val="ar_AE" w:bidi="ar_AE"/>
+        </w:rPr>
+      </w:r>
+      <w:r>
+        <w:rPr>
+          <w:b/>
+          <w:lang w:val="ar_AE" w:bidi="ar_AE"/>
+        </w:rPr>
         <w:t>"</w:t>
       </w:r>
       <w:r>
@@ -6109,6 +6840,23 @@
           <w:b/>
           <w:lang w:val="ar_AE" w:bidi="ar_AE"/>
         </w:rPr>
+        <w:t>ὑπὸ πάντων</w:t>
+      </w:r>
+    </w:p>
+    <w:p>
+      <w:pPr>
+        <w:bidi/>
+      </w:pPr>
+      <w:r>
+        <w:rPr>
+          <w:lang w:val="ar_AE" w:bidi="ar_AE"/>
+        </w:rPr>
+      </w:r>
+      <w:r>
+        <w:rPr>
+          <w:b/>
+          <w:lang w:val="ar_AE" w:bidi="ar_AE"/>
+        </w:rPr>
         <w:t>"</w:t>
       </w:r>
       <w:r>
@@ -6228,6 +6976,23 @@
           <w:b/>
           <w:lang w:val="ar_AE" w:bidi="ar_AE"/>
         </w:rPr>
+        <w:t>καὶ ὑπὸ αὐτῆς τῆς ἀληθείας</w:t>
+      </w:r>
+    </w:p>
+    <w:p>
+      <w:pPr>
+        <w:bidi/>
+      </w:pPr>
+      <w:r>
+        <w:rPr>
+          <w:lang w:val="ar_AE" w:bidi="ar_AE"/>
+        </w:rPr>
+      </w:r>
+      <w:r>
+        <w:rPr>
+          <w:b/>
+          <w:lang w:val="ar_AE" w:bidi="ar_AE"/>
+        </w:rPr>
         <w:t>"</w:t>
       </w:r>
       <w:r>
@@ -6334,6 +7099,23 @@
           <w:b/>
           <w:lang w:val="ar_AE" w:bidi="ar_AE"/>
         </w:rPr>
+        <w:t>ὑπὸ αὐτῆς τῆς ἀληθείας</w:t>
+      </w:r>
+    </w:p>
+    <w:p>
+      <w:pPr>
+        <w:bidi/>
+      </w:pPr>
+      <w:r>
+        <w:rPr>
+          <w:lang w:val="ar_AE" w:bidi="ar_AE"/>
+        </w:rPr>
+      </w:r>
+      <w:r>
+        <w:rPr>
+          <w:b/>
+          <w:lang w:val="ar_AE" w:bidi="ar_AE"/>
+        </w:rPr>
         <w:t>"</w:t>
       </w:r>
       <w:r>
@@ -6453,6 +7235,23 @@
           <w:b/>
           <w:lang w:val="ar_AE" w:bidi="ar_AE"/>
         </w:rPr>
+        <w:t>ὑπὸ αὐτῆς τῆς ἀληθείας</w:t>
+      </w:r>
+    </w:p>
+    <w:p>
+      <w:pPr>
+        <w:bidi/>
+      </w:pPr>
+      <w:r>
+        <w:rPr>
+          <w:lang w:val="ar_AE" w:bidi="ar_AE"/>
+        </w:rPr>
+      </w:r>
+      <w:r>
+        <w:rPr>
+          <w:b/>
+          <w:lang w:val="ar_AE" w:bidi="ar_AE"/>
+        </w:rPr>
         <w:t>"</w:t>
       </w:r>
       <w:r>
@@ -6572,6 +7371,23 @@
           <w:b/>
           <w:lang w:val="ar_AE" w:bidi="ar_AE"/>
         </w:rPr>
+        <w:t>καὶ ἡμεῖς &amp; μαρτυροῦμεν</w:t>
+      </w:r>
+    </w:p>
+    <w:p>
+      <w:pPr>
+        <w:bidi/>
+      </w:pPr>
+      <w:r>
+        <w:rPr>
+          <w:lang w:val="ar_AE" w:bidi="ar_AE"/>
+        </w:rPr>
+      </w:r>
+      <w:r>
+        <w:rPr>
+          <w:b/>
+          <w:lang w:val="ar_AE" w:bidi="ar_AE"/>
+        </w:rPr>
         <w:t>"</w:t>
       </w:r>
       <w:r>
@@ -6717,6 +7533,23 @@
           <w:b/>
           <w:lang w:val="ar_AE" w:bidi="ar_AE"/>
         </w:rPr>
+        <w:t>ἡμεῖς &amp; μαρτυροῦμεν &amp; ἡμῶν</w:t>
+      </w:r>
+    </w:p>
+    <w:p>
+      <w:pPr>
+        <w:bidi/>
+      </w:pPr>
+      <w:r>
+        <w:rPr>
+          <w:lang w:val="ar_AE" w:bidi="ar_AE"/>
+        </w:rPr>
+      </w:r>
+      <w:r>
+        <w:rPr>
+          <w:b/>
+          <w:lang w:val="ar_AE" w:bidi="ar_AE"/>
+        </w:rPr>
         <w:t>"</w:t>
       </w:r>
       <w:r>
@@ -6877,6 +7710,23 @@
           <w:b/>
           <w:lang w:val="ar_AE" w:bidi="ar_AE"/>
         </w:rPr>
+        <w:t>διὰ μέλανος καὶ καλάμου</w:t>
+      </w:r>
+    </w:p>
+    <w:p>
+      <w:pPr>
+        <w:bidi/>
+      </w:pPr>
+      <w:r>
+        <w:rPr>
+          <w:lang w:val="ar_AE" w:bidi="ar_AE"/>
+        </w:rPr>
+      </w:r>
+      <w:r>
+        <w:rPr>
+          <w:b/>
+          <w:lang w:val="ar_AE" w:bidi="ar_AE"/>
+        </w:rPr>
         <w:t>"</w:t>
       </w:r>
       <w:r>
@@ -6996,6 +7846,23 @@
           <w:b/>
           <w:lang w:val="ar_AE" w:bidi="ar_AE"/>
         </w:rPr>
+        <w:t>στόμα πρὸς στόμα</w:t>
+      </w:r>
+    </w:p>
+    <w:p>
+      <w:pPr>
+        <w:bidi/>
+      </w:pPr>
+      <w:r>
+        <w:rPr>
+          <w:lang w:val="ar_AE" w:bidi="ar_AE"/>
+        </w:rPr>
+      </w:r>
+      <w:r>
+        <w:rPr>
+          <w:b/>
+          <w:lang w:val="ar_AE" w:bidi="ar_AE"/>
+        </w:rPr>
         <w:t>"</w:t>
       </w:r>
       <w:r>
@@ -7115,6 +7982,23 @@
           <w:b/>
           <w:lang w:val="ar_AE" w:bidi="ar_AE"/>
         </w:rPr>
+        <w:t>εἰρήνη σοι</w:t>
+      </w:r>
+    </w:p>
+    <w:p>
+      <w:pPr>
+        <w:bidi/>
+      </w:pPr>
+      <w:r>
+        <w:rPr>
+          <w:lang w:val="ar_AE" w:bidi="ar_AE"/>
+        </w:rPr>
+      </w:r>
+      <w:r>
+        <w:rPr>
+          <w:b/>
+          <w:lang w:val="ar_AE" w:bidi="ar_AE"/>
+        </w:rPr>
         <w:t>"</w:t>
       </w:r>
       <w:r>
@@ -7221,6 +8105,23 @@
           <w:b/>
           <w:lang w:val="ar_AE" w:bidi="ar_AE"/>
         </w:rPr>
+        <w:t>εἰρήνη σοι</w:t>
+      </w:r>
+    </w:p>
+    <w:p>
+      <w:pPr>
+        <w:bidi/>
+      </w:pPr>
+      <w:r>
+        <w:rPr>
+          <w:lang w:val="ar_AE" w:bidi="ar_AE"/>
+        </w:rPr>
+      </w:r>
+      <w:r>
+        <w:rPr>
+          <w:b/>
+          <w:lang w:val="ar_AE" w:bidi="ar_AE"/>
+        </w:rPr>
         <w:t>"</w:t>
       </w:r>
       <w:r>
@@ -7340,6 +8241,23 @@
           <w:b/>
           <w:lang w:val="ar_AE" w:bidi="ar_AE"/>
         </w:rPr>
+        <w:t>ἀσπάζονταί σε οἱ φίλοι</w:t>
+      </w:r>
+    </w:p>
+    <w:p>
+      <w:pPr>
+        <w:bidi/>
+      </w:pPr>
+      <w:r>
+        <w:rPr>
+          <w:lang w:val="ar_AE" w:bidi="ar_AE"/>
+        </w:rPr>
+      </w:r>
+      <w:r>
+        <w:rPr>
+          <w:b/>
+          <w:lang w:val="ar_AE" w:bidi="ar_AE"/>
+        </w:rPr>
         <w:t>"</w:t>
       </w:r>
       <w:r>
@@ -7459,6 +8377,23 @@
           <w:b/>
           <w:lang w:val="ar_AE" w:bidi="ar_AE"/>
         </w:rPr>
+        <w:t>ἀσπάζου τοὺς φίλους</w:t>
+      </w:r>
+    </w:p>
+    <w:p>
+      <w:pPr>
+        <w:bidi/>
+      </w:pPr>
+      <w:r>
+        <w:rPr>
+          <w:lang w:val="ar_AE" w:bidi="ar_AE"/>
+        </w:rPr>
+      </w:r>
+      <w:r>
+        <w:rPr>
+          <w:b/>
+          <w:lang w:val="ar_AE" w:bidi="ar_AE"/>
+        </w:rPr>
         <w:t>"</w:t>
       </w:r>
       <w:r>
@@ -7562,6 +8497,23 @@
         <w:rPr>
           <w:lang w:val="ar_AE" w:bidi="ar_AE"/>
         </w:rPr>
+      </w:r>
+    </w:p>
+    <w:p>
+      <w:pPr>
+        <w:bidi/>
+      </w:pPr>
+      <w:r>
+        <w:rPr>
+          <w:lang w:val="ar_AE" w:bidi="ar_AE"/>
+        </w:rPr>
+      </w:r>
+      <w:r>
+        <w:rPr>
+          <w:b/>
+          <w:lang w:val="ar_AE" w:bidi="ar_AE"/>
+        </w:rPr>
+        <w:t>κατ’ ὄνομα</w:t>
       </w:r>
     </w:p>
     <w:p>

--- a/arb/docx/64.content.docx
+++ b/arb/docx/64.content.docx
@@ -32,51 +32,16 @@
     </w:p>
     <w:p>
       <w:pPr>
-        <w:pStyle w:val="Heading2"/>
-        <w:bidi/>
-      </w:pPr>
-      <w:r>
-        <w:rPr>
-          <w:lang w:val="ar_AE" w:bidi="ar_AE"/>
-        </w:rPr>
-        <w:t>License Information</w:t>
-      </w:r>
-      <w:r>
-        <w:rPr>
-          <w:lang w:val="ar_AE" w:bidi="ar_AE"/>
-        </w:rPr>
-      </w:r>
-    </w:p>
-    <w:p>
-      <w:pPr>
-        <w:bidi/>
-      </w:pPr>
-      <w:r>
-        <w:rPr>
-          <w:lang w:val="ar_AE" w:bidi="ar_AE"/>
-        </w:rPr>
-      </w:r>
-      <w:r>
-        <w:rPr>
-          <w:b/>
-          <w:lang w:val="ar_AE" w:bidi="ar_AE"/>
-        </w:rPr>
-        <w:t>ملاحظات الترجمة (كلمة متكشفة)</w:t>
-      </w:r>
-      <w:r>
-        <w:rPr>
-          <w:lang w:val="ar_AE" w:bidi="ar_AE"/>
-        </w:rPr>
-        <w:t xml:space="preserve"> (Arabic) is based on</w:t>
-      </w:r>
-      <w:r>
-        <w:rPr>
-          <w:lang w:val="ar_AE" w:bidi="ar_AE"/>
-        </w:rPr>
-        <w:t xml:space="preserve">: </w:t>
-      </w:r>
-      <w:r>
-        <w:rPr>
+        <w:bidi/>
+      </w:pPr>
+      <w:r>
+        <w:rPr>
+          <w:lang w:val="ar_AE" w:bidi="ar_AE"/>
+        </w:rPr>
+      </w:r>
+      <w:r>
+        <w:rPr>
+          <w:b/>
           <w:lang w:val="ar_AE" w:bidi="ar_AE"/>
         </w:rPr>
         <w:t>unfoldingWord® Translation Notes</w:t>
@@ -85,64 +50,31 @@
         <w:rPr>
           <w:lang w:val="ar_AE" w:bidi="ar_AE"/>
         </w:rPr>
-        <w:t xml:space="preserve">, </w:t>
-      </w:r>
-      <w:hyperlink r:id="rId13">
-        <w:r>
-          <w:rPr>
-            <w:lang w:val="ar_AE" w:bidi="ar_AE"/>
-          </w:rPr>
-          <w:rPr>
-            <w:color w:val="0000EE"/>
-            <w:u w:val="single"/>
-          </w:rPr>
-          <w:t>unfoldingWord</w:t>
-        </w:r>
-      </w:hyperlink>
-      <w:r>
-        <w:rPr>
-          <w:lang w:val="ar_AE" w:bidi="ar_AE"/>
-        </w:rPr>
-        <w:t xml:space="preserve">, 2022, which is licensed under a </w:t>
-      </w:r>
-      <w:hyperlink r:id="rId14">
-        <w:r>
-          <w:rPr>
-            <w:lang w:val="ar_AE" w:bidi="ar_AE"/>
-          </w:rPr>
-          <w:rPr>
-            <w:color w:val="0000EE"/>
-            <w:u w:val="single"/>
-          </w:rPr>
-          <w:t>CC BY-SA 4.0 license</w:t>
-        </w:r>
-      </w:hyperlink>
-      <w:r>
-        <w:rPr>
-          <w:lang w:val="ar_AE" w:bidi="ar_AE"/>
-        </w:rPr>
-        <w:t>.</w:t>
-      </w:r>
-      <w:r>
-        <w:rPr>
-          <w:lang w:val="ar_AE" w:bidi="ar_AE"/>
-        </w:rPr>
-      </w:r>
-    </w:p>
-    <w:p>
-      <w:pPr>
-        <w:bidi/>
-      </w:pPr>
-      <w:r>
-        <w:rPr>
-          <w:lang w:val="ar_AE" w:bidi="ar_AE"/>
-        </w:rPr>
-      </w:r>
-      <w:r>
-        <w:rPr>
-          <w:lang w:val="ar_AE" w:bidi="ar_AE"/>
-        </w:rPr>
-        <w:t>This PDF version is provided under the same license.</w:t>
+        <w:t xml:space="preserve"> © 2022 unfoldingWord. Released under CC BY-SA 4.0 license. </w:t>
+      </w:r>
+      <w:r>
+        <w:rPr>
+          <w:lang w:val="ar_AE" w:bidi="ar_AE"/>
+        </w:rPr>
+        <w:t>unfoldingWord® Translation Notes</w:t>
+      </w:r>
+      <w:r>
+        <w:rPr>
+          <w:lang w:val="ar_AE" w:bidi="ar_AE"/>
+        </w:rPr>
+        <w:t xml:space="preserve"> has been adapted in the following languages: Tok Pisin, Arabic (عربي), French (Français), Hindi (हिंदी), Indonesian (Bahasa Indonesia), Portuguese (Português), Russian (Русский), Spanish (Español), Swahili (Kiswahili), and Simplified Chinese (简体中文) from </w:t>
+      </w:r>
+      <w:r>
+        <w:rPr>
+          <w:lang w:val="ar_AE" w:bidi="ar_AE"/>
+        </w:rPr>
+        <w:t>unfoldingWord® Translation Notes</w:t>
+      </w:r>
+      <w:r>
+        <w:rPr>
+          <w:lang w:val="ar_AE" w:bidi="ar_AE"/>
+        </w:rPr>
+        <w:t xml:space="preserve"> © 2022 unfoldingWord. Released under CC BY-SA 4.0 license by Mission Mutual</w:t>
       </w:r>
       <w:r>
         <w:rPr>
@@ -904,23 +836,6 @@
           <w:b/>
           <w:lang w:val="ar_AE" w:bidi="ar_AE"/>
         </w:rPr>
-        <w:t>ὁ πρεσβύτερος</w:t>
-      </w:r>
-    </w:p>
-    <w:p>
-      <w:pPr>
-        <w:bidi/>
-      </w:pPr>
-      <w:r>
-        <w:rPr>
-          <w:lang w:val="ar_AE" w:bidi="ar_AE"/>
-        </w:rPr>
-      </w:r>
-      <w:r>
-        <w:rPr>
-          <w:b/>
-          <w:lang w:val="ar_AE" w:bidi="ar_AE"/>
-        </w:rPr>
         <w:t>"</w:t>
       </w:r>
       <w:r>
@@ -1053,23 +968,6 @@
           <w:b/>
           <w:lang w:val="ar_AE" w:bidi="ar_AE"/>
         </w:rPr>
-        <w:t>Γαΐῳ</w:t>
-      </w:r>
-    </w:p>
-    <w:p>
-      <w:pPr>
-        <w:bidi/>
-      </w:pPr>
-      <w:r>
-        <w:rPr>
-          <w:lang w:val="ar_AE" w:bidi="ar_AE"/>
-        </w:rPr>
-      </w:r>
-      <w:r>
-        <w:rPr>
-          <w:b/>
-          <w:lang w:val="ar_AE" w:bidi="ar_AE"/>
-        </w:rPr>
         <w:t>"</w:t>
       </w:r>
       <w:r>
@@ -1197,23 +1095,6 @@
           <w:b/>
           <w:lang w:val="ar_AE" w:bidi="ar_AE"/>
         </w:rPr>
-        <w:t>ὃν ἐγὼ ἀγαπῶ ἐν ἀληθείᾳ</w:t>
-      </w:r>
-    </w:p>
-    <w:p>
-      <w:pPr>
-        <w:bidi/>
-      </w:pPr>
-      <w:r>
-        <w:rPr>
-          <w:lang w:val="ar_AE" w:bidi="ar_AE"/>
-        </w:rPr>
-      </w:r>
-      <w:r>
-        <w:rPr>
-          <w:b/>
-          <w:lang w:val="ar_AE" w:bidi="ar_AE"/>
-        </w:rPr>
         <w:t>"</w:t>
       </w:r>
       <w:r>
@@ -1333,23 +1214,6 @@
           <w:b/>
           <w:lang w:val="ar_AE" w:bidi="ar_AE"/>
         </w:rPr>
-        <w:t>γὰρ</w:t>
-      </w:r>
-    </w:p>
-    <w:p>
-      <w:pPr>
-        <w:bidi/>
-      </w:pPr>
-      <w:r>
-        <w:rPr>
-          <w:lang w:val="ar_AE" w:bidi="ar_AE"/>
-        </w:rPr>
-      </w:r>
-      <w:r>
-        <w:rPr>
-          <w:b/>
-          <w:lang w:val="ar_AE" w:bidi="ar_AE"/>
-        </w:rPr>
         <w:t>"</w:t>
       </w:r>
       <w:r>
@@ -1469,23 +1333,6 @@
           <w:b/>
           <w:lang w:val="ar_AE" w:bidi="ar_AE"/>
         </w:rPr>
-        <w:t>ἀδελφῶν</w:t>
-      </w:r>
-    </w:p>
-    <w:p>
-      <w:pPr>
-        <w:bidi/>
-      </w:pPr>
-      <w:r>
-        <w:rPr>
-          <w:lang w:val="ar_AE" w:bidi="ar_AE"/>
-        </w:rPr>
-      </w:r>
-      <w:r>
-        <w:rPr>
-          <w:b/>
-          <w:lang w:val="ar_AE" w:bidi="ar_AE"/>
-        </w:rPr>
         <w:t>"</w:t>
       </w:r>
       <w:r>
@@ -1618,23 +1465,6 @@
           <w:b/>
           <w:lang w:val="ar_AE" w:bidi="ar_AE"/>
         </w:rPr>
-        <w:t>σὺ ἐν ἀληθείᾳ περιπατεῖς</w:t>
-      </w:r>
-    </w:p>
-    <w:p>
-      <w:pPr>
-        <w:bidi/>
-      </w:pPr>
-      <w:r>
-        <w:rPr>
-          <w:lang w:val="ar_AE" w:bidi="ar_AE"/>
-        </w:rPr>
-      </w:r>
-      <w:r>
-        <w:rPr>
-          <w:b/>
-          <w:lang w:val="ar_AE" w:bidi="ar_AE"/>
-        </w:rPr>
         <w:t>"</w:t>
       </w:r>
       <w:r>
@@ -1754,23 +1584,6 @@
           <w:b/>
           <w:lang w:val="ar_AE" w:bidi="ar_AE"/>
         </w:rPr>
-        <w:t>ἀληθείᾳ &amp; ἀληθείᾳ</w:t>
-      </w:r>
-    </w:p>
-    <w:p>
-      <w:pPr>
-        <w:bidi/>
-      </w:pPr>
-      <w:r>
-        <w:rPr>
-          <w:lang w:val="ar_AE" w:bidi="ar_AE"/>
-        </w:rPr>
-      </w:r>
-      <w:r>
-        <w:rPr>
-          <w:b/>
-          <w:lang w:val="ar_AE" w:bidi="ar_AE"/>
-        </w:rPr>
         <w:t>"</w:t>
       </w:r>
       <w:r>
@@ -1918,23 +1731,6 @@
           <w:b/>
           <w:lang w:val="ar_AE" w:bidi="ar_AE"/>
         </w:rPr>
-        <w:t>μειζοτέραν &amp; οὐκ ἔχω χαράν</w:t>
-      </w:r>
-    </w:p>
-    <w:p>
-      <w:pPr>
-        <w:bidi/>
-      </w:pPr>
-      <w:r>
-        <w:rPr>
-          <w:lang w:val="ar_AE" w:bidi="ar_AE"/>
-        </w:rPr>
-      </w:r>
-      <w:r>
-        <w:rPr>
-          <w:b/>
-          <w:lang w:val="ar_AE" w:bidi="ar_AE"/>
-        </w:rPr>
         <w:t>"</w:t>
       </w:r>
       <w:r>
@@ -2054,23 +1850,6 @@
           <w:b/>
           <w:lang w:val="ar_AE" w:bidi="ar_AE"/>
         </w:rPr>
-        <w:t>τὰ ἐμὰ τέκνα</w:t>
-      </w:r>
-    </w:p>
-    <w:p>
-      <w:pPr>
-        <w:bidi/>
-      </w:pPr>
-      <w:r>
-        <w:rPr>
-          <w:lang w:val="ar_AE" w:bidi="ar_AE"/>
-        </w:rPr>
-      </w:r>
-      <w:r>
-        <w:rPr>
-          <w:b/>
-          <w:lang w:val="ar_AE" w:bidi="ar_AE"/>
-        </w:rPr>
         <w:t>"</w:t>
       </w:r>
       <w:r>
@@ -2190,23 +1969,6 @@
           <w:b/>
           <w:lang w:val="ar_AE" w:bidi="ar_AE"/>
         </w:rPr>
-        <w:t>ἐν τῇ ἀληθείᾳ περιπατοῦντα</w:t>
-      </w:r>
-    </w:p>
-    <w:p>
-      <w:pPr>
-        <w:bidi/>
-      </w:pPr>
-      <w:r>
-        <w:rPr>
-          <w:lang w:val="ar_AE" w:bidi="ar_AE"/>
-        </w:rPr>
-      </w:r>
-      <w:r>
-        <w:rPr>
-          <w:b/>
-          <w:lang w:val="ar_AE" w:bidi="ar_AE"/>
-        </w:rPr>
         <w:t>"</w:t>
       </w:r>
       <w:r>
@@ -2326,23 +2088,6 @@
           <w:b/>
           <w:lang w:val="ar_AE" w:bidi="ar_AE"/>
         </w:rPr>
-        <w:t>ἐν τῇ ἀληθείᾳ</w:t>
-      </w:r>
-    </w:p>
-    <w:p>
-      <w:pPr>
-        <w:bidi/>
-      </w:pPr>
-      <w:r>
-        <w:rPr>
-          <w:lang w:val="ar_AE" w:bidi="ar_AE"/>
-        </w:rPr>
-      </w:r>
-      <w:r>
-        <w:rPr>
-          <w:b/>
-          <w:lang w:val="ar_AE" w:bidi="ar_AE"/>
-        </w:rPr>
         <w:t>"</w:t>
       </w:r>
       <w:r>
@@ -2462,23 +2207,6 @@
           <w:b/>
           <w:lang w:val="ar_AE" w:bidi="ar_AE"/>
         </w:rPr>
-        <w:t>τοὺς ἀδελφοὺς</w:t>
-      </w:r>
-    </w:p>
-    <w:p>
-      <w:pPr>
-        <w:bidi/>
-      </w:pPr>
-      <w:r>
-        <w:rPr>
-          <w:lang w:val="ar_AE" w:bidi="ar_AE"/>
-        </w:rPr>
-      </w:r>
-      <w:r>
-        <w:rPr>
-          <w:b/>
-          <w:lang w:val="ar_AE" w:bidi="ar_AE"/>
-        </w:rPr>
         <w:t>"ٱلْإِخْوَةِ"</w:t>
       </w:r>
     </w:p>
@@ -2584,23 +2312,6 @@
           <w:b/>
           <w:lang w:val="ar_AE" w:bidi="ar_AE"/>
         </w:rPr>
-        <w:t>σου τῇ ἀγάπῃ</w:t>
-      </w:r>
-    </w:p>
-    <w:p>
-      <w:pPr>
-        <w:bidi/>
-      </w:pPr>
-      <w:r>
-        <w:rPr>
-          <w:lang w:val="ar_AE" w:bidi="ar_AE"/>
-        </w:rPr>
-      </w:r>
-      <w:r>
-        <w:rPr>
-          <w:b/>
-          <w:lang w:val="ar_AE" w:bidi="ar_AE"/>
-        </w:rPr>
         <w:t>"</w:t>
       </w:r>
       <w:r>
@@ -2720,23 +2431,6 @@
           <w:b/>
           <w:lang w:val="ar_AE" w:bidi="ar_AE"/>
         </w:rPr>
-        <w:t>προπέμψας</w:t>
-      </w:r>
-    </w:p>
-    <w:p>
-      <w:pPr>
-        <w:bidi/>
-      </w:pPr>
-      <w:r>
-        <w:rPr>
-          <w:lang w:val="ar_AE" w:bidi="ar_AE"/>
-        </w:rPr>
-      </w:r>
-      <w:r>
-        <w:rPr>
-          <w:b/>
-          <w:lang w:val="ar_AE" w:bidi="ar_AE"/>
-        </w:rPr>
         <w:t>"</w:t>
       </w:r>
       <w:r>
@@ -2856,23 +2550,6 @@
           <w:b/>
           <w:lang w:val="ar_AE" w:bidi="ar_AE"/>
         </w:rPr>
-        <w:t>οὓς καλῶς ποιήσεις, προπέμψας ἀξίως τοῦ Θεοῦ; ὑπὲρ γὰρ τοῦ ὀνόματος ἐξῆλθον, μηδὲν λαμβάνοντες ἀπὸ τῶν ἐθνικῶν</w:t>
-      </w:r>
-    </w:p>
-    <w:p>
-      <w:pPr>
-        <w:bidi/>
-      </w:pPr>
-      <w:r>
-        <w:rPr>
-          <w:lang w:val="ar_AE" w:bidi="ar_AE"/>
-        </w:rPr>
-      </w:r>
-      <w:r>
-        <w:rPr>
-          <w:b/>
-          <w:lang w:val="ar_AE" w:bidi="ar_AE"/>
-        </w:rPr>
         <w:t>"</w:t>
       </w:r>
       <w:r>
@@ -2993,23 +2670,6 @@
           <w:b/>
           <w:lang w:val="ar_AE" w:bidi="ar_AE"/>
         </w:rPr>
-        <w:t>ὑπὲρ &amp; τοῦ ὀνόματος</w:t>
-      </w:r>
-    </w:p>
-    <w:p>
-      <w:pPr>
-        <w:bidi/>
-      </w:pPr>
-      <w:r>
-        <w:rPr>
-          <w:lang w:val="ar_AE" w:bidi="ar_AE"/>
-        </w:rPr>
-      </w:r>
-      <w:r>
-        <w:rPr>
-          <w:b/>
-          <w:lang w:val="ar_AE" w:bidi="ar_AE"/>
-        </w:rPr>
         <w:t>"</w:t>
       </w:r>
       <w:r>
@@ -3129,23 +2789,6 @@
           <w:b/>
           <w:lang w:val="ar_AE" w:bidi="ar_AE"/>
         </w:rPr>
-        <w:t>μηδὲν λαμβάνοντες ἀπὸ τῶν ἐθνικῶν</w:t>
-      </w:r>
-    </w:p>
-    <w:p>
-      <w:pPr>
-        <w:bidi/>
-      </w:pPr>
-      <w:r>
-        <w:rPr>
-          <w:lang w:val="ar_AE" w:bidi="ar_AE"/>
-        </w:rPr>
-      </w:r>
-      <w:r>
-        <w:rPr>
-          <w:b/>
-          <w:lang w:val="ar_AE" w:bidi="ar_AE"/>
-        </w:rPr>
         <w:t>"</w:t>
       </w:r>
       <w:r>
@@ -3265,23 +2908,6 @@
           <w:b/>
           <w:lang w:val="ar_AE" w:bidi="ar_AE"/>
         </w:rPr>
-        <w:t>τῶν ἐθνικῶν</w:t>
-      </w:r>
-    </w:p>
-    <w:p>
-      <w:pPr>
-        <w:bidi/>
-      </w:pPr>
-      <w:r>
-        <w:rPr>
-          <w:lang w:val="ar_AE" w:bidi="ar_AE"/>
-        </w:rPr>
-      </w:r>
-      <w:r>
-        <w:rPr>
-          <w:b/>
-          <w:lang w:val="ar_AE" w:bidi="ar_AE"/>
-        </w:rPr>
         <w:t>"</w:t>
       </w:r>
       <w:r>
@@ -3401,23 +3027,6 @@
           <w:b/>
           <w:lang w:val="ar_AE" w:bidi="ar_AE"/>
         </w:rPr>
-        <w:t>οὖν</w:t>
-      </w:r>
-    </w:p>
-    <w:p>
-      <w:pPr>
-        <w:bidi/>
-      </w:pPr>
-      <w:r>
-        <w:rPr>
-          <w:lang w:val="ar_AE" w:bidi="ar_AE"/>
-        </w:rPr>
-      </w:r>
-      <w:r>
-        <w:rPr>
-          <w:b/>
-          <w:lang w:val="ar_AE" w:bidi="ar_AE"/>
-        </w:rPr>
         <w:t>"</w:t>
       </w:r>
       <w:r>
@@ -3550,23 +3159,6 @@
           <w:b/>
           <w:lang w:val="ar_AE" w:bidi="ar_AE"/>
         </w:rPr>
-        <w:t>ἡμεῖς &amp; ὀφείλομεν ὑπολαμβάνειν</w:t>
-      </w:r>
-    </w:p>
-    <w:p>
-      <w:pPr>
-        <w:bidi/>
-      </w:pPr>
-      <w:r>
-        <w:rPr>
-          <w:lang w:val="ar_AE" w:bidi="ar_AE"/>
-        </w:rPr>
-      </w:r>
-      <w:r>
-        <w:rPr>
-          <w:b/>
-          <w:lang w:val="ar_AE" w:bidi="ar_AE"/>
-        </w:rPr>
         <w:t>"</w:t>
       </w:r>
       <w:r>
@@ -3712,23 +3304,6 @@
           <w:b/>
           <w:lang w:val="ar_AE" w:bidi="ar_AE"/>
         </w:rPr>
-        <w:t>ἡμεῖς &amp; ὀφείλομεν</w:t>
-      </w:r>
-    </w:p>
-    <w:p>
-      <w:pPr>
-        <w:bidi/>
-      </w:pPr>
-      <w:r>
-        <w:rPr>
-          <w:lang w:val="ar_AE" w:bidi="ar_AE"/>
-        </w:rPr>
-      </w:r>
-      <w:r>
-        <w:rPr>
-          <w:b/>
-          <w:lang w:val="ar_AE" w:bidi="ar_AE"/>
-        </w:rPr>
         <w:t>"</w:t>
       </w:r>
       <w:r>
@@ -3861,23 +3436,6 @@
           <w:b/>
           <w:lang w:val="ar_AE" w:bidi="ar_AE"/>
         </w:rPr>
-        <w:t>ὑπολαμβάνειν</w:t>
-      </w:r>
-    </w:p>
-    <w:p>
-      <w:pPr>
-        <w:bidi/>
-      </w:pPr>
-      <w:r>
-        <w:rPr>
-          <w:lang w:val="ar_AE" w:bidi="ar_AE"/>
-        </w:rPr>
-      </w:r>
-      <w:r>
-        <w:rPr>
-          <w:b/>
-          <w:lang w:val="ar_AE" w:bidi="ar_AE"/>
-        </w:rPr>
         <w:t>"</w:t>
       </w:r>
       <w:r>
@@ -3984,23 +3542,6 @@
           <w:b/>
           <w:lang w:val="ar_AE" w:bidi="ar_AE"/>
         </w:rPr>
-        <w:t>ἵνα</w:t>
-      </w:r>
-    </w:p>
-    <w:p>
-      <w:pPr>
-        <w:bidi/>
-      </w:pPr>
-      <w:r>
-        <w:rPr>
-          <w:lang w:val="ar_AE" w:bidi="ar_AE"/>
-        </w:rPr>
-      </w:r>
-      <w:r>
-        <w:rPr>
-          <w:b/>
-          <w:lang w:val="ar_AE" w:bidi="ar_AE"/>
-        </w:rPr>
         <w:t>"</w:t>
       </w:r>
       <w:r>
@@ -4146,23 +3687,6 @@
           <w:b/>
           <w:lang w:val="ar_AE" w:bidi="ar_AE"/>
         </w:rPr>
-        <w:t>ἵνα συνεργοὶ γινώμεθα τῇ ἀληθείᾳ</w:t>
-      </w:r>
-    </w:p>
-    <w:p>
-      <w:pPr>
-        <w:bidi/>
-      </w:pPr>
-      <w:r>
-        <w:rPr>
-          <w:lang w:val="ar_AE" w:bidi="ar_AE"/>
-        </w:rPr>
-      </w:r>
-      <w:r>
-        <w:rPr>
-          <w:b/>
-          <w:lang w:val="ar_AE" w:bidi="ar_AE"/>
-        </w:rPr>
         <w:t>"</w:t>
       </w:r>
       <w:r>
@@ -4295,23 +3819,6 @@
           <w:b/>
           <w:lang w:val="ar_AE" w:bidi="ar_AE"/>
         </w:rPr>
-        <w:t>τῇ ἀληθείᾳ</w:t>
-      </w:r>
-    </w:p>
-    <w:p>
-      <w:pPr>
-        <w:bidi/>
-      </w:pPr>
-      <w:r>
-        <w:rPr>
-          <w:lang w:val="ar_AE" w:bidi="ar_AE"/>
-        </w:rPr>
-      </w:r>
-      <w:r>
-        <w:rPr>
-          <w:b/>
-          <w:lang w:val="ar_AE" w:bidi="ar_AE"/>
-        </w:rPr>
         <w:t>"</w:t>
       </w:r>
       <w:r>
@@ -4431,23 +3938,6 @@
           <w:b/>
           <w:lang w:val="ar_AE" w:bidi="ar_AE"/>
         </w:rPr>
-        <w:t>τι</w:t>
-      </w:r>
-    </w:p>
-    <w:p>
-      <w:pPr>
-        <w:bidi/>
-      </w:pPr>
-      <w:r>
-        <w:rPr>
-          <w:lang w:val="ar_AE" w:bidi="ar_AE"/>
-        </w:rPr>
-      </w:r>
-      <w:r>
-        <w:rPr>
-          <w:b/>
-          <w:lang w:val="ar_AE" w:bidi="ar_AE"/>
-        </w:rPr>
         <w:t>"</w:t>
       </w:r>
       <w:r>
@@ -4554,23 +4044,6 @@
           <w:b/>
           <w:lang w:val="ar_AE" w:bidi="ar_AE"/>
         </w:rPr>
-        <w:t>τῇ ἐκκλησίᾳ</w:t>
-      </w:r>
-    </w:p>
-    <w:p>
-      <w:pPr>
-        <w:bidi/>
-      </w:pPr>
-      <w:r>
-        <w:rPr>
-          <w:lang w:val="ar_AE" w:bidi="ar_AE"/>
-        </w:rPr>
-      </w:r>
-      <w:r>
-        <w:rPr>
-          <w:b/>
-          <w:lang w:val="ar_AE" w:bidi="ar_AE"/>
-        </w:rPr>
         <w:t>"</w:t>
       </w:r>
       <w:r>
@@ -4690,23 +4163,6 @@
           <w:b/>
           <w:lang w:val="ar_AE" w:bidi="ar_AE"/>
         </w:rPr>
-        <w:t>Διοτρέφης</w:t>
-      </w:r>
-    </w:p>
-    <w:p>
-      <w:pPr>
-        <w:bidi/>
-      </w:pPr>
-      <w:r>
-        <w:rPr>
-          <w:lang w:val="ar_AE" w:bidi="ar_AE"/>
-        </w:rPr>
-      </w:r>
-      <w:r>
-        <w:rPr>
-          <w:b/>
-          <w:lang w:val="ar_AE" w:bidi="ar_AE"/>
-        </w:rPr>
         <w:t>"</w:t>
       </w:r>
       <w:r>
@@ -4820,23 +4276,6 @@
           <w:b/>
           <w:lang w:val="ar_AE" w:bidi="ar_AE"/>
         </w:rPr>
-        <w:t>ὁ φιλοπρωτεύων αὐτῶν</w:t>
-      </w:r>
-    </w:p>
-    <w:p>
-      <w:pPr>
-        <w:bidi/>
-      </w:pPr>
-      <w:r>
-        <w:rPr>
-          <w:lang w:val="ar_AE" w:bidi="ar_AE"/>
-        </w:rPr>
-      </w:r>
-      <w:r>
-        <w:rPr>
-          <w:b/>
-          <w:lang w:val="ar_AE" w:bidi="ar_AE"/>
-        </w:rPr>
         <w:t>"</w:t>
       </w:r>
       <w:r>
@@ -4956,23 +4395,6 @@
           <w:b/>
           <w:lang w:val="ar_AE" w:bidi="ar_AE"/>
         </w:rPr>
-        <w:t>οὐκ ἐπιδέχεται ἡμᾶς</w:t>
-      </w:r>
-    </w:p>
-    <w:p>
-      <w:pPr>
-        <w:bidi/>
-      </w:pPr>
-      <w:r>
-        <w:rPr>
-          <w:lang w:val="ar_AE" w:bidi="ar_AE"/>
-        </w:rPr>
-      </w:r>
-      <w:r>
-        <w:rPr>
-          <w:b/>
-          <w:lang w:val="ar_AE" w:bidi="ar_AE"/>
-        </w:rPr>
         <w:t>"</w:t>
       </w:r>
       <w:r>
@@ -5105,23 +4527,6 @@
           <w:b/>
           <w:lang w:val="ar_AE" w:bidi="ar_AE"/>
         </w:rPr>
-        <w:t>ἡμᾶς</w:t>
-      </w:r>
-    </w:p>
-    <w:p>
-      <w:pPr>
-        <w:bidi/>
-      </w:pPr>
-      <w:r>
-        <w:rPr>
-          <w:lang w:val="ar_AE" w:bidi="ar_AE"/>
-        </w:rPr>
-      </w:r>
-      <w:r>
-        <w:rPr>
-          <w:b/>
-          <w:lang w:val="ar_AE" w:bidi="ar_AE"/>
-        </w:rPr>
         <w:t>"</w:t>
       </w:r>
       <w:r>
@@ -5241,23 +4646,6 @@
           <w:b/>
           <w:lang w:val="ar_AE" w:bidi="ar_AE"/>
         </w:rPr>
-        <w:t>διὰ τοῦτο</w:t>
-      </w:r>
-    </w:p>
-    <w:p>
-      <w:pPr>
-        <w:bidi/>
-      </w:pPr>
-      <w:r>
-        <w:rPr>
-          <w:lang w:val="ar_AE" w:bidi="ar_AE"/>
-        </w:rPr>
-      </w:r>
-      <w:r>
-        <w:rPr>
-          <w:b/>
-          <w:lang w:val="ar_AE" w:bidi="ar_AE"/>
-        </w:rPr>
         <w:t>"</w:t>
       </w:r>
       <w:r>
@@ -5377,23 +4765,6 @@
           <w:b/>
           <w:lang w:val="ar_AE" w:bidi="ar_AE"/>
         </w:rPr>
-        <w:t>ἐὰν ἔλθω</w:t>
-      </w:r>
-    </w:p>
-    <w:p>
-      <w:pPr>
-        <w:bidi/>
-      </w:pPr>
-      <w:r>
-        <w:rPr>
-          <w:lang w:val="ar_AE" w:bidi="ar_AE"/>
-        </w:rPr>
-      </w:r>
-      <w:r>
-        <w:rPr>
-          <w:b/>
-          <w:lang w:val="ar_AE" w:bidi="ar_AE"/>
-        </w:rPr>
         <w:t>"</w:t>
       </w:r>
       <w:r>
@@ -5500,23 +4871,6 @@
           <w:b/>
           <w:lang w:val="ar_AE" w:bidi="ar_AE"/>
         </w:rPr>
-        <w:t>ἔλθω</w:t>
-      </w:r>
-    </w:p>
-    <w:p>
-      <w:pPr>
-        <w:bidi/>
-      </w:pPr>
-      <w:r>
-        <w:rPr>
-          <w:lang w:val="ar_AE" w:bidi="ar_AE"/>
-        </w:rPr>
-      </w:r>
-      <w:r>
-        <w:rPr>
-          <w:b/>
-          <w:lang w:val="ar_AE" w:bidi="ar_AE"/>
-        </w:rPr>
         <w:t>"</w:t>
       </w:r>
       <w:r>
@@ -5636,23 +4990,6 @@
           <w:b/>
           <w:lang w:val="ar_AE" w:bidi="ar_AE"/>
         </w:rPr>
-        <w:t>λόγοις πονηροῖς φλυαρῶν ἡμᾶς</w:t>
-      </w:r>
-    </w:p>
-    <w:p>
-      <w:pPr>
-        <w:bidi/>
-      </w:pPr>
-      <w:r>
-        <w:rPr>
-          <w:lang w:val="ar_AE" w:bidi="ar_AE"/>
-        </w:rPr>
-      </w:r>
-      <w:r>
-        <w:rPr>
-          <w:b/>
-          <w:lang w:val="ar_AE" w:bidi="ar_AE"/>
-        </w:rPr>
         <w:t>"</w:t>
       </w:r>
       <w:r>
@@ -5798,23 +5135,6 @@
           <w:b/>
           <w:lang w:val="ar_AE" w:bidi="ar_AE"/>
         </w:rPr>
-        <w:t>μὴ ἀρκούμενος ἐπὶ τούτοις</w:t>
-      </w:r>
-    </w:p>
-    <w:p>
-      <w:pPr>
-        <w:bidi/>
-      </w:pPr>
-      <w:r>
-        <w:rPr>
-          <w:lang w:val="ar_AE" w:bidi="ar_AE"/>
-        </w:rPr>
-      </w:r>
-      <w:r>
-        <w:rPr>
-          <w:b/>
-          <w:lang w:val="ar_AE" w:bidi="ar_AE"/>
-        </w:rPr>
         <w:t>"</w:t>
       </w:r>
       <w:r>
@@ -5921,23 +5241,6 @@
           <w:b/>
           <w:lang w:val="ar_AE" w:bidi="ar_AE"/>
         </w:rPr>
-        <w:t>τοὺς ἀδελφοὺς</w:t>
-      </w:r>
-    </w:p>
-    <w:p>
-      <w:pPr>
-        <w:bidi/>
-      </w:pPr>
-      <w:r>
-        <w:rPr>
-          <w:lang w:val="ar_AE" w:bidi="ar_AE"/>
-        </w:rPr>
-      </w:r>
-      <w:r>
-        <w:rPr>
-          <w:b/>
-          <w:lang w:val="ar_AE" w:bidi="ar_AE"/>
-        </w:rPr>
         <w:t>"</w:t>
       </w:r>
       <w:r>
@@ -6057,23 +5360,6 @@
           <w:b/>
           <w:lang w:val="ar_AE" w:bidi="ar_AE"/>
         </w:rPr>
-        <w:t>καὶ τοὺς βουλομένους κωλύει</w:t>
-      </w:r>
-    </w:p>
-    <w:p>
-      <w:pPr>
-        <w:bidi/>
-      </w:pPr>
-      <w:r>
-        <w:rPr>
-          <w:lang w:val="ar_AE" w:bidi="ar_AE"/>
-        </w:rPr>
-      </w:r>
-      <w:r>
-        <w:rPr>
-          <w:b/>
-          <w:lang w:val="ar_AE" w:bidi="ar_AE"/>
-        </w:rPr>
         <w:t>"</w:t>
       </w:r>
       <w:r>
@@ -6180,23 +5466,6 @@
           <w:b/>
           <w:lang w:val="ar_AE" w:bidi="ar_AE"/>
         </w:rPr>
-        <w:t>μὴ μιμοῦ τὸ κακὸν, ἀλλὰ τὸ ἀγαθόν</w:t>
-      </w:r>
-    </w:p>
-    <w:p>
-      <w:pPr>
-        <w:bidi/>
-      </w:pPr>
-      <w:r>
-        <w:rPr>
-          <w:lang w:val="ar_AE" w:bidi="ar_AE"/>
-        </w:rPr>
-      </w:r>
-      <w:r>
-        <w:rPr>
-          <w:b/>
-          <w:lang w:val="ar_AE" w:bidi="ar_AE"/>
-        </w:rPr>
         <w:t>"</w:t>
       </w:r>
       <w:r>
@@ -6329,23 +5598,6 @@
           <w:b/>
           <w:lang w:val="ar_AE" w:bidi="ar_AE"/>
         </w:rPr>
-        <w:t>ἀλλὰ τὸ ἀγαθόν</w:t>
-      </w:r>
-    </w:p>
-    <w:p>
-      <w:pPr>
-        <w:bidi/>
-      </w:pPr>
-      <w:r>
-        <w:rPr>
-          <w:lang w:val="ar_AE" w:bidi="ar_AE"/>
-        </w:rPr>
-      </w:r>
-      <w:r>
-        <w:rPr>
-          <w:b/>
-          <w:lang w:val="ar_AE" w:bidi="ar_AE"/>
-        </w:rPr>
         <w:t>"</w:t>
       </w:r>
       <w:r>
@@ -6452,23 +5704,6 @@
           <w:b/>
           <w:lang w:val="ar_AE" w:bidi="ar_AE"/>
         </w:rPr>
-        <w:t>οὐχ ἑώρακεν τὸν Θεόν</w:t>
-      </w:r>
-    </w:p>
-    <w:p>
-      <w:pPr>
-        <w:bidi/>
-      </w:pPr>
-      <w:r>
-        <w:rPr>
-          <w:lang w:val="ar_AE" w:bidi="ar_AE"/>
-        </w:rPr>
-      </w:r>
-      <w:r>
-        <w:rPr>
-          <w:b/>
-          <w:lang w:val="ar_AE" w:bidi="ar_AE"/>
-        </w:rPr>
         <w:t>"</w:t>
       </w:r>
       <w:r>
@@ -6588,23 +5823,6 @@
           <w:b/>
           <w:lang w:val="ar_AE" w:bidi="ar_AE"/>
         </w:rPr>
-        <w:t>Δημητρίῳ μεμαρτύρηται ὑπὸ πάντων</w:t>
-      </w:r>
-    </w:p>
-    <w:p>
-      <w:pPr>
-        <w:bidi/>
-      </w:pPr>
-      <w:r>
-        <w:rPr>
-          <w:lang w:val="ar_AE" w:bidi="ar_AE"/>
-        </w:rPr>
-      </w:r>
-      <w:r>
-        <w:rPr>
-          <w:b/>
-          <w:lang w:val="ar_AE" w:bidi="ar_AE"/>
-        </w:rPr>
         <w:t>"</w:t>
       </w:r>
       <w:r>
@@ -6711,23 +5929,6 @@
           <w:b/>
           <w:lang w:val="ar_AE" w:bidi="ar_AE"/>
         </w:rPr>
-        <w:t>Δημητρίῳ</w:t>
-      </w:r>
-    </w:p>
-    <w:p>
-      <w:pPr>
-        <w:bidi/>
-      </w:pPr>
-      <w:r>
-        <w:rPr>
-          <w:lang w:val="ar_AE" w:bidi="ar_AE"/>
-        </w:rPr>
-      </w:r>
-      <w:r>
-        <w:rPr>
-          <w:b/>
-          <w:lang w:val="ar_AE" w:bidi="ar_AE"/>
-        </w:rPr>
         <w:t>"</w:t>
       </w:r>
       <w:r>
@@ -6840,23 +6041,6 @@
           <w:b/>
           <w:lang w:val="ar_AE" w:bidi="ar_AE"/>
         </w:rPr>
-        <w:t>ὑπὸ πάντων</w:t>
-      </w:r>
-    </w:p>
-    <w:p>
-      <w:pPr>
-        <w:bidi/>
-      </w:pPr>
-      <w:r>
-        <w:rPr>
-          <w:lang w:val="ar_AE" w:bidi="ar_AE"/>
-        </w:rPr>
-      </w:r>
-      <w:r>
-        <w:rPr>
-          <w:b/>
-          <w:lang w:val="ar_AE" w:bidi="ar_AE"/>
-        </w:rPr>
         <w:t>"</w:t>
       </w:r>
       <w:r>
@@ -6976,23 +6160,6 @@
           <w:b/>
           <w:lang w:val="ar_AE" w:bidi="ar_AE"/>
         </w:rPr>
-        <w:t>καὶ ὑπὸ αὐτῆς τῆς ἀληθείας</w:t>
-      </w:r>
-    </w:p>
-    <w:p>
-      <w:pPr>
-        <w:bidi/>
-      </w:pPr>
-      <w:r>
-        <w:rPr>
-          <w:lang w:val="ar_AE" w:bidi="ar_AE"/>
-        </w:rPr>
-      </w:r>
-      <w:r>
-        <w:rPr>
-          <w:b/>
-          <w:lang w:val="ar_AE" w:bidi="ar_AE"/>
-        </w:rPr>
         <w:t>"</w:t>
       </w:r>
       <w:r>
@@ -7099,23 +6266,6 @@
           <w:b/>
           <w:lang w:val="ar_AE" w:bidi="ar_AE"/>
         </w:rPr>
-        <w:t>ὑπὸ αὐτῆς τῆς ἀληθείας</w:t>
-      </w:r>
-    </w:p>
-    <w:p>
-      <w:pPr>
-        <w:bidi/>
-      </w:pPr>
-      <w:r>
-        <w:rPr>
-          <w:lang w:val="ar_AE" w:bidi="ar_AE"/>
-        </w:rPr>
-      </w:r>
-      <w:r>
-        <w:rPr>
-          <w:b/>
-          <w:lang w:val="ar_AE" w:bidi="ar_AE"/>
-        </w:rPr>
         <w:t>"</w:t>
       </w:r>
       <w:r>
@@ -7235,23 +6385,6 @@
           <w:b/>
           <w:lang w:val="ar_AE" w:bidi="ar_AE"/>
         </w:rPr>
-        <w:t>ὑπὸ αὐτῆς τῆς ἀληθείας</w:t>
-      </w:r>
-    </w:p>
-    <w:p>
-      <w:pPr>
-        <w:bidi/>
-      </w:pPr>
-      <w:r>
-        <w:rPr>
-          <w:lang w:val="ar_AE" w:bidi="ar_AE"/>
-        </w:rPr>
-      </w:r>
-      <w:r>
-        <w:rPr>
-          <w:b/>
-          <w:lang w:val="ar_AE" w:bidi="ar_AE"/>
-        </w:rPr>
         <w:t>"</w:t>
       </w:r>
       <w:r>
@@ -7371,23 +6504,6 @@
           <w:b/>
           <w:lang w:val="ar_AE" w:bidi="ar_AE"/>
         </w:rPr>
-        <w:t>καὶ ἡμεῖς &amp; μαρτυροῦμεν</w:t>
-      </w:r>
-    </w:p>
-    <w:p>
-      <w:pPr>
-        <w:bidi/>
-      </w:pPr>
-      <w:r>
-        <w:rPr>
-          <w:lang w:val="ar_AE" w:bidi="ar_AE"/>
-        </w:rPr>
-      </w:r>
-      <w:r>
-        <w:rPr>
-          <w:b/>
-          <w:lang w:val="ar_AE" w:bidi="ar_AE"/>
-        </w:rPr>
         <w:t>"</w:t>
       </w:r>
       <w:r>
@@ -7533,23 +6649,6 @@
           <w:b/>
           <w:lang w:val="ar_AE" w:bidi="ar_AE"/>
         </w:rPr>
-        <w:t>ἡμεῖς &amp; μαρτυροῦμεν &amp; ἡμῶν</w:t>
-      </w:r>
-    </w:p>
-    <w:p>
-      <w:pPr>
-        <w:bidi/>
-      </w:pPr>
-      <w:r>
-        <w:rPr>
-          <w:lang w:val="ar_AE" w:bidi="ar_AE"/>
-        </w:rPr>
-      </w:r>
-      <w:r>
-        <w:rPr>
-          <w:b/>
-          <w:lang w:val="ar_AE" w:bidi="ar_AE"/>
-        </w:rPr>
         <w:t>"</w:t>
       </w:r>
       <w:r>
@@ -7710,23 +6809,6 @@
           <w:b/>
           <w:lang w:val="ar_AE" w:bidi="ar_AE"/>
         </w:rPr>
-        <w:t>διὰ μέλανος καὶ καλάμου</w:t>
-      </w:r>
-    </w:p>
-    <w:p>
-      <w:pPr>
-        <w:bidi/>
-      </w:pPr>
-      <w:r>
-        <w:rPr>
-          <w:lang w:val="ar_AE" w:bidi="ar_AE"/>
-        </w:rPr>
-      </w:r>
-      <w:r>
-        <w:rPr>
-          <w:b/>
-          <w:lang w:val="ar_AE" w:bidi="ar_AE"/>
-        </w:rPr>
         <w:t>"</w:t>
       </w:r>
       <w:r>
@@ -7846,23 +6928,6 @@
           <w:b/>
           <w:lang w:val="ar_AE" w:bidi="ar_AE"/>
         </w:rPr>
-        <w:t>στόμα πρὸς στόμα</w:t>
-      </w:r>
-    </w:p>
-    <w:p>
-      <w:pPr>
-        <w:bidi/>
-      </w:pPr>
-      <w:r>
-        <w:rPr>
-          <w:lang w:val="ar_AE" w:bidi="ar_AE"/>
-        </w:rPr>
-      </w:r>
-      <w:r>
-        <w:rPr>
-          <w:b/>
-          <w:lang w:val="ar_AE" w:bidi="ar_AE"/>
-        </w:rPr>
         <w:t>"</w:t>
       </w:r>
       <w:r>
@@ -7982,23 +7047,6 @@
           <w:b/>
           <w:lang w:val="ar_AE" w:bidi="ar_AE"/>
         </w:rPr>
-        <w:t>εἰρήνη σοι</w:t>
-      </w:r>
-    </w:p>
-    <w:p>
-      <w:pPr>
-        <w:bidi/>
-      </w:pPr>
-      <w:r>
-        <w:rPr>
-          <w:lang w:val="ar_AE" w:bidi="ar_AE"/>
-        </w:rPr>
-      </w:r>
-      <w:r>
-        <w:rPr>
-          <w:b/>
-          <w:lang w:val="ar_AE" w:bidi="ar_AE"/>
-        </w:rPr>
         <w:t>"</w:t>
       </w:r>
       <w:r>
@@ -8105,23 +7153,6 @@
           <w:b/>
           <w:lang w:val="ar_AE" w:bidi="ar_AE"/>
         </w:rPr>
-        <w:t>εἰρήνη σοι</w:t>
-      </w:r>
-    </w:p>
-    <w:p>
-      <w:pPr>
-        <w:bidi/>
-      </w:pPr>
-      <w:r>
-        <w:rPr>
-          <w:lang w:val="ar_AE" w:bidi="ar_AE"/>
-        </w:rPr>
-      </w:r>
-      <w:r>
-        <w:rPr>
-          <w:b/>
-          <w:lang w:val="ar_AE" w:bidi="ar_AE"/>
-        </w:rPr>
         <w:t>"</w:t>
       </w:r>
       <w:r>
@@ -8241,23 +7272,6 @@
           <w:b/>
           <w:lang w:val="ar_AE" w:bidi="ar_AE"/>
         </w:rPr>
-        <w:t>ἀσπάζονταί σε οἱ φίλοι</w:t>
-      </w:r>
-    </w:p>
-    <w:p>
-      <w:pPr>
-        <w:bidi/>
-      </w:pPr>
-      <w:r>
-        <w:rPr>
-          <w:lang w:val="ar_AE" w:bidi="ar_AE"/>
-        </w:rPr>
-      </w:r>
-      <w:r>
-        <w:rPr>
-          <w:b/>
-          <w:lang w:val="ar_AE" w:bidi="ar_AE"/>
-        </w:rPr>
         <w:t>"</w:t>
       </w:r>
       <w:r>
@@ -8377,23 +7391,6 @@
           <w:b/>
           <w:lang w:val="ar_AE" w:bidi="ar_AE"/>
         </w:rPr>
-        <w:t>ἀσπάζου τοὺς φίλους</w:t>
-      </w:r>
-    </w:p>
-    <w:p>
-      <w:pPr>
-        <w:bidi/>
-      </w:pPr>
-      <w:r>
-        <w:rPr>
-          <w:lang w:val="ar_AE" w:bidi="ar_AE"/>
-        </w:rPr>
-      </w:r>
-      <w:r>
-        <w:rPr>
-          <w:b/>
-          <w:lang w:val="ar_AE" w:bidi="ar_AE"/>
-        </w:rPr>
         <w:t>"</w:t>
       </w:r>
       <w:r>
@@ -8497,23 +7494,6 @@
         <w:rPr>
           <w:lang w:val="ar_AE" w:bidi="ar_AE"/>
         </w:rPr>
-      </w:r>
-    </w:p>
-    <w:p>
-      <w:pPr>
-        <w:bidi/>
-      </w:pPr>
-      <w:r>
-        <w:rPr>
-          <w:lang w:val="ar_AE" w:bidi="ar_AE"/>
-        </w:rPr>
-      </w:r>
-      <w:r>
-        <w:rPr>
-          <w:b/>
-          <w:lang w:val="ar_AE" w:bidi="ar_AE"/>
-        </w:rPr>
-        <w:t>κατ’ ὄνομα</w:t>
       </w:r>
     </w:p>
     <w:p>

--- a/arb/docx/64.content.docx
+++ b/arb/docx/64.content.docx
@@ -32,16 +32,51 @@
     </w:p>
     <w:p>
       <w:pPr>
-        <w:bidi/>
-      </w:pPr>
-      <w:r>
-        <w:rPr>
-          <w:lang w:val="ar_AE" w:bidi="ar_AE"/>
-        </w:rPr>
-      </w:r>
-      <w:r>
-        <w:rPr>
-          <w:b/>
+        <w:pStyle w:val="Heading2"/>
+        <w:bidi/>
+      </w:pPr>
+      <w:r>
+        <w:rPr>
+          <w:lang w:val="ar_AE" w:bidi="ar_AE"/>
+        </w:rPr>
+        <w:t>License Information</w:t>
+      </w:r>
+      <w:r>
+        <w:rPr>
+          <w:lang w:val="ar_AE" w:bidi="ar_AE"/>
+        </w:rPr>
+      </w:r>
+    </w:p>
+    <w:p>
+      <w:pPr>
+        <w:bidi/>
+      </w:pPr>
+      <w:r>
+        <w:rPr>
+          <w:lang w:val="ar_AE" w:bidi="ar_AE"/>
+        </w:rPr>
+      </w:r>
+      <w:r>
+        <w:rPr>
+          <w:b/>
+          <w:lang w:val="ar_AE" w:bidi="ar_AE"/>
+        </w:rPr>
+        <w:t>ملاحظات الترجمة (كلمة متكشفة)</w:t>
+      </w:r>
+      <w:r>
+        <w:rPr>
+          <w:lang w:val="ar_AE" w:bidi="ar_AE"/>
+        </w:rPr>
+        <w:t xml:space="preserve"> (Arabic) is based on</w:t>
+      </w:r>
+      <w:r>
+        <w:rPr>
+          <w:lang w:val="ar_AE" w:bidi="ar_AE"/>
+        </w:rPr>
+        <w:t xml:space="preserve">: </w:t>
+      </w:r>
+      <w:r>
+        <w:rPr>
           <w:lang w:val="ar_AE" w:bidi="ar_AE"/>
         </w:rPr>
         <w:t>unfoldingWord® Translation Notes</w:t>
@@ -50,31 +85,64 @@
         <w:rPr>
           <w:lang w:val="ar_AE" w:bidi="ar_AE"/>
         </w:rPr>
-        <w:t xml:space="preserve"> © 2022 unfoldingWord. Released under CC BY-SA 4.0 license. </w:t>
-      </w:r>
-      <w:r>
-        <w:rPr>
-          <w:lang w:val="ar_AE" w:bidi="ar_AE"/>
-        </w:rPr>
-        <w:t>unfoldingWord® Translation Notes</w:t>
-      </w:r>
-      <w:r>
-        <w:rPr>
-          <w:lang w:val="ar_AE" w:bidi="ar_AE"/>
-        </w:rPr>
-        <w:t xml:space="preserve"> has been adapted in the following languages: Tok Pisin, Arabic (عربي), French (Français), Hindi (हिंदी), Indonesian (Bahasa Indonesia), Portuguese (Português), Russian (Русский), Spanish (Español), Swahili (Kiswahili), and Simplified Chinese (简体中文) from </w:t>
-      </w:r>
-      <w:r>
-        <w:rPr>
-          <w:lang w:val="ar_AE" w:bidi="ar_AE"/>
-        </w:rPr>
-        <w:t>unfoldingWord® Translation Notes</w:t>
-      </w:r>
-      <w:r>
-        <w:rPr>
-          <w:lang w:val="ar_AE" w:bidi="ar_AE"/>
-        </w:rPr>
-        <w:t xml:space="preserve"> © 2022 unfoldingWord. Released under CC BY-SA 4.0 license by Mission Mutual</w:t>
+        <w:t xml:space="preserve">, </w:t>
+      </w:r>
+      <w:hyperlink r:id="rId13">
+        <w:r>
+          <w:rPr>
+            <w:lang w:val="ar_AE" w:bidi="ar_AE"/>
+          </w:rPr>
+          <w:rPr>
+            <w:color w:val="0000EE"/>
+            <w:u w:val="single"/>
+          </w:rPr>
+          <w:t>unfoldingWord</w:t>
+        </w:r>
+      </w:hyperlink>
+      <w:r>
+        <w:rPr>
+          <w:lang w:val="ar_AE" w:bidi="ar_AE"/>
+        </w:rPr>
+        <w:t xml:space="preserve">, 2022, which is licensed under a </w:t>
+      </w:r>
+      <w:hyperlink r:id="rId14">
+        <w:r>
+          <w:rPr>
+            <w:lang w:val="ar_AE" w:bidi="ar_AE"/>
+          </w:rPr>
+          <w:rPr>
+            <w:color w:val="0000EE"/>
+            <w:u w:val="single"/>
+          </w:rPr>
+          <w:t>CC BY-SA 4.0 license</w:t>
+        </w:r>
+      </w:hyperlink>
+      <w:r>
+        <w:rPr>
+          <w:lang w:val="ar_AE" w:bidi="ar_AE"/>
+        </w:rPr>
+        <w:t>.</w:t>
+      </w:r>
+      <w:r>
+        <w:rPr>
+          <w:lang w:val="ar_AE" w:bidi="ar_AE"/>
+        </w:rPr>
+      </w:r>
+    </w:p>
+    <w:p>
+      <w:pPr>
+        <w:bidi/>
+      </w:pPr>
+      <w:r>
+        <w:rPr>
+          <w:lang w:val="ar_AE" w:bidi="ar_AE"/>
+        </w:rPr>
+      </w:r>
+      <w:r>
+        <w:rPr>
+          <w:lang w:val="ar_AE" w:bidi="ar_AE"/>
+        </w:rPr>
+        <w:t>This PDF version is provided under the same license.</w:t>
       </w:r>
       <w:r>
         <w:rPr>
@@ -836,6 +904,23 @@
           <w:b/>
           <w:lang w:val="ar_AE" w:bidi="ar_AE"/>
         </w:rPr>
+        <w:t>ὁ πρεσβύτερος</w:t>
+      </w:r>
+    </w:p>
+    <w:p>
+      <w:pPr>
+        <w:bidi/>
+      </w:pPr>
+      <w:r>
+        <w:rPr>
+          <w:lang w:val="ar_AE" w:bidi="ar_AE"/>
+        </w:rPr>
+      </w:r>
+      <w:r>
+        <w:rPr>
+          <w:b/>
+          <w:lang w:val="ar_AE" w:bidi="ar_AE"/>
+        </w:rPr>
         <w:t>"</w:t>
       </w:r>
       <w:r>
@@ -968,6 +1053,23 @@
           <w:b/>
           <w:lang w:val="ar_AE" w:bidi="ar_AE"/>
         </w:rPr>
+        <w:t>Γαΐῳ</w:t>
+      </w:r>
+    </w:p>
+    <w:p>
+      <w:pPr>
+        <w:bidi/>
+      </w:pPr>
+      <w:r>
+        <w:rPr>
+          <w:lang w:val="ar_AE" w:bidi="ar_AE"/>
+        </w:rPr>
+      </w:r>
+      <w:r>
+        <w:rPr>
+          <w:b/>
+          <w:lang w:val="ar_AE" w:bidi="ar_AE"/>
+        </w:rPr>
         <w:t>"</w:t>
       </w:r>
       <w:r>
@@ -1095,6 +1197,23 @@
           <w:b/>
           <w:lang w:val="ar_AE" w:bidi="ar_AE"/>
         </w:rPr>
+        <w:t>ὃν ἐγὼ ἀγαπῶ ἐν ἀληθείᾳ</w:t>
+      </w:r>
+    </w:p>
+    <w:p>
+      <w:pPr>
+        <w:bidi/>
+      </w:pPr>
+      <w:r>
+        <w:rPr>
+          <w:lang w:val="ar_AE" w:bidi="ar_AE"/>
+        </w:rPr>
+      </w:r>
+      <w:r>
+        <w:rPr>
+          <w:b/>
+          <w:lang w:val="ar_AE" w:bidi="ar_AE"/>
+        </w:rPr>
         <w:t>"</w:t>
       </w:r>
       <w:r>
@@ -1214,6 +1333,23 @@
           <w:b/>
           <w:lang w:val="ar_AE" w:bidi="ar_AE"/>
         </w:rPr>
+        <w:t>γὰρ</w:t>
+      </w:r>
+    </w:p>
+    <w:p>
+      <w:pPr>
+        <w:bidi/>
+      </w:pPr>
+      <w:r>
+        <w:rPr>
+          <w:lang w:val="ar_AE" w:bidi="ar_AE"/>
+        </w:rPr>
+      </w:r>
+      <w:r>
+        <w:rPr>
+          <w:b/>
+          <w:lang w:val="ar_AE" w:bidi="ar_AE"/>
+        </w:rPr>
         <w:t>"</w:t>
       </w:r>
       <w:r>
@@ -1333,6 +1469,23 @@
           <w:b/>
           <w:lang w:val="ar_AE" w:bidi="ar_AE"/>
         </w:rPr>
+        <w:t>ἀδελφῶν</w:t>
+      </w:r>
+    </w:p>
+    <w:p>
+      <w:pPr>
+        <w:bidi/>
+      </w:pPr>
+      <w:r>
+        <w:rPr>
+          <w:lang w:val="ar_AE" w:bidi="ar_AE"/>
+        </w:rPr>
+      </w:r>
+      <w:r>
+        <w:rPr>
+          <w:b/>
+          <w:lang w:val="ar_AE" w:bidi="ar_AE"/>
+        </w:rPr>
         <w:t>"</w:t>
       </w:r>
       <w:r>
@@ -1465,6 +1618,23 @@
           <w:b/>
           <w:lang w:val="ar_AE" w:bidi="ar_AE"/>
         </w:rPr>
+        <w:t>σὺ ἐν ἀληθείᾳ περιπατεῖς</w:t>
+      </w:r>
+    </w:p>
+    <w:p>
+      <w:pPr>
+        <w:bidi/>
+      </w:pPr>
+      <w:r>
+        <w:rPr>
+          <w:lang w:val="ar_AE" w:bidi="ar_AE"/>
+        </w:rPr>
+      </w:r>
+      <w:r>
+        <w:rPr>
+          <w:b/>
+          <w:lang w:val="ar_AE" w:bidi="ar_AE"/>
+        </w:rPr>
         <w:t>"</w:t>
       </w:r>
       <w:r>
@@ -1584,6 +1754,23 @@
           <w:b/>
           <w:lang w:val="ar_AE" w:bidi="ar_AE"/>
         </w:rPr>
+        <w:t>ἀληθείᾳ &amp; ἀληθείᾳ</w:t>
+      </w:r>
+    </w:p>
+    <w:p>
+      <w:pPr>
+        <w:bidi/>
+      </w:pPr>
+      <w:r>
+        <w:rPr>
+          <w:lang w:val="ar_AE" w:bidi="ar_AE"/>
+        </w:rPr>
+      </w:r>
+      <w:r>
+        <w:rPr>
+          <w:b/>
+          <w:lang w:val="ar_AE" w:bidi="ar_AE"/>
+        </w:rPr>
         <w:t>"</w:t>
       </w:r>
       <w:r>
@@ -1731,6 +1918,23 @@
           <w:b/>
           <w:lang w:val="ar_AE" w:bidi="ar_AE"/>
         </w:rPr>
+        <w:t>μειζοτέραν &amp; οὐκ ἔχω χαράν</w:t>
+      </w:r>
+    </w:p>
+    <w:p>
+      <w:pPr>
+        <w:bidi/>
+      </w:pPr>
+      <w:r>
+        <w:rPr>
+          <w:lang w:val="ar_AE" w:bidi="ar_AE"/>
+        </w:rPr>
+      </w:r>
+      <w:r>
+        <w:rPr>
+          <w:b/>
+          <w:lang w:val="ar_AE" w:bidi="ar_AE"/>
+        </w:rPr>
         <w:t>"</w:t>
       </w:r>
       <w:r>
@@ -1850,6 +2054,23 @@
           <w:b/>
           <w:lang w:val="ar_AE" w:bidi="ar_AE"/>
         </w:rPr>
+        <w:t>τὰ ἐμὰ τέκνα</w:t>
+      </w:r>
+    </w:p>
+    <w:p>
+      <w:pPr>
+        <w:bidi/>
+      </w:pPr>
+      <w:r>
+        <w:rPr>
+          <w:lang w:val="ar_AE" w:bidi="ar_AE"/>
+        </w:rPr>
+      </w:r>
+      <w:r>
+        <w:rPr>
+          <w:b/>
+          <w:lang w:val="ar_AE" w:bidi="ar_AE"/>
+        </w:rPr>
         <w:t>"</w:t>
       </w:r>
       <w:r>
@@ -1969,6 +2190,23 @@
           <w:b/>
           <w:lang w:val="ar_AE" w:bidi="ar_AE"/>
         </w:rPr>
+        <w:t>ἐν τῇ ἀληθείᾳ περιπατοῦντα</w:t>
+      </w:r>
+    </w:p>
+    <w:p>
+      <w:pPr>
+        <w:bidi/>
+      </w:pPr>
+      <w:r>
+        <w:rPr>
+          <w:lang w:val="ar_AE" w:bidi="ar_AE"/>
+        </w:rPr>
+      </w:r>
+      <w:r>
+        <w:rPr>
+          <w:b/>
+          <w:lang w:val="ar_AE" w:bidi="ar_AE"/>
+        </w:rPr>
         <w:t>"</w:t>
       </w:r>
       <w:r>
@@ -2088,6 +2326,23 @@
           <w:b/>
           <w:lang w:val="ar_AE" w:bidi="ar_AE"/>
         </w:rPr>
+        <w:t>ἐν τῇ ἀληθείᾳ</w:t>
+      </w:r>
+    </w:p>
+    <w:p>
+      <w:pPr>
+        <w:bidi/>
+      </w:pPr>
+      <w:r>
+        <w:rPr>
+          <w:lang w:val="ar_AE" w:bidi="ar_AE"/>
+        </w:rPr>
+      </w:r>
+      <w:r>
+        <w:rPr>
+          <w:b/>
+          <w:lang w:val="ar_AE" w:bidi="ar_AE"/>
+        </w:rPr>
         <w:t>"</w:t>
       </w:r>
       <w:r>
@@ -2207,6 +2462,23 @@
           <w:b/>
           <w:lang w:val="ar_AE" w:bidi="ar_AE"/>
         </w:rPr>
+        <w:t>τοὺς ἀδελφοὺς</w:t>
+      </w:r>
+    </w:p>
+    <w:p>
+      <w:pPr>
+        <w:bidi/>
+      </w:pPr>
+      <w:r>
+        <w:rPr>
+          <w:lang w:val="ar_AE" w:bidi="ar_AE"/>
+        </w:rPr>
+      </w:r>
+      <w:r>
+        <w:rPr>
+          <w:b/>
+          <w:lang w:val="ar_AE" w:bidi="ar_AE"/>
+        </w:rPr>
         <w:t>"ٱلْإِخْوَةِ"</w:t>
       </w:r>
     </w:p>
@@ -2312,6 +2584,23 @@
           <w:b/>
           <w:lang w:val="ar_AE" w:bidi="ar_AE"/>
         </w:rPr>
+        <w:t>σου τῇ ἀγάπῃ</w:t>
+      </w:r>
+    </w:p>
+    <w:p>
+      <w:pPr>
+        <w:bidi/>
+      </w:pPr>
+      <w:r>
+        <w:rPr>
+          <w:lang w:val="ar_AE" w:bidi="ar_AE"/>
+        </w:rPr>
+      </w:r>
+      <w:r>
+        <w:rPr>
+          <w:b/>
+          <w:lang w:val="ar_AE" w:bidi="ar_AE"/>
+        </w:rPr>
         <w:t>"</w:t>
       </w:r>
       <w:r>
@@ -2431,6 +2720,23 @@
           <w:b/>
           <w:lang w:val="ar_AE" w:bidi="ar_AE"/>
         </w:rPr>
+        <w:t>προπέμψας</w:t>
+      </w:r>
+    </w:p>
+    <w:p>
+      <w:pPr>
+        <w:bidi/>
+      </w:pPr>
+      <w:r>
+        <w:rPr>
+          <w:lang w:val="ar_AE" w:bidi="ar_AE"/>
+        </w:rPr>
+      </w:r>
+      <w:r>
+        <w:rPr>
+          <w:b/>
+          <w:lang w:val="ar_AE" w:bidi="ar_AE"/>
+        </w:rPr>
         <w:t>"</w:t>
       </w:r>
       <w:r>
@@ -2550,6 +2856,23 @@
           <w:b/>
           <w:lang w:val="ar_AE" w:bidi="ar_AE"/>
         </w:rPr>
+        <w:t>οὓς καλῶς ποιήσεις, προπέμψας ἀξίως τοῦ Θεοῦ; ὑπὲρ γὰρ τοῦ ὀνόματος ἐξῆλθον, μηδὲν λαμβάνοντες ἀπὸ τῶν ἐθνικῶν</w:t>
+      </w:r>
+    </w:p>
+    <w:p>
+      <w:pPr>
+        <w:bidi/>
+      </w:pPr>
+      <w:r>
+        <w:rPr>
+          <w:lang w:val="ar_AE" w:bidi="ar_AE"/>
+        </w:rPr>
+      </w:r>
+      <w:r>
+        <w:rPr>
+          <w:b/>
+          <w:lang w:val="ar_AE" w:bidi="ar_AE"/>
+        </w:rPr>
         <w:t>"</w:t>
       </w:r>
       <w:r>
@@ -2670,6 +2993,23 @@
           <w:b/>
           <w:lang w:val="ar_AE" w:bidi="ar_AE"/>
         </w:rPr>
+        <w:t>ὑπὲρ &amp; τοῦ ὀνόματος</w:t>
+      </w:r>
+    </w:p>
+    <w:p>
+      <w:pPr>
+        <w:bidi/>
+      </w:pPr>
+      <w:r>
+        <w:rPr>
+          <w:lang w:val="ar_AE" w:bidi="ar_AE"/>
+        </w:rPr>
+      </w:r>
+      <w:r>
+        <w:rPr>
+          <w:b/>
+          <w:lang w:val="ar_AE" w:bidi="ar_AE"/>
+        </w:rPr>
         <w:t>"</w:t>
       </w:r>
       <w:r>
@@ -2789,6 +3129,23 @@
           <w:b/>
           <w:lang w:val="ar_AE" w:bidi="ar_AE"/>
         </w:rPr>
+        <w:t>μηδὲν λαμβάνοντες ἀπὸ τῶν ἐθνικῶν</w:t>
+      </w:r>
+    </w:p>
+    <w:p>
+      <w:pPr>
+        <w:bidi/>
+      </w:pPr>
+      <w:r>
+        <w:rPr>
+          <w:lang w:val="ar_AE" w:bidi="ar_AE"/>
+        </w:rPr>
+      </w:r>
+      <w:r>
+        <w:rPr>
+          <w:b/>
+          <w:lang w:val="ar_AE" w:bidi="ar_AE"/>
+        </w:rPr>
         <w:t>"</w:t>
       </w:r>
       <w:r>
@@ -2908,6 +3265,23 @@
           <w:b/>
           <w:lang w:val="ar_AE" w:bidi="ar_AE"/>
         </w:rPr>
+        <w:t>τῶν ἐθνικῶν</w:t>
+      </w:r>
+    </w:p>
+    <w:p>
+      <w:pPr>
+        <w:bidi/>
+      </w:pPr>
+      <w:r>
+        <w:rPr>
+          <w:lang w:val="ar_AE" w:bidi="ar_AE"/>
+        </w:rPr>
+      </w:r>
+      <w:r>
+        <w:rPr>
+          <w:b/>
+          <w:lang w:val="ar_AE" w:bidi="ar_AE"/>
+        </w:rPr>
         <w:t>"</w:t>
       </w:r>
       <w:r>
@@ -3027,6 +3401,23 @@
           <w:b/>
           <w:lang w:val="ar_AE" w:bidi="ar_AE"/>
         </w:rPr>
+        <w:t>οὖν</w:t>
+      </w:r>
+    </w:p>
+    <w:p>
+      <w:pPr>
+        <w:bidi/>
+      </w:pPr>
+      <w:r>
+        <w:rPr>
+          <w:lang w:val="ar_AE" w:bidi="ar_AE"/>
+        </w:rPr>
+      </w:r>
+      <w:r>
+        <w:rPr>
+          <w:b/>
+          <w:lang w:val="ar_AE" w:bidi="ar_AE"/>
+        </w:rPr>
         <w:t>"</w:t>
       </w:r>
       <w:r>
@@ -3159,6 +3550,23 @@
           <w:b/>
           <w:lang w:val="ar_AE" w:bidi="ar_AE"/>
         </w:rPr>
+        <w:t>ἡμεῖς &amp; ὀφείλομεν ὑπολαμβάνειν</w:t>
+      </w:r>
+    </w:p>
+    <w:p>
+      <w:pPr>
+        <w:bidi/>
+      </w:pPr>
+      <w:r>
+        <w:rPr>
+          <w:lang w:val="ar_AE" w:bidi="ar_AE"/>
+        </w:rPr>
+      </w:r>
+      <w:r>
+        <w:rPr>
+          <w:b/>
+          <w:lang w:val="ar_AE" w:bidi="ar_AE"/>
+        </w:rPr>
         <w:t>"</w:t>
       </w:r>
       <w:r>
@@ -3304,6 +3712,23 @@
           <w:b/>
           <w:lang w:val="ar_AE" w:bidi="ar_AE"/>
         </w:rPr>
+        <w:t>ἡμεῖς &amp; ὀφείλομεν</w:t>
+      </w:r>
+    </w:p>
+    <w:p>
+      <w:pPr>
+        <w:bidi/>
+      </w:pPr>
+      <w:r>
+        <w:rPr>
+          <w:lang w:val="ar_AE" w:bidi="ar_AE"/>
+        </w:rPr>
+      </w:r>
+      <w:r>
+        <w:rPr>
+          <w:b/>
+          <w:lang w:val="ar_AE" w:bidi="ar_AE"/>
+        </w:rPr>
         <w:t>"</w:t>
       </w:r>
       <w:r>
@@ -3436,6 +3861,23 @@
           <w:b/>
           <w:lang w:val="ar_AE" w:bidi="ar_AE"/>
         </w:rPr>
+        <w:t>ὑπολαμβάνειν</w:t>
+      </w:r>
+    </w:p>
+    <w:p>
+      <w:pPr>
+        <w:bidi/>
+      </w:pPr>
+      <w:r>
+        <w:rPr>
+          <w:lang w:val="ar_AE" w:bidi="ar_AE"/>
+        </w:rPr>
+      </w:r>
+      <w:r>
+        <w:rPr>
+          <w:b/>
+          <w:lang w:val="ar_AE" w:bidi="ar_AE"/>
+        </w:rPr>
         <w:t>"</w:t>
       </w:r>
       <w:r>
@@ -3542,6 +3984,23 @@
           <w:b/>
           <w:lang w:val="ar_AE" w:bidi="ar_AE"/>
         </w:rPr>
+        <w:t>ἵνα</w:t>
+      </w:r>
+    </w:p>
+    <w:p>
+      <w:pPr>
+        <w:bidi/>
+      </w:pPr>
+      <w:r>
+        <w:rPr>
+          <w:lang w:val="ar_AE" w:bidi="ar_AE"/>
+        </w:rPr>
+      </w:r>
+      <w:r>
+        <w:rPr>
+          <w:b/>
+          <w:lang w:val="ar_AE" w:bidi="ar_AE"/>
+        </w:rPr>
         <w:t>"</w:t>
       </w:r>
       <w:r>
@@ -3687,6 +4146,23 @@
           <w:b/>
           <w:lang w:val="ar_AE" w:bidi="ar_AE"/>
         </w:rPr>
+        <w:t>ἵνα συνεργοὶ γινώμεθα τῇ ἀληθείᾳ</w:t>
+      </w:r>
+    </w:p>
+    <w:p>
+      <w:pPr>
+        <w:bidi/>
+      </w:pPr>
+      <w:r>
+        <w:rPr>
+          <w:lang w:val="ar_AE" w:bidi="ar_AE"/>
+        </w:rPr>
+      </w:r>
+      <w:r>
+        <w:rPr>
+          <w:b/>
+          <w:lang w:val="ar_AE" w:bidi="ar_AE"/>
+        </w:rPr>
         <w:t>"</w:t>
       </w:r>
       <w:r>
@@ -3819,6 +4295,23 @@
           <w:b/>
           <w:lang w:val="ar_AE" w:bidi="ar_AE"/>
         </w:rPr>
+        <w:t>τῇ ἀληθείᾳ</w:t>
+      </w:r>
+    </w:p>
+    <w:p>
+      <w:pPr>
+        <w:bidi/>
+      </w:pPr>
+      <w:r>
+        <w:rPr>
+          <w:lang w:val="ar_AE" w:bidi="ar_AE"/>
+        </w:rPr>
+      </w:r>
+      <w:r>
+        <w:rPr>
+          <w:b/>
+          <w:lang w:val="ar_AE" w:bidi="ar_AE"/>
+        </w:rPr>
         <w:t>"</w:t>
       </w:r>
       <w:r>
@@ -3938,6 +4431,23 @@
           <w:b/>
           <w:lang w:val="ar_AE" w:bidi="ar_AE"/>
         </w:rPr>
+        <w:t>τι</w:t>
+      </w:r>
+    </w:p>
+    <w:p>
+      <w:pPr>
+        <w:bidi/>
+      </w:pPr>
+      <w:r>
+        <w:rPr>
+          <w:lang w:val="ar_AE" w:bidi="ar_AE"/>
+        </w:rPr>
+      </w:r>
+      <w:r>
+        <w:rPr>
+          <w:b/>
+          <w:lang w:val="ar_AE" w:bidi="ar_AE"/>
+        </w:rPr>
         <w:t>"</w:t>
       </w:r>
       <w:r>
@@ -4044,6 +4554,23 @@
           <w:b/>
           <w:lang w:val="ar_AE" w:bidi="ar_AE"/>
         </w:rPr>
+        <w:t>τῇ ἐκκλησίᾳ</w:t>
+      </w:r>
+    </w:p>
+    <w:p>
+      <w:pPr>
+        <w:bidi/>
+      </w:pPr>
+      <w:r>
+        <w:rPr>
+          <w:lang w:val="ar_AE" w:bidi="ar_AE"/>
+        </w:rPr>
+      </w:r>
+      <w:r>
+        <w:rPr>
+          <w:b/>
+          <w:lang w:val="ar_AE" w:bidi="ar_AE"/>
+        </w:rPr>
         <w:t>"</w:t>
       </w:r>
       <w:r>
@@ -4163,6 +4690,23 @@
           <w:b/>
           <w:lang w:val="ar_AE" w:bidi="ar_AE"/>
         </w:rPr>
+        <w:t>Διοτρέφης</w:t>
+      </w:r>
+    </w:p>
+    <w:p>
+      <w:pPr>
+        <w:bidi/>
+      </w:pPr>
+      <w:r>
+        <w:rPr>
+          <w:lang w:val="ar_AE" w:bidi="ar_AE"/>
+        </w:rPr>
+      </w:r>
+      <w:r>
+        <w:rPr>
+          <w:b/>
+          <w:lang w:val="ar_AE" w:bidi="ar_AE"/>
+        </w:rPr>
         <w:t>"</w:t>
       </w:r>
       <w:r>
@@ -4276,6 +4820,23 @@
           <w:b/>
           <w:lang w:val="ar_AE" w:bidi="ar_AE"/>
         </w:rPr>
+        <w:t>ὁ φιλοπρωτεύων αὐτῶν</w:t>
+      </w:r>
+    </w:p>
+    <w:p>
+      <w:pPr>
+        <w:bidi/>
+      </w:pPr>
+      <w:r>
+        <w:rPr>
+          <w:lang w:val="ar_AE" w:bidi="ar_AE"/>
+        </w:rPr>
+      </w:r>
+      <w:r>
+        <w:rPr>
+          <w:b/>
+          <w:lang w:val="ar_AE" w:bidi="ar_AE"/>
+        </w:rPr>
         <w:t>"</w:t>
       </w:r>
       <w:r>
@@ -4395,6 +4956,23 @@
           <w:b/>
           <w:lang w:val="ar_AE" w:bidi="ar_AE"/>
         </w:rPr>
+        <w:t>οὐκ ἐπιδέχεται ἡμᾶς</w:t>
+      </w:r>
+    </w:p>
+    <w:p>
+      <w:pPr>
+        <w:bidi/>
+      </w:pPr>
+      <w:r>
+        <w:rPr>
+          <w:lang w:val="ar_AE" w:bidi="ar_AE"/>
+        </w:rPr>
+      </w:r>
+      <w:r>
+        <w:rPr>
+          <w:b/>
+          <w:lang w:val="ar_AE" w:bidi="ar_AE"/>
+        </w:rPr>
         <w:t>"</w:t>
       </w:r>
       <w:r>
@@ -4527,6 +5105,23 @@
           <w:b/>
           <w:lang w:val="ar_AE" w:bidi="ar_AE"/>
         </w:rPr>
+        <w:t>ἡμᾶς</w:t>
+      </w:r>
+    </w:p>
+    <w:p>
+      <w:pPr>
+        <w:bidi/>
+      </w:pPr>
+      <w:r>
+        <w:rPr>
+          <w:lang w:val="ar_AE" w:bidi="ar_AE"/>
+        </w:rPr>
+      </w:r>
+      <w:r>
+        <w:rPr>
+          <w:b/>
+          <w:lang w:val="ar_AE" w:bidi="ar_AE"/>
+        </w:rPr>
         <w:t>"</w:t>
       </w:r>
       <w:r>
@@ -4646,6 +5241,23 @@
           <w:b/>
           <w:lang w:val="ar_AE" w:bidi="ar_AE"/>
         </w:rPr>
+        <w:t>διὰ τοῦτο</w:t>
+      </w:r>
+    </w:p>
+    <w:p>
+      <w:pPr>
+        <w:bidi/>
+      </w:pPr>
+      <w:r>
+        <w:rPr>
+          <w:lang w:val="ar_AE" w:bidi="ar_AE"/>
+        </w:rPr>
+      </w:r>
+      <w:r>
+        <w:rPr>
+          <w:b/>
+          <w:lang w:val="ar_AE" w:bidi="ar_AE"/>
+        </w:rPr>
         <w:t>"</w:t>
       </w:r>
       <w:r>
@@ -4765,6 +5377,23 @@
           <w:b/>
           <w:lang w:val="ar_AE" w:bidi="ar_AE"/>
         </w:rPr>
+        <w:t>ἐὰν ἔλθω</w:t>
+      </w:r>
+    </w:p>
+    <w:p>
+      <w:pPr>
+        <w:bidi/>
+      </w:pPr>
+      <w:r>
+        <w:rPr>
+          <w:lang w:val="ar_AE" w:bidi="ar_AE"/>
+        </w:rPr>
+      </w:r>
+      <w:r>
+        <w:rPr>
+          <w:b/>
+          <w:lang w:val="ar_AE" w:bidi="ar_AE"/>
+        </w:rPr>
         <w:t>"</w:t>
       </w:r>
       <w:r>
@@ -4871,6 +5500,23 @@
           <w:b/>
           <w:lang w:val="ar_AE" w:bidi="ar_AE"/>
         </w:rPr>
+        <w:t>ἔλθω</w:t>
+      </w:r>
+    </w:p>
+    <w:p>
+      <w:pPr>
+        <w:bidi/>
+      </w:pPr>
+      <w:r>
+        <w:rPr>
+          <w:lang w:val="ar_AE" w:bidi="ar_AE"/>
+        </w:rPr>
+      </w:r>
+      <w:r>
+        <w:rPr>
+          <w:b/>
+          <w:lang w:val="ar_AE" w:bidi="ar_AE"/>
+        </w:rPr>
         <w:t>"</w:t>
       </w:r>
       <w:r>
@@ -4990,6 +5636,23 @@
           <w:b/>
           <w:lang w:val="ar_AE" w:bidi="ar_AE"/>
         </w:rPr>
+        <w:t>λόγοις πονηροῖς φλυαρῶν ἡμᾶς</w:t>
+      </w:r>
+    </w:p>
+    <w:p>
+      <w:pPr>
+        <w:bidi/>
+      </w:pPr>
+      <w:r>
+        <w:rPr>
+          <w:lang w:val="ar_AE" w:bidi="ar_AE"/>
+        </w:rPr>
+      </w:r>
+      <w:r>
+        <w:rPr>
+          <w:b/>
+          <w:lang w:val="ar_AE" w:bidi="ar_AE"/>
+        </w:rPr>
         <w:t>"</w:t>
       </w:r>
       <w:r>
@@ -5135,6 +5798,23 @@
           <w:b/>
           <w:lang w:val="ar_AE" w:bidi="ar_AE"/>
         </w:rPr>
+        <w:t>μὴ ἀρκούμενος ἐπὶ τούτοις</w:t>
+      </w:r>
+    </w:p>
+    <w:p>
+      <w:pPr>
+        <w:bidi/>
+      </w:pPr>
+      <w:r>
+        <w:rPr>
+          <w:lang w:val="ar_AE" w:bidi="ar_AE"/>
+        </w:rPr>
+      </w:r>
+      <w:r>
+        <w:rPr>
+          <w:b/>
+          <w:lang w:val="ar_AE" w:bidi="ar_AE"/>
+        </w:rPr>
         <w:t>"</w:t>
       </w:r>
       <w:r>
@@ -5241,6 +5921,23 @@
           <w:b/>
           <w:lang w:val="ar_AE" w:bidi="ar_AE"/>
         </w:rPr>
+        <w:t>τοὺς ἀδελφοὺς</w:t>
+      </w:r>
+    </w:p>
+    <w:p>
+      <w:pPr>
+        <w:bidi/>
+      </w:pPr>
+      <w:r>
+        <w:rPr>
+          <w:lang w:val="ar_AE" w:bidi="ar_AE"/>
+        </w:rPr>
+      </w:r>
+      <w:r>
+        <w:rPr>
+          <w:b/>
+          <w:lang w:val="ar_AE" w:bidi="ar_AE"/>
+        </w:rPr>
         <w:t>"</w:t>
       </w:r>
       <w:r>
@@ -5360,6 +6057,23 @@
           <w:b/>
           <w:lang w:val="ar_AE" w:bidi="ar_AE"/>
         </w:rPr>
+        <w:t>καὶ τοὺς βουλομένους κωλύει</w:t>
+      </w:r>
+    </w:p>
+    <w:p>
+      <w:pPr>
+        <w:bidi/>
+      </w:pPr>
+      <w:r>
+        <w:rPr>
+          <w:lang w:val="ar_AE" w:bidi="ar_AE"/>
+        </w:rPr>
+      </w:r>
+      <w:r>
+        <w:rPr>
+          <w:b/>
+          <w:lang w:val="ar_AE" w:bidi="ar_AE"/>
+        </w:rPr>
         <w:t>"</w:t>
       </w:r>
       <w:r>
@@ -5466,6 +6180,23 @@
           <w:b/>
           <w:lang w:val="ar_AE" w:bidi="ar_AE"/>
         </w:rPr>
+        <w:t>μὴ μιμοῦ τὸ κακὸν, ἀλλὰ τὸ ἀγαθόν</w:t>
+      </w:r>
+    </w:p>
+    <w:p>
+      <w:pPr>
+        <w:bidi/>
+      </w:pPr>
+      <w:r>
+        <w:rPr>
+          <w:lang w:val="ar_AE" w:bidi="ar_AE"/>
+        </w:rPr>
+      </w:r>
+      <w:r>
+        <w:rPr>
+          <w:b/>
+          <w:lang w:val="ar_AE" w:bidi="ar_AE"/>
+        </w:rPr>
         <w:t>"</w:t>
       </w:r>
       <w:r>
@@ -5598,6 +6329,23 @@
           <w:b/>
           <w:lang w:val="ar_AE" w:bidi="ar_AE"/>
         </w:rPr>
+        <w:t>ἀλλὰ τὸ ἀγαθόν</w:t>
+      </w:r>
+    </w:p>
+    <w:p>
+      <w:pPr>
+        <w:bidi/>
+      </w:pPr>
+      <w:r>
+        <w:rPr>
+          <w:lang w:val="ar_AE" w:bidi="ar_AE"/>
+        </w:rPr>
+      </w:r>
+      <w:r>
+        <w:rPr>
+          <w:b/>
+          <w:lang w:val="ar_AE" w:bidi="ar_AE"/>
+        </w:rPr>
         <w:t>"</w:t>
       </w:r>
       <w:r>
@@ -5704,6 +6452,23 @@
           <w:b/>
           <w:lang w:val="ar_AE" w:bidi="ar_AE"/>
         </w:rPr>
+        <w:t>οὐχ ἑώρακεν τὸν Θεόν</w:t>
+      </w:r>
+    </w:p>
+    <w:p>
+      <w:pPr>
+        <w:bidi/>
+      </w:pPr>
+      <w:r>
+        <w:rPr>
+          <w:lang w:val="ar_AE" w:bidi="ar_AE"/>
+        </w:rPr>
+      </w:r>
+      <w:r>
+        <w:rPr>
+          <w:b/>
+          <w:lang w:val="ar_AE" w:bidi="ar_AE"/>
+        </w:rPr>
         <w:t>"</w:t>
       </w:r>
       <w:r>
@@ -5823,6 +6588,23 @@
           <w:b/>
           <w:lang w:val="ar_AE" w:bidi="ar_AE"/>
         </w:rPr>
+        <w:t>Δημητρίῳ μεμαρτύρηται ὑπὸ πάντων</w:t>
+      </w:r>
+    </w:p>
+    <w:p>
+      <w:pPr>
+        <w:bidi/>
+      </w:pPr>
+      <w:r>
+        <w:rPr>
+          <w:lang w:val="ar_AE" w:bidi="ar_AE"/>
+        </w:rPr>
+      </w:r>
+      <w:r>
+        <w:rPr>
+          <w:b/>
+          <w:lang w:val="ar_AE" w:bidi="ar_AE"/>
+        </w:rPr>
         <w:t>"</w:t>
       </w:r>
       <w:r>
@@ -5929,6 +6711,23 @@
           <w:b/>
           <w:lang w:val="ar_AE" w:bidi="ar_AE"/>
         </w:rPr>
+        <w:t>Δημητρίῳ</w:t>
+      </w:r>
+    </w:p>
+    <w:p>
+      <w:pPr>
+        <w:bidi/>
+      </w:pPr>
+      <w:r>
+        <w:rPr>
+          <w:lang w:val="ar_AE" w:bidi="ar_AE"/>
+        </w:rPr>
+      </w:r>
+      <w:r>
+        <w:rPr>
+          <w:b/>
+          <w:lang w:val="ar_AE" w:bidi="ar_AE"/>
+        </w:rPr>
         <w:t>"</w:t>
       </w:r>
       <w:r>
@@ -6041,6 +6840,23 @@
           <w:b/>
           <w:lang w:val="ar_AE" w:bidi="ar_AE"/>
         </w:rPr>
+        <w:t>ὑπὸ πάντων</w:t>
+      </w:r>
+    </w:p>
+    <w:p>
+      <w:pPr>
+        <w:bidi/>
+      </w:pPr>
+      <w:r>
+        <w:rPr>
+          <w:lang w:val="ar_AE" w:bidi="ar_AE"/>
+        </w:rPr>
+      </w:r>
+      <w:r>
+        <w:rPr>
+          <w:b/>
+          <w:lang w:val="ar_AE" w:bidi="ar_AE"/>
+        </w:rPr>
         <w:t>"</w:t>
       </w:r>
       <w:r>
@@ -6160,6 +6976,23 @@
           <w:b/>
           <w:lang w:val="ar_AE" w:bidi="ar_AE"/>
         </w:rPr>
+        <w:t>καὶ ὑπὸ αὐτῆς τῆς ἀληθείας</w:t>
+      </w:r>
+    </w:p>
+    <w:p>
+      <w:pPr>
+        <w:bidi/>
+      </w:pPr>
+      <w:r>
+        <w:rPr>
+          <w:lang w:val="ar_AE" w:bidi="ar_AE"/>
+        </w:rPr>
+      </w:r>
+      <w:r>
+        <w:rPr>
+          <w:b/>
+          <w:lang w:val="ar_AE" w:bidi="ar_AE"/>
+        </w:rPr>
         <w:t>"</w:t>
       </w:r>
       <w:r>
@@ -6266,6 +7099,23 @@
           <w:b/>
           <w:lang w:val="ar_AE" w:bidi="ar_AE"/>
         </w:rPr>
+        <w:t>ὑπὸ αὐτῆς τῆς ἀληθείας</w:t>
+      </w:r>
+    </w:p>
+    <w:p>
+      <w:pPr>
+        <w:bidi/>
+      </w:pPr>
+      <w:r>
+        <w:rPr>
+          <w:lang w:val="ar_AE" w:bidi="ar_AE"/>
+        </w:rPr>
+      </w:r>
+      <w:r>
+        <w:rPr>
+          <w:b/>
+          <w:lang w:val="ar_AE" w:bidi="ar_AE"/>
+        </w:rPr>
         <w:t>"</w:t>
       </w:r>
       <w:r>
@@ -6385,6 +7235,23 @@
           <w:b/>
           <w:lang w:val="ar_AE" w:bidi="ar_AE"/>
         </w:rPr>
+        <w:t>ὑπὸ αὐτῆς τῆς ἀληθείας</w:t>
+      </w:r>
+    </w:p>
+    <w:p>
+      <w:pPr>
+        <w:bidi/>
+      </w:pPr>
+      <w:r>
+        <w:rPr>
+          <w:lang w:val="ar_AE" w:bidi="ar_AE"/>
+        </w:rPr>
+      </w:r>
+      <w:r>
+        <w:rPr>
+          <w:b/>
+          <w:lang w:val="ar_AE" w:bidi="ar_AE"/>
+        </w:rPr>
         <w:t>"</w:t>
       </w:r>
       <w:r>
@@ -6504,6 +7371,23 @@
           <w:b/>
           <w:lang w:val="ar_AE" w:bidi="ar_AE"/>
         </w:rPr>
+        <w:t>καὶ ἡμεῖς &amp; μαρτυροῦμεν</w:t>
+      </w:r>
+    </w:p>
+    <w:p>
+      <w:pPr>
+        <w:bidi/>
+      </w:pPr>
+      <w:r>
+        <w:rPr>
+          <w:lang w:val="ar_AE" w:bidi="ar_AE"/>
+        </w:rPr>
+      </w:r>
+      <w:r>
+        <w:rPr>
+          <w:b/>
+          <w:lang w:val="ar_AE" w:bidi="ar_AE"/>
+        </w:rPr>
         <w:t>"</w:t>
       </w:r>
       <w:r>
@@ -6649,6 +7533,23 @@
           <w:b/>
           <w:lang w:val="ar_AE" w:bidi="ar_AE"/>
         </w:rPr>
+        <w:t>ἡμεῖς &amp; μαρτυροῦμεν &amp; ἡμῶν</w:t>
+      </w:r>
+    </w:p>
+    <w:p>
+      <w:pPr>
+        <w:bidi/>
+      </w:pPr>
+      <w:r>
+        <w:rPr>
+          <w:lang w:val="ar_AE" w:bidi="ar_AE"/>
+        </w:rPr>
+      </w:r>
+      <w:r>
+        <w:rPr>
+          <w:b/>
+          <w:lang w:val="ar_AE" w:bidi="ar_AE"/>
+        </w:rPr>
         <w:t>"</w:t>
       </w:r>
       <w:r>
@@ -6809,6 +7710,23 @@
           <w:b/>
           <w:lang w:val="ar_AE" w:bidi="ar_AE"/>
         </w:rPr>
+        <w:t>διὰ μέλανος καὶ καλάμου</w:t>
+      </w:r>
+    </w:p>
+    <w:p>
+      <w:pPr>
+        <w:bidi/>
+      </w:pPr>
+      <w:r>
+        <w:rPr>
+          <w:lang w:val="ar_AE" w:bidi="ar_AE"/>
+        </w:rPr>
+      </w:r>
+      <w:r>
+        <w:rPr>
+          <w:b/>
+          <w:lang w:val="ar_AE" w:bidi="ar_AE"/>
+        </w:rPr>
         <w:t>"</w:t>
       </w:r>
       <w:r>
@@ -6928,6 +7846,23 @@
           <w:b/>
           <w:lang w:val="ar_AE" w:bidi="ar_AE"/>
         </w:rPr>
+        <w:t>στόμα πρὸς στόμα</w:t>
+      </w:r>
+    </w:p>
+    <w:p>
+      <w:pPr>
+        <w:bidi/>
+      </w:pPr>
+      <w:r>
+        <w:rPr>
+          <w:lang w:val="ar_AE" w:bidi="ar_AE"/>
+        </w:rPr>
+      </w:r>
+      <w:r>
+        <w:rPr>
+          <w:b/>
+          <w:lang w:val="ar_AE" w:bidi="ar_AE"/>
+        </w:rPr>
         <w:t>"</w:t>
       </w:r>
       <w:r>
@@ -7047,6 +7982,23 @@
           <w:b/>
           <w:lang w:val="ar_AE" w:bidi="ar_AE"/>
         </w:rPr>
+        <w:t>εἰρήνη σοι</w:t>
+      </w:r>
+    </w:p>
+    <w:p>
+      <w:pPr>
+        <w:bidi/>
+      </w:pPr>
+      <w:r>
+        <w:rPr>
+          <w:lang w:val="ar_AE" w:bidi="ar_AE"/>
+        </w:rPr>
+      </w:r>
+      <w:r>
+        <w:rPr>
+          <w:b/>
+          <w:lang w:val="ar_AE" w:bidi="ar_AE"/>
+        </w:rPr>
         <w:t>"</w:t>
       </w:r>
       <w:r>
@@ -7153,6 +8105,23 @@
           <w:b/>
           <w:lang w:val="ar_AE" w:bidi="ar_AE"/>
         </w:rPr>
+        <w:t>εἰρήνη σοι</w:t>
+      </w:r>
+    </w:p>
+    <w:p>
+      <w:pPr>
+        <w:bidi/>
+      </w:pPr>
+      <w:r>
+        <w:rPr>
+          <w:lang w:val="ar_AE" w:bidi="ar_AE"/>
+        </w:rPr>
+      </w:r>
+      <w:r>
+        <w:rPr>
+          <w:b/>
+          <w:lang w:val="ar_AE" w:bidi="ar_AE"/>
+        </w:rPr>
         <w:t>"</w:t>
       </w:r>
       <w:r>
@@ -7272,6 +8241,23 @@
           <w:b/>
           <w:lang w:val="ar_AE" w:bidi="ar_AE"/>
         </w:rPr>
+        <w:t>ἀσπάζονταί σε οἱ φίλοι</w:t>
+      </w:r>
+    </w:p>
+    <w:p>
+      <w:pPr>
+        <w:bidi/>
+      </w:pPr>
+      <w:r>
+        <w:rPr>
+          <w:lang w:val="ar_AE" w:bidi="ar_AE"/>
+        </w:rPr>
+      </w:r>
+      <w:r>
+        <w:rPr>
+          <w:b/>
+          <w:lang w:val="ar_AE" w:bidi="ar_AE"/>
+        </w:rPr>
         <w:t>"</w:t>
       </w:r>
       <w:r>
@@ -7391,6 +8377,23 @@
           <w:b/>
           <w:lang w:val="ar_AE" w:bidi="ar_AE"/>
         </w:rPr>
+        <w:t>ἀσπάζου τοὺς φίλους</w:t>
+      </w:r>
+    </w:p>
+    <w:p>
+      <w:pPr>
+        <w:bidi/>
+      </w:pPr>
+      <w:r>
+        <w:rPr>
+          <w:lang w:val="ar_AE" w:bidi="ar_AE"/>
+        </w:rPr>
+      </w:r>
+      <w:r>
+        <w:rPr>
+          <w:b/>
+          <w:lang w:val="ar_AE" w:bidi="ar_AE"/>
+        </w:rPr>
         <w:t>"</w:t>
       </w:r>
       <w:r>
@@ -7494,6 +8497,23 @@
         <w:rPr>
           <w:lang w:val="ar_AE" w:bidi="ar_AE"/>
         </w:rPr>
+      </w:r>
+    </w:p>
+    <w:p>
+      <w:pPr>
+        <w:bidi/>
+      </w:pPr>
+      <w:r>
+        <w:rPr>
+          <w:lang w:val="ar_AE" w:bidi="ar_AE"/>
+        </w:rPr>
+      </w:r>
+      <w:r>
+        <w:rPr>
+          <w:b/>
+          <w:lang w:val="ar_AE" w:bidi="ar_AE"/>
+        </w:rPr>
+        <w:t>κατ’ ὄνομα</w:t>
       </w:r>
     </w:p>
     <w:p>

--- a/arb/docx/64.content.docx
+++ b/arb/docx/64.content.docx
@@ -836,6 +836,23 @@
           <w:b/>
           <w:lang w:val="ar_AE" w:bidi="ar_AE"/>
         </w:rPr>
+        <w:t>ὁ πρεσβύτερος</w:t>
+      </w:r>
+    </w:p>
+    <w:p>
+      <w:pPr>
+        <w:bidi/>
+      </w:pPr>
+      <w:r>
+        <w:rPr>
+          <w:lang w:val="ar_AE" w:bidi="ar_AE"/>
+        </w:rPr>
+      </w:r>
+      <w:r>
+        <w:rPr>
+          <w:b/>
+          <w:lang w:val="ar_AE" w:bidi="ar_AE"/>
+        </w:rPr>
         <w:t>"</w:t>
       </w:r>
       <w:r>
@@ -968,6 +985,23 @@
           <w:b/>
           <w:lang w:val="ar_AE" w:bidi="ar_AE"/>
         </w:rPr>
+        <w:t>Γαΐῳ</w:t>
+      </w:r>
+    </w:p>
+    <w:p>
+      <w:pPr>
+        <w:bidi/>
+      </w:pPr>
+      <w:r>
+        <w:rPr>
+          <w:lang w:val="ar_AE" w:bidi="ar_AE"/>
+        </w:rPr>
+      </w:r>
+      <w:r>
+        <w:rPr>
+          <w:b/>
+          <w:lang w:val="ar_AE" w:bidi="ar_AE"/>
+        </w:rPr>
         <w:t>"</w:t>
       </w:r>
       <w:r>
@@ -1095,6 +1129,23 @@
           <w:b/>
           <w:lang w:val="ar_AE" w:bidi="ar_AE"/>
         </w:rPr>
+        <w:t>ὃν ἐγὼ ἀγαπῶ ἐν ἀληθείᾳ</w:t>
+      </w:r>
+    </w:p>
+    <w:p>
+      <w:pPr>
+        <w:bidi/>
+      </w:pPr>
+      <w:r>
+        <w:rPr>
+          <w:lang w:val="ar_AE" w:bidi="ar_AE"/>
+        </w:rPr>
+      </w:r>
+      <w:r>
+        <w:rPr>
+          <w:b/>
+          <w:lang w:val="ar_AE" w:bidi="ar_AE"/>
+        </w:rPr>
         <w:t>"</w:t>
       </w:r>
       <w:r>
@@ -1214,6 +1265,23 @@
           <w:b/>
           <w:lang w:val="ar_AE" w:bidi="ar_AE"/>
         </w:rPr>
+        <w:t>γὰρ</w:t>
+      </w:r>
+    </w:p>
+    <w:p>
+      <w:pPr>
+        <w:bidi/>
+      </w:pPr>
+      <w:r>
+        <w:rPr>
+          <w:lang w:val="ar_AE" w:bidi="ar_AE"/>
+        </w:rPr>
+      </w:r>
+      <w:r>
+        <w:rPr>
+          <w:b/>
+          <w:lang w:val="ar_AE" w:bidi="ar_AE"/>
+        </w:rPr>
         <w:t>"</w:t>
       </w:r>
       <w:r>
@@ -1333,6 +1401,23 @@
           <w:b/>
           <w:lang w:val="ar_AE" w:bidi="ar_AE"/>
         </w:rPr>
+        <w:t>ἀδελφῶν</w:t>
+      </w:r>
+    </w:p>
+    <w:p>
+      <w:pPr>
+        <w:bidi/>
+      </w:pPr>
+      <w:r>
+        <w:rPr>
+          <w:lang w:val="ar_AE" w:bidi="ar_AE"/>
+        </w:rPr>
+      </w:r>
+      <w:r>
+        <w:rPr>
+          <w:b/>
+          <w:lang w:val="ar_AE" w:bidi="ar_AE"/>
+        </w:rPr>
         <w:t>"</w:t>
       </w:r>
       <w:r>
@@ -1465,6 +1550,23 @@
           <w:b/>
           <w:lang w:val="ar_AE" w:bidi="ar_AE"/>
         </w:rPr>
+        <w:t>σὺ ἐν ἀληθείᾳ περιπατεῖς</w:t>
+      </w:r>
+    </w:p>
+    <w:p>
+      <w:pPr>
+        <w:bidi/>
+      </w:pPr>
+      <w:r>
+        <w:rPr>
+          <w:lang w:val="ar_AE" w:bidi="ar_AE"/>
+        </w:rPr>
+      </w:r>
+      <w:r>
+        <w:rPr>
+          <w:b/>
+          <w:lang w:val="ar_AE" w:bidi="ar_AE"/>
+        </w:rPr>
         <w:t>"</w:t>
       </w:r>
       <w:r>
@@ -1584,6 +1686,23 @@
           <w:b/>
           <w:lang w:val="ar_AE" w:bidi="ar_AE"/>
         </w:rPr>
+        <w:t>ἀληθείᾳ &amp; ἀληθείᾳ</w:t>
+      </w:r>
+    </w:p>
+    <w:p>
+      <w:pPr>
+        <w:bidi/>
+      </w:pPr>
+      <w:r>
+        <w:rPr>
+          <w:lang w:val="ar_AE" w:bidi="ar_AE"/>
+        </w:rPr>
+      </w:r>
+      <w:r>
+        <w:rPr>
+          <w:b/>
+          <w:lang w:val="ar_AE" w:bidi="ar_AE"/>
+        </w:rPr>
         <w:t>"</w:t>
       </w:r>
       <w:r>
@@ -1731,6 +1850,23 @@
           <w:b/>
           <w:lang w:val="ar_AE" w:bidi="ar_AE"/>
         </w:rPr>
+        <w:t>μειζοτέραν &amp; οὐκ ἔχω χαράν</w:t>
+      </w:r>
+    </w:p>
+    <w:p>
+      <w:pPr>
+        <w:bidi/>
+      </w:pPr>
+      <w:r>
+        <w:rPr>
+          <w:lang w:val="ar_AE" w:bidi="ar_AE"/>
+        </w:rPr>
+      </w:r>
+      <w:r>
+        <w:rPr>
+          <w:b/>
+          <w:lang w:val="ar_AE" w:bidi="ar_AE"/>
+        </w:rPr>
         <w:t>"</w:t>
       </w:r>
       <w:r>
@@ -1850,6 +1986,23 @@
           <w:b/>
           <w:lang w:val="ar_AE" w:bidi="ar_AE"/>
         </w:rPr>
+        <w:t>τὰ ἐμὰ τέκνα</w:t>
+      </w:r>
+    </w:p>
+    <w:p>
+      <w:pPr>
+        <w:bidi/>
+      </w:pPr>
+      <w:r>
+        <w:rPr>
+          <w:lang w:val="ar_AE" w:bidi="ar_AE"/>
+        </w:rPr>
+      </w:r>
+      <w:r>
+        <w:rPr>
+          <w:b/>
+          <w:lang w:val="ar_AE" w:bidi="ar_AE"/>
+        </w:rPr>
         <w:t>"</w:t>
       </w:r>
       <w:r>
@@ -1969,6 +2122,23 @@
           <w:b/>
           <w:lang w:val="ar_AE" w:bidi="ar_AE"/>
         </w:rPr>
+        <w:t>ἐν τῇ ἀληθείᾳ περιπατοῦντα</w:t>
+      </w:r>
+    </w:p>
+    <w:p>
+      <w:pPr>
+        <w:bidi/>
+      </w:pPr>
+      <w:r>
+        <w:rPr>
+          <w:lang w:val="ar_AE" w:bidi="ar_AE"/>
+        </w:rPr>
+      </w:r>
+      <w:r>
+        <w:rPr>
+          <w:b/>
+          <w:lang w:val="ar_AE" w:bidi="ar_AE"/>
+        </w:rPr>
         <w:t>"</w:t>
       </w:r>
       <w:r>
@@ -2088,6 +2258,23 @@
           <w:b/>
           <w:lang w:val="ar_AE" w:bidi="ar_AE"/>
         </w:rPr>
+        <w:t>ἐν τῇ ἀληθείᾳ</w:t>
+      </w:r>
+    </w:p>
+    <w:p>
+      <w:pPr>
+        <w:bidi/>
+      </w:pPr>
+      <w:r>
+        <w:rPr>
+          <w:lang w:val="ar_AE" w:bidi="ar_AE"/>
+        </w:rPr>
+      </w:r>
+      <w:r>
+        <w:rPr>
+          <w:b/>
+          <w:lang w:val="ar_AE" w:bidi="ar_AE"/>
+        </w:rPr>
         <w:t>"</w:t>
       </w:r>
       <w:r>
@@ -2207,6 +2394,23 @@
           <w:b/>
           <w:lang w:val="ar_AE" w:bidi="ar_AE"/>
         </w:rPr>
+        <w:t>τοὺς ἀδελφοὺς</w:t>
+      </w:r>
+    </w:p>
+    <w:p>
+      <w:pPr>
+        <w:bidi/>
+      </w:pPr>
+      <w:r>
+        <w:rPr>
+          <w:lang w:val="ar_AE" w:bidi="ar_AE"/>
+        </w:rPr>
+      </w:r>
+      <w:r>
+        <w:rPr>
+          <w:b/>
+          <w:lang w:val="ar_AE" w:bidi="ar_AE"/>
+        </w:rPr>
         <w:t>"ٱلْإِخْوَةِ"</w:t>
       </w:r>
     </w:p>
@@ -2312,6 +2516,23 @@
           <w:b/>
           <w:lang w:val="ar_AE" w:bidi="ar_AE"/>
         </w:rPr>
+        <w:t>σου τῇ ἀγάπῃ</w:t>
+      </w:r>
+    </w:p>
+    <w:p>
+      <w:pPr>
+        <w:bidi/>
+      </w:pPr>
+      <w:r>
+        <w:rPr>
+          <w:lang w:val="ar_AE" w:bidi="ar_AE"/>
+        </w:rPr>
+      </w:r>
+      <w:r>
+        <w:rPr>
+          <w:b/>
+          <w:lang w:val="ar_AE" w:bidi="ar_AE"/>
+        </w:rPr>
         <w:t>"</w:t>
       </w:r>
       <w:r>
@@ -2431,6 +2652,23 @@
           <w:b/>
           <w:lang w:val="ar_AE" w:bidi="ar_AE"/>
         </w:rPr>
+        <w:t>προπέμψας</w:t>
+      </w:r>
+    </w:p>
+    <w:p>
+      <w:pPr>
+        <w:bidi/>
+      </w:pPr>
+      <w:r>
+        <w:rPr>
+          <w:lang w:val="ar_AE" w:bidi="ar_AE"/>
+        </w:rPr>
+      </w:r>
+      <w:r>
+        <w:rPr>
+          <w:b/>
+          <w:lang w:val="ar_AE" w:bidi="ar_AE"/>
+        </w:rPr>
         <w:t>"</w:t>
       </w:r>
       <w:r>
@@ -2550,6 +2788,23 @@
           <w:b/>
           <w:lang w:val="ar_AE" w:bidi="ar_AE"/>
         </w:rPr>
+        <w:t>οὓς καλῶς ποιήσεις, προπέμψας ἀξίως τοῦ Θεοῦ; ὑπὲρ γὰρ τοῦ ὀνόματος ἐξῆλθον, μηδὲν λαμβάνοντες ἀπὸ τῶν ἐθνικῶν</w:t>
+      </w:r>
+    </w:p>
+    <w:p>
+      <w:pPr>
+        <w:bidi/>
+      </w:pPr>
+      <w:r>
+        <w:rPr>
+          <w:lang w:val="ar_AE" w:bidi="ar_AE"/>
+        </w:rPr>
+      </w:r>
+      <w:r>
+        <w:rPr>
+          <w:b/>
+          <w:lang w:val="ar_AE" w:bidi="ar_AE"/>
+        </w:rPr>
         <w:t>"</w:t>
       </w:r>
       <w:r>
@@ -2670,6 +2925,23 @@
           <w:b/>
           <w:lang w:val="ar_AE" w:bidi="ar_AE"/>
         </w:rPr>
+        <w:t>ὑπὲρ &amp; τοῦ ὀνόματος</w:t>
+      </w:r>
+    </w:p>
+    <w:p>
+      <w:pPr>
+        <w:bidi/>
+      </w:pPr>
+      <w:r>
+        <w:rPr>
+          <w:lang w:val="ar_AE" w:bidi="ar_AE"/>
+        </w:rPr>
+      </w:r>
+      <w:r>
+        <w:rPr>
+          <w:b/>
+          <w:lang w:val="ar_AE" w:bidi="ar_AE"/>
+        </w:rPr>
         <w:t>"</w:t>
       </w:r>
       <w:r>
@@ -2789,6 +3061,23 @@
           <w:b/>
           <w:lang w:val="ar_AE" w:bidi="ar_AE"/>
         </w:rPr>
+        <w:t>μηδὲν λαμβάνοντες ἀπὸ τῶν ἐθνικῶν</w:t>
+      </w:r>
+    </w:p>
+    <w:p>
+      <w:pPr>
+        <w:bidi/>
+      </w:pPr>
+      <w:r>
+        <w:rPr>
+          <w:lang w:val="ar_AE" w:bidi="ar_AE"/>
+        </w:rPr>
+      </w:r>
+      <w:r>
+        <w:rPr>
+          <w:b/>
+          <w:lang w:val="ar_AE" w:bidi="ar_AE"/>
+        </w:rPr>
         <w:t>"</w:t>
       </w:r>
       <w:r>
@@ -2908,6 +3197,23 @@
           <w:b/>
           <w:lang w:val="ar_AE" w:bidi="ar_AE"/>
         </w:rPr>
+        <w:t>τῶν ἐθνικῶν</w:t>
+      </w:r>
+    </w:p>
+    <w:p>
+      <w:pPr>
+        <w:bidi/>
+      </w:pPr>
+      <w:r>
+        <w:rPr>
+          <w:lang w:val="ar_AE" w:bidi="ar_AE"/>
+        </w:rPr>
+      </w:r>
+      <w:r>
+        <w:rPr>
+          <w:b/>
+          <w:lang w:val="ar_AE" w:bidi="ar_AE"/>
+        </w:rPr>
         <w:t>"</w:t>
       </w:r>
       <w:r>
@@ -3027,6 +3333,23 @@
           <w:b/>
           <w:lang w:val="ar_AE" w:bidi="ar_AE"/>
         </w:rPr>
+        <w:t>οὖν</w:t>
+      </w:r>
+    </w:p>
+    <w:p>
+      <w:pPr>
+        <w:bidi/>
+      </w:pPr>
+      <w:r>
+        <w:rPr>
+          <w:lang w:val="ar_AE" w:bidi="ar_AE"/>
+        </w:rPr>
+      </w:r>
+      <w:r>
+        <w:rPr>
+          <w:b/>
+          <w:lang w:val="ar_AE" w:bidi="ar_AE"/>
+        </w:rPr>
         <w:t>"</w:t>
       </w:r>
       <w:r>
@@ -3159,6 +3482,23 @@
           <w:b/>
           <w:lang w:val="ar_AE" w:bidi="ar_AE"/>
         </w:rPr>
+        <w:t>ἡμεῖς &amp; ὀφείλομεν ὑπολαμβάνειν</w:t>
+      </w:r>
+    </w:p>
+    <w:p>
+      <w:pPr>
+        <w:bidi/>
+      </w:pPr>
+      <w:r>
+        <w:rPr>
+          <w:lang w:val="ar_AE" w:bidi="ar_AE"/>
+        </w:rPr>
+      </w:r>
+      <w:r>
+        <w:rPr>
+          <w:b/>
+          <w:lang w:val="ar_AE" w:bidi="ar_AE"/>
+        </w:rPr>
         <w:t>"</w:t>
       </w:r>
       <w:r>
@@ -3304,6 +3644,23 @@
           <w:b/>
           <w:lang w:val="ar_AE" w:bidi="ar_AE"/>
         </w:rPr>
+        <w:t>ἡμεῖς &amp; ὀφείλομεν</w:t>
+      </w:r>
+    </w:p>
+    <w:p>
+      <w:pPr>
+        <w:bidi/>
+      </w:pPr>
+      <w:r>
+        <w:rPr>
+          <w:lang w:val="ar_AE" w:bidi="ar_AE"/>
+        </w:rPr>
+      </w:r>
+      <w:r>
+        <w:rPr>
+          <w:b/>
+          <w:lang w:val="ar_AE" w:bidi="ar_AE"/>
+        </w:rPr>
         <w:t>"</w:t>
       </w:r>
       <w:r>
@@ -3436,6 +3793,23 @@
           <w:b/>
           <w:lang w:val="ar_AE" w:bidi="ar_AE"/>
         </w:rPr>
+        <w:t>ὑπολαμβάνειν</w:t>
+      </w:r>
+    </w:p>
+    <w:p>
+      <w:pPr>
+        <w:bidi/>
+      </w:pPr>
+      <w:r>
+        <w:rPr>
+          <w:lang w:val="ar_AE" w:bidi="ar_AE"/>
+        </w:rPr>
+      </w:r>
+      <w:r>
+        <w:rPr>
+          <w:b/>
+          <w:lang w:val="ar_AE" w:bidi="ar_AE"/>
+        </w:rPr>
         <w:t>"</w:t>
       </w:r>
       <w:r>
@@ -3542,6 +3916,23 @@
           <w:b/>
           <w:lang w:val="ar_AE" w:bidi="ar_AE"/>
         </w:rPr>
+        <w:t>ἵνα</w:t>
+      </w:r>
+    </w:p>
+    <w:p>
+      <w:pPr>
+        <w:bidi/>
+      </w:pPr>
+      <w:r>
+        <w:rPr>
+          <w:lang w:val="ar_AE" w:bidi="ar_AE"/>
+        </w:rPr>
+      </w:r>
+      <w:r>
+        <w:rPr>
+          <w:b/>
+          <w:lang w:val="ar_AE" w:bidi="ar_AE"/>
+        </w:rPr>
         <w:t>"</w:t>
       </w:r>
       <w:r>
@@ -3687,6 +4078,23 @@
           <w:b/>
           <w:lang w:val="ar_AE" w:bidi="ar_AE"/>
         </w:rPr>
+        <w:t>ἵνα συνεργοὶ γινώμεθα τῇ ἀληθείᾳ</w:t>
+      </w:r>
+    </w:p>
+    <w:p>
+      <w:pPr>
+        <w:bidi/>
+      </w:pPr>
+      <w:r>
+        <w:rPr>
+          <w:lang w:val="ar_AE" w:bidi="ar_AE"/>
+        </w:rPr>
+      </w:r>
+      <w:r>
+        <w:rPr>
+          <w:b/>
+          <w:lang w:val="ar_AE" w:bidi="ar_AE"/>
+        </w:rPr>
         <w:t>"</w:t>
       </w:r>
       <w:r>
@@ -3819,6 +4227,23 @@
           <w:b/>
           <w:lang w:val="ar_AE" w:bidi="ar_AE"/>
         </w:rPr>
+        <w:t>τῇ ἀληθείᾳ</w:t>
+      </w:r>
+    </w:p>
+    <w:p>
+      <w:pPr>
+        <w:bidi/>
+      </w:pPr>
+      <w:r>
+        <w:rPr>
+          <w:lang w:val="ar_AE" w:bidi="ar_AE"/>
+        </w:rPr>
+      </w:r>
+      <w:r>
+        <w:rPr>
+          <w:b/>
+          <w:lang w:val="ar_AE" w:bidi="ar_AE"/>
+        </w:rPr>
         <w:t>"</w:t>
       </w:r>
       <w:r>
@@ -3938,6 +4363,23 @@
           <w:b/>
           <w:lang w:val="ar_AE" w:bidi="ar_AE"/>
         </w:rPr>
+        <w:t>τι</w:t>
+      </w:r>
+    </w:p>
+    <w:p>
+      <w:pPr>
+        <w:bidi/>
+      </w:pPr>
+      <w:r>
+        <w:rPr>
+          <w:lang w:val="ar_AE" w:bidi="ar_AE"/>
+        </w:rPr>
+      </w:r>
+      <w:r>
+        <w:rPr>
+          <w:b/>
+          <w:lang w:val="ar_AE" w:bidi="ar_AE"/>
+        </w:rPr>
         <w:t>"</w:t>
       </w:r>
       <w:r>
@@ -4044,6 +4486,23 @@
           <w:b/>
           <w:lang w:val="ar_AE" w:bidi="ar_AE"/>
         </w:rPr>
+        <w:t>τῇ ἐκκλησίᾳ</w:t>
+      </w:r>
+    </w:p>
+    <w:p>
+      <w:pPr>
+        <w:bidi/>
+      </w:pPr>
+      <w:r>
+        <w:rPr>
+          <w:lang w:val="ar_AE" w:bidi="ar_AE"/>
+        </w:rPr>
+      </w:r>
+      <w:r>
+        <w:rPr>
+          <w:b/>
+          <w:lang w:val="ar_AE" w:bidi="ar_AE"/>
+        </w:rPr>
         <w:t>"</w:t>
       </w:r>
       <w:r>
@@ -4163,6 +4622,23 @@
           <w:b/>
           <w:lang w:val="ar_AE" w:bidi="ar_AE"/>
         </w:rPr>
+        <w:t>Διοτρέφης</w:t>
+      </w:r>
+    </w:p>
+    <w:p>
+      <w:pPr>
+        <w:bidi/>
+      </w:pPr>
+      <w:r>
+        <w:rPr>
+          <w:lang w:val="ar_AE" w:bidi="ar_AE"/>
+        </w:rPr>
+      </w:r>
+      <w:r>
+        <w:rPr>
+          <w:b/>
+          <w:lang w:val="ar_AE" w:bidi="ar_AE"/>
+        </w:rPr>
         <w:t>"</w:t>
       </w:r>
       <w:r>
@@ -4276,6 +4752,23 @@
           <w:b/>
           <w:lang w:val="ar_AE" w:bidi="ar_AE"/>
         </w:rPr>
+        <w:t>ὁ φιλοπρωτεύων αὐτῶν</w:t>
+      </w:r>
+    </w:p>
+    <w:p>
+      <w:pPr>
+        <w:bidi/>
+      </w:pPr>
+      <w:r>
+        <w:rPr>
+          <w:lang w:val="ar_AE" w:bidi="ar_AE"/>
+        </w:rPr>
+      </w:r>
+      <w:r>
+        <w:rPr>
+          <w:b/>
+          <w:lang w:val="ar_AE" w:bidi="ar_AE"/>
+        </w:rPr>
         <w:t>"</w:t>
       </w:r>
       <w:r>
@@ -4395,6 +4888,23 @@
           <w:b/>
           <w:lang w:val="ar_AE" w:bidi="ar_AE"/>
         </w:rPr>
+        <w:t>οὐκ ἐπιδέχεται ἡμᾶς</w:t>
+      </w:r>
+    </w:p>
+    <w:p>
+      <w:pPr>
+        <w:bidi/>
+      </w:pPr>
+      <w:r>
+        <w:rPr>
+          <w:lang w:val="ar_AE" w:bidi="ar_AE"/>
+        </w:rPr>
+      </w:r>
+      <w:r>
+        <w:rPr>
+          <w:b/>
+          <w:lang w:val="ar_AE" w:bidi="ar_AE"/>
+        </w:rPr>
         <w:t>"</w:t>
       </w:r>
       <w:r>
@@ -4527,6 +5037,23 @@
           <w:b/>
           <w:lang w:val="ar_AE" w:bidi="ar_AE"/>
         </w:rPr>
+        <w:t>ἡμᾶς</w:t>
+      </w:r>
+    </w:p>
+    <w:p>
+      <w:pPr>
+        <w:bidi/>
+      </w:pPr>
+      <w:r>
+        <w:rPr>
+          <w:lang w:val="ar_AE" w:bidi="ar_AE"/>
+        </w:rPr>
+      </w:r>
+      <w:r>
+        <w:rPr>
+          <w:b/>
+          <w:lang w:val="ar_AE" w:bidi="ar_AE"/>
+        </w:rPr>
         <w:t>"</w:t>
       </w:r>
       <w:r>
@@ -4646,6 +5173,23 @@
           <w:b/>
           <w:lang w:val="ar_AE" w:bidi="ar_AE"/>
         </w:rPr>
+        <w:t>διὰ τοῦτο</w:t>
+      </w:r>
+    </w:p>
+    <w:p>
+      <w:pPr>
+        <w:bidi/>
+      </w:pPr>
+      <w:r>
+        <w:rPr>
+          <w:lang w:val="ar_AE" w:bidi="ar_AE"/>
+        </w:rPr>
+      </w:r>
+      <w:r>
+        <w:rPr>
+          <w:b/>
+          <w:lang w:val="ar_AE" w:bidi="ar_AE"/>
+        </w:rPr>
         <w:t>"</w:t>
       </w:r>
       <w:r>
@@ -4765,6 +5309,23 @@
           <w:b/>
           <w:lang w:val="ar_AE" w:bidi="ar_AE"/>
         </w:rPr>
+        <w:t>ἐὰν ἔλθω</w:t>
+      </w:r>
+    </w:p>
+    <w:p>
+      <w:pPr>
+        <w:bidi/>
+      </w:pPr>
+      <w:r>
+        <w:rPr>
+          <w:lang w:val="ar_AE" w:bidi="ar_AE"/>
+        </w:rPr>
+      </w:r>
+      <w:r>
+        <w:rPr>
+          <w:b/>
+          <w:lang w:val="ar_AE" w:bidi="ar_AE"/>
+        </w:rPr>
         <w:t>"</w:t>
       </w:r>
       <w:r>
@@ -4871,6 +5432,23 @@
           <w:b/>
           <w:lang w:val="ar_AE" w:bidi="ar_AE"/>
         </w:rPr>
+        <w:t>ἔλθω</w:t>
+      </w:r>
+    </w:p>
+    <w:p>
+      <w:pPr>
+        <w:bidi/>
+      </w:pPr>
+      <w:r>
+        <w:rPr>
+          <w:lang w:val="ar_AE" w:bidi="ar_AE"/>
+        </w:rPr>
+      </w:r>
+      <w:r>
+        <w:rPr>
+          <w:b/>
+          <w:lang w:val="ar_AE" w:bidi="ar_AE"/>
+        </w:rPr>
         <w:t>"</w:t>
       </w:r>
       <w:r>
@@ -4990,6 +5568,23 @@
           <w:b/>
           <w:lang w:val="ar_AE" w:bidi="ar_AE"/>
         </w:rPr>
+        <w:t>λόγοις πονηροῖς φλυαρῶν ἡμᾶς</w:t>
+      </w:r>
+    </w:p>
+    <w:p>
+      <w:pPr>
+        <w:bidi/>
+      </w:pPr>
+      <w:r>
+        <w:rPr>
+          <w:lang w:val="ar_AE" w:bidi="ar_AE"/>
+        </w:rPr>
+      </w:r>
+      <w:r>
+        <w:rPr>
+          <w:b/>
+          <w:lang w:val="ar_AE" w:bidi="ar_AE"/>
+        </w:rPr>
         <w:t>"</w:t>
       </w:r>
       <w:r>
@@ -5135,6 +5730,23 @@
           <w:b/>
           <w:lang w:val="ar_AE" w:bidi="ar_AE"/>
         </w:rPr>
+        <w:t>μὴ ἀρκούμενος ἐπὶ τούτοις</w:t>
+      </w:r>
+    </w:p>
+    <w:p>
+      <w:pPr>
+        <w:bidi/>
+      </w:pPr>
+      <w:r>
+        <w:rPr>
+          <w:lang w:val="ar_AE" w:bidi="ar_AE"/>
+        </w:rPr>
+      </w:r>
+      <w:r>
+        <w:rPr>
+          <w:b/>
+          <w:lang w:val="ar_AE" w:bidi="ar_AE"/>
+        </w:rPr>
         <w:t>"</w:t>
       </w:r>
       <w:r>
@@ -5241,6 +5853,23 @@
           <w:b/>
           <w:lang w:val="ar_AE" w:bidi="ar_AE"/>
         </w:rPr>
+        <w:t>τοὺς ἀδελφοὺς</w:t>
+      </w:r>
+    </w:p>
+    <w:p>
+      <w:pPr>
+        <w:bidi/>
+      </w:pPr>
+      <w:r>
+        <w:rPr>
+          <w:lang w:val="ar_AE" w:bidi="ar_AE"/>
+        </w:rPr>
+      </w:r>
+      <w:r>
+        <w:rPr>
+          <w:b/>
+          <w:lang w:val="ar_AE" w:bidi="ar_AE"/>
+        </w:rPr>
         <w:t>"</w:t>
       </w:r>
       <w:r>
@@ -5360,6 +5989,23 @@
           <w:b/>
           <w:lang w:val="ar_AE" w:bidi="ar_AE"/>
         </w:rPr>
+        <w:t>καὶ τοὺς βουλομένους κωλύει</w:t>
+      </w:r>
+    </w:p>
+    <w:p>
+      <w:pPr>
+        <w:bidi/>
+      </w:pPr>
+      <w:r>
+        <w:rPr>
+          <w:lang w:val="ar_AE" w:bidi="ar_AE"/>
+        </w:rPr>
+      </w:r>
+      <w:r>
+        <w:rPr>
+          <w:b/>
+          <w:lang w:val="ar_AE" w:bidi="ar_AE"/>
+        </w:rPr>
         <w:t>"</w:t>
       </w:r>
       <w:r>
@@ -5466,6 +6112,23 @@
           <w:b/>
           <w:lang w:val="ar_AE" w:bidi="ar_AE"/>
         </w:rPr>
+        <w:t>μὴ μιμοῦ τὸ κακὸν, ἀλλὰ τὸ ἀγαθόν</w:t>
+      </w:r>
+    </w:p>
+    <w:p>
+      <w:pPr>
+        <w:bidi/>
+      </w:pPr>
+      <w:r>
+        <w:rPr>
+          <w:lang w:val="ar_AE" w:bidi="ar_AE"/>
+        </w:rPr>
+      </w:r>
+      <w:r>
+        <w:rPr>
+          <w:b/>
+          <w:lang w:val="ar_AE" w:bidi="ar_AE"/>
+        </w:rPr>
         <w:t>"</w:t>
       </w:r>
       <w:r>
@@ -5598,6 +6261,23 @@
           <w:b/>
           <w:lang w:val="ar_AE" w:bidi="ar_AE"/>
         </w:rPr>
+        <w:t>ἀλλὰ τὸ ἀγαθόν</w:t>
+      </w:r>
+    </w:p>
+    <w:p>
+      <w:pPr>
+        <w:bidi/>
+      </w:pPr>
+      <w:r>
+        <w:rPr>
+          <w:lang w:val="ar_AE" w:bidi="ar_AE"/>
+        </w:rPr>
+      </w:r>
+      <w:r>
+        <w:rPr>
+          <w:b/>
+          <w:lang w:val="ar_AE" w:bidi="ar_AE"/>
+        </w:rPr>
         <w:t>"</w:t>
       </w:r>
       <w:r>
@@ -5704,6 +6384,23 @@
           <w:b/>
           <w:lang w:val="ar_AE" w:bidi="ar_AE"/>
         </w:rPr>
+        <w:t>οὐχ ἑώρακεν τὸν Θεόν</w:t>
+      </w:r>
+    </w:p>
+    <w:p>
+      <w:pPr>
+        <w:bidi/>
+      </w:pPr>
+      <w:r>
+        <w:rPr>
+          <w:lang w:val="ar_AE" w:bidi="ar_AE"/>
+        </w:rPr>
+      </w:r>
+      <w:r>
+        <w:rPr>
+          <w:b/>
+          <w:lang w:val="ar_AE" w:bidi="ar_AE"/>
+        </w:rPr>
         <w:t>"</w:t>
       </w:r>
       <w:r>
@@ -5823,6 +6520,23 @@
           <w:b/>
           <w:lang w:val="ar_AE" w:bidi="ar_AE"/>
         </w:rPr>
+        <w:t>Δημητρίῳ μεμαρτύρηται ὑπὸ πάντων</w:t>
+      </w:r>
+    </w:p>
+    <w:p>
+      <w:pPr>
+        <w:bidi/>
+      </w:pPr>
+      <w:r>
+        <w:rPr>
+          <w:lang w:val="ar_AE" w:bidi="ar_AE"/>
+        </w:rPr>
+      </w:r>
+      <w:r>
+        <w:rPr>
+          <w:b/>
+          <w:lang w:val="ar_AE" w:bidi="ar_AE"/>
+        </w:rPr>
         <w:t>"</w:t>
       </w:r>
       <w:r>
@@ -5929,6 +6643,23 @@
           <w:b/>
           <w:lang w:val="ar_AE" w:bidi="ar_AE"/>
         </w:rPr>
+        <w:t>Δημητρίῳ</w:t>
+      </w:r>
+    </w:p>
+    <w:p>
+      <w:pPr>
+        <w:bidi/>
+      </w:pPr>
+      <w:r>
+        <w:rPr>
+          <w:lang w:val="ar_AE" w:bidi="ar_AE"/>
+        </w:rPr>
+      </w:r>
+      <w:r>
+        <w:rPr>
+          <w:b/>
+          <w:lang w:val="ar_AE" w:bidi="ar_AE"/>
+        </w:rPr>
         <w:t>"</w:t>
       </w:r>
       <w:r>
@@ -6041,6 +6772,23 @@
           <w:b/>
           <w:lang w:val="ar_AE" w:bidi="ar_AE"/>
         </w:rPr>
+        <w:t>ὑπὸ πάντων</w:t>
+      </w:r>
+    </w:p>
+    <w:p>
+      <w:pPr>
+        <w:bidi/>
+      </w:pPr>
+      <w:r>
+        <w:rPr>
+          <w:lang w:val="ar_AE" w:bidi="ar_AE"/>
+        </w:rPr>
+      </w:r>
+      <w:r>
+        <w:rPr>
+          <w:b/>
+          <w:lang w:val="ar_AE" w:bidi="ar_AE"/>
+        </w:rPr>
         <w:t>"</w:t>
       </w:r>
       <w:r>
@@ -6160,6 +6908,23 @@
           <w:b/>
           <w:lang w:val="ar_AE" w:bidi="ar_AE"/>
         </w:rPr>
+        <w:t>καὶ ὑπὸ αὐτῆς τῆς ἀληθείας</w:t>
+      </w:r>
+    </w:p>
+    <w:p>
+      <w:pPr>
+        <w:bidi/>
+      </w:pPr>
+      <w:r>
+        <w:rPr>
+          <w:lang w:val="ar_AE" w:bidi="ar_AE"/>
+        </w:rPr>
+      </w:r>
+      <w:r>
+        <w:rPr>
+          <w:b/>
+          <w:lang w:val="ar_AE" w:bidi="ar_AE"/>
+        </w:rPr>
         <w:t>"</w:t>
       </w:r>
       <w:r>
@@ -6266,6 +7031,23 @@
           <w:b/>
           <w:lang w:val="ar_AE" w:bidi="ar_AE"/>
         </w:rPr>
+        <w:t>ὑπὸ αὐτῆς τῆς ἀληθείας</w:t>
+      </w:r>
+    </w:p>
+    <w:p>
+      <w:pPr>
+        <w:bidi/>
+      </w:pPr>
+      <w:r>
+        <w:rPr>
+          <w:lang w:val="ar_AE" w:bidi="ar_AE"/>
+        </w:rPr>
+      </w:r>
+      <w:r>
+        <w:rPr>
+          <w:b/>
+          <w:lang w:val="ar_AE" w:bidi="ar_AE"/>
+        </w:rPr>
         <w:t>"</w:t>
       </w:r>
       <w:r>
@@ -6385,6 +7167,23 @@
           <w:b/>
           <w:lang w:val="ar_AE" w:bidi="ar_AE"/>
         </w:rPr>
+        <w:t>ὑπὸ αὐτῆς τῆς ἀληθείας</w:t>
+      </w:r>
+    </w:p>
+    <w:p>
+      <w:pPr>
+        <w:bidi/>
+      </w:pPr>
+      <w:r>
+        <w:rPr>
+          <w:lang w:val="ar_AE" w:bidi="ar_AE"/>
+        </w:rPr>
+      </w:r>
+      <w:r>
+        <w:rPr>
+          <w:b/>
+          <w:lang w:val="ar_AE" w:bidi="ar_AE"/>
+        </w:rPr>
         <w:t>"</w:t>
       </w:r>
       <w:r>
@@ -6504,6 +7303,23 @@
           <w:b/>
           <w:lang w:val="ar_AE" w:bidi="ar_AE"/>
         </w:rPr>
+        <w:t>καὶ ἡμεῖς &amp; μαρτυροῦμεν</w:t>
+      </w:r>
+    </w:p>
+    <w:p>
+      <w:pPr>
+        <w:bidi/>
+      </w:pPr>
+      <w:r>
+        <w:rPr>
+          <w:lang w:val="ar_AE" w:bidi="ar_AE"/>
+        </w:rPr>
+      </w:r>
+      <w:r>
+        <w:rPr>
+          <w:b/>
+          <w:lang w:val="ar_AE" w:bidi="ar_AE"/>
+        </w:rPr>
         <w:t>"</w:t>
       </w:r>
       <w:r>
@@ -6649,6 +7465,23 @@
           <w:b/>
           <w:lang w:val="ar_AE" w:bidi="ar_AE"/>
         </w:rPr>
+        <w:t>ἡμεῖς &amp; μαρτυροῦμεν &amp; ἡμῶν</w:t>
+      </w:r>
+    </w:p>
+    <w:p>
+      <w:pPr>
+        <w:bidi/>
+      </w:pPr>
+      <w:r>
+        <w:rPr>
+          <w:lang w:val="ar_AE" w:bidi="ar_AE"/>
+        </w:rPr>
+      </w:r>
+      <w:r>
+        <w:rPr>
+          <w:b/>
+          <w:lang w:val="ar_AE" w:bidi="ar_AE"/>
+        </w:rPr>
         <w:t>"</w:t>
       </w:r>
       <w:r>
@@ -6809,6 +7642,23 @@
           <w:b/>
           <w:lang w:val="ar_AE" w:bidi="ar_AE"/>
         </w:rPr>
+        <w:t>διὰ μέλανος καὶ καλάμου</w:t>
+      </w:r>
+    </w:p>
+    <w:p>
+      <w:pPr>
+        <w:bidi/>
+      </w:pPr>
+      <w:r>
+        <w:rPr>
+          <w:lang w:val="ar_AE" w:bidi="ar_AE"/>
+        </w:rPr>
+      </w:r>
+      <w:r>
+        <w:rPr>
+          <w:b/>
+          <w:lang w:val="ar_AE" w:bidi="ar_AE"/>
+        </w:rPr>
         <w:t>"</w:t>
       </w:r>
       <w:r>
@@ -6928,6 +7778,23 @@
           <w:b/>
           <w:lang w:val="ar_AE" w:bidi="ar_AE"/>
         </w:rPr>
+        <w:t>στόμα πρὸς στόμα</w:t>
+      </w:r>
+    </w:p>
+    <w:p>
+      <w:pPr>
+        <w:bidi/>
+      </w:pPr>
+      <w:r>
+        <w:rPr>
+          <w:lang w:val="ar_AE" w:bidi="ar_AE"/>
+        </w:rPr>
+      </w:r>
+      <w:r>
+        <w:rPr>
+          <w:b/>
+          <w:lang w:val="ar_AE" w:bidi="ar_AE"/>
+        </w:rPr>
         <w:t>"</w:t>
       </w:r>
       <w:r>
@@ -7047,6 +7914,23 @@
           <w:b/>
           <w:lang w:val="ar_AE" w:bidi="ar_AE"/>
         </w:rPr>
+        <w:t>εἰρήνη σοι</w:t>
+      </w:r>
+    </w:p>
+    <w:p>
+      <w:pPr>
+        <w:bidi/>
+      </w:pPr>
+      <w:r>
+        <w:rPr>
+          <w:lang w:val="ar_AE" w:bidi="ar_AE"/>
+        </w:rPr>
+      </w:r>
+      <w:r>
+        <w:rPr>
+          <w:b/>
+          <w:lang w:val="ar_AE" w:bidi="ar_AE"/>
+        </w:rPr>
         <w:t>"</w:t>
       </w:r>
       <w:r>
@@ -7153,6 +8037,23 @@
           <w:b/>
           <w:lang w:val="ar_AE" w:bidi="ar_AE"/>
         </w:rPr>
+        <w:t>εἰρήνη σοι</w:t>
+      </w:r>
+    </w:p>
+    <w:p>
+      <w:pPr>
+        <w:bidi/>
+      </w:pPr>
+      <w:r>
+        <w:rPr>
+          <w:lang w:val="ar_AE" w:bidi="ar_AE"/>
+        </w:rPr>
+      </w:r>
+      <w:r>
+        <w:rPr>
+          <w:b/>
+          <w:lang w:val="ar_AE" w:bidi="ar_AE"/>
+        </w:rPr>
         <w:t>"</w:t>
       </w:r>
       <w:r>
@@ -7272,6 +8173,23 @@
           <w:b/>
           <w:lang w:val="ar_AE" w:bidi="ar_AE"/>
         </w:rPr>
+        <w:t>ἀσπάζονταί σε οἱ φίλοι</w:t>
+      </w:r>
+    </w:p>
+    <w:p>
+      <w:pPr>
+        <w:bidi/>
+      </w:pPr>
+      <w:r>
+        <w:rPr>
+          <w:lang w:val="ar_AE" w:bidi="ar_AE"/>
+        </w:rPr>
+      </w:r>
+      <w:r>
+        <w:rPr>
+          <w:b/>
+          <w:lang w:val="ar_AE" w:bidi="ar_AE"/>
+        </w:rPr>
         <w:t>"</w:t>
       </w:r>
       <w:r>
@@ -7391,6 +8309,23 @@
           <w:b/>
           <w:lang w:val="ar_AE" w:bidi="ar_AE"/>
         </w:rPr>
+        <w:t>ἀσπάζου τοὺς φίλους</w:t>
+      </w:r>
+    </w:p>
+    <w:p>
+      <w:pPr>
+        <w:bidi/>
+      </w:pPr>
+      <w:r>
+        <w:rPr>
+          <w:lang w:val="ar_AE" w:bidi="ar_AE"/>
+        </w:rPr>
+      </w:r>
+      <w:r>
+        <w:rPr>
+          <w:b/>
+          <w:lang w:val="ar_AE" w:bidi="ar_AE"/>
+        </w:rPr>
         <w:t>"</w:t>
       </w:r>
       <w:r>
@@ -7494,6 +8429,23 @@
         <w:rPr>
           <w:lang w:val="ar_AE" w:bidi="ar_AE"/>
         </w:rPr>
+      </w:r>
+    </w:p>
+    <w:p>
+      <w:pPr>
+        <w:bidi/>
+      </w:pPr>
+      <w:r>
+        <w:rPr>
+          <w:lang w:val="ar_AE" w:bidi="ar_AE"/>
+        </w:rPr>
+      </w:r>
+      <w:r>
+        <w:rPr>
+          <w:b/>
+          <w:lang w:val="ar_AE" w:bidi="ar_AE"/>
+        </w:rPr>
+        <w:t>κατ’ ὄνομα</w:t>
       </w:r>
     </w:p>
     <w:p>

--- a/arb/docx/64.content.docx
+++ b/arb/docx/64.content.docx
@@ -32,51 +32,16 @@
     </w:p>
     <w:p>
       <w:pPr>
-        <w:pStyle w:val="Heading2"/>
-        <w:bidi/>
-      </w:pPr>
-      <w:r>
-        <w:rPr>
-          <w:lang w:val="ar_AE" w:bidi="ar_AE"/>
-        </w:rPr>
-        <w:t>License Information</w:t>
-      </w:r>
-      <w:r>
-        <w:rPr>
-          <w:lang w:val="ar_AE" w:bidi="ar_AE"/>
-        </w:rPr>
-      </w:r>
-    </w:p>
-    <w:p>
-      <w:pPr>
-        <w:bidi/>
-      </w:pPr>
-      <w:r>
-        <w:rPr>
-          <w:lang w:val="ar_AE" w:bidi="ar_AE"/>
-        </w:rPr>
-      </w:r>
-      <w:r>
-        <w:rPr>
-          <w:b/>
-          <w:lang w:val="ar_AE" w:bidi="ar_AE"/>
-        </w:rPr>
-        <w:t>ملاحظات الترجمة (كلمة متكشفة)</w:t>
-      </w:r>
-      <w:r>
-        <w:rPr>
-          <w:lang w:val="ar_AE" w:bidi="ar_AE"/>
-        </w:rPr>
-        <w:t xml:space="preserve"> (Arabic) is based on</w:t>
-      </w:r>
-      <w:r>
-        <w:rPr>
-          <w:lang w:val="ar_AE" w:bidi="ar_AE"/>
-        </w:rPr>
-        <w:t xml:space="preserve">: </w:t>
-      </w:r>
-      <w:r>
-        <w:rPr>
+        <w:bidi/>
+      </w:pPr>
+      <w:r>
+        <w:rPr>
+          <w:lang w:val="ar_AE" w:bidi="ar_AE"/>
+        </w:rPr>
+      </w:r>
+      <w:r>
+        <w:rPr>
+          <w:b/>
           <w:lang w:val="ar_AE" w:bidi="ar_AE"/>
         </w:rPr>
         <w:t>unfoldingWord® Translation Notes</w:t>
@@ -85,64 +50,31 @@
         <w:rPr>
           <w:lang w:val="ar_AE" w:bidi="ar_AE"/>
         </w:rPr>
-        <w:t xml:space="preserve">, </w:t>
-      </w:r>
-      <w:hyperlink r:id="rId13">
-        <w:r>
-          <w:rPr>
-            <w:lang w:val="ar_AE" w:bidi="ar_AE"/>
-          </w:rPr>
-          <w:rPr>
-            <w:color w:val="0000EE"/>
-            <w:u w:val="single"/>
-          </w:rPr>
-          <w:t>unfoldingWord</w:t>
-        </w:r>
-      </w:hyperlink>
-      <w:r>
-        <w:rPr>
-          <w:lang w:val="ar_AE" w:bidi="ar_AE"/>
-        </w:rPr>
-        <w:t xml:space="preserve">, 2022, which is licensed under a </w:t>
-      </w:r>
-      <w:hyperlink r:id="rId14">
-        <w:r>
-          <w:rPr>
-            <w:lang w:val="ar_AE" w:bidi="ar_AE"/>
-          </w:rPr>
-          <w:rPr>
-            <w:color w:val="0000EE"/>
-            <w:u w:val="single"/>
-          </w:rPr>
-          <w:t>CC BY-SA 4.0 license</w:t>
-        </w:r>
-      </w:hyperlink>
-      <w:r>
-        <w:rPr>
-          <w:lang w:val="ar_AE" w:bidi="ar_AE"/>
-        </w:rPr>
-        <w:t>.</w:t>
-      </w:r>
-      <w:r>
-        <w:rPr>
-          <w:lang w:val="ar_AE" w:bidi="ar_AE"/>
-        </w:rPr>
-      </w:r>
-    </w:p>
-    <w:p>
-      <w:pPr>
-        <w:bidi/>
-      </w:pPr>
-      <w:r>
-        <w:rPr>
-          <w:lang w:val="ar_AE" w:bidi="ar_AE"/>
-        </w:rPr>
-      </w:r>
-      <w:r>
-        <w:rPr>
-          <w:lang w:val="ar_AE" w:bidi="ar_AE"/>
-        </w:rPr>
-        <w:t>This PDF version is provided under the same license.</w:t>
+        <w:t xml:space="preserve"> © 2022 unfoldingWord. Released under CC BY-SA 4.0 license. </w:t>
+      </w:r>
+      <w:r>
+        <w:rPr>
+          <w:lang w:val="ar_AE" w:bidi="ar_AE"/>
+        </w:rPr>
+        <w:t>unfoldingWord® Translation Notes</w:t>
+      </w:r>
+      <w:r>
+        <w:rPr>
+          <w:lang w:val="ar_AE" w:bidi="ar_AE"/>
+        </w:rPr>
+        <w:t xml:space="preserve"> has been adapted in the following languages: Tok Pisin, Arabic (عربي), French (Français), Hindi (हिंदी), Indonesian (Bahasa Indonesia), Portuguese (Português), Russian (Русский), Spanish (Español), Swahili (Kiswahili), and Simplified Chinese (简体中文) from </w:t>
+      </w:r>
+      <w:r>
+        <w:rPr>
+          <w:lang w:val="ar_AE" w:bidi="ar_AE"/>
+        </w:rPr>
+        <w:t>unfoldingWord® Translation Notes</w:t>
+      </w:r>
+      <w:r>
+        <w:rPr>
+          <w:lang w:val="ar_AE" w:bidi="ar_AE"/>
+        </w:rPr>
+        <w:t xml:space="preserve"> © 2022 unfoldingWord. Released under CC BY-SA 4.0 license by Mission Mutual</w:t>
       </w:r>
       <w:r>
         <w:rPr>

--- a/arb/docx/64.content.docx
+++ b/arb/docx/64.content.docx
@@ -152,13 +152,6 @@
         <w:rPr>
           <w:lang w:val="ar_AE" w:bidi="ar_AE"/>
         </w:rPr>
-      </w:r>
-      <w:r>
-        <w:rPr>
-          <w:i/>
-          <w:lang w:val="ar_AE" w:bidi="ar_AE"/>
-        </w:rPr>
-        <w:t>3 يوحنا - مقدمة, ٣ يوحنا ١: ١ (#١), ٣ يوحنا ١: ١ (#٢), ٣ يوحنا ١: ١ (#٣), ٣ يوحنا ١: ٣ (#١), ٣ يوحنا ١: ٣ (#٢), ٣ يوحنا ١: ٣ (#٣), ٣ يوحنا ١: ٣ (#٤), ٣ يوحنا ١: ٤ (#١), ٣ يوحنا ١: ٤ (#٢), ٣ يوحنا ١: ٤ (#٣), ٣ يوحنا ١: ٤ (#٤), ٣ يوحنا ١: ٥ (#١), ٣ يوحنا ١: ٦ (#١), ٣ يوحنا ١: ٦ (#٢), ٣ يوحنا ١: ٦–٧ (#١), ٣ يوحنا ١: ٧ (#١), ٣ يوحنا ١: ٧ (#٢), ٣ يوحنا ١: ٧ (#٣), ٣ يوحنا ١: ٨ (#١), ٣ يوحنا ١: ٨ (#٢), ٣ يوحنا ١: ٨ (#٣), ٣ يوحنا ١: ٨ (#٤), ٣ يوحنا ١: ٨ (#٥), ٣ يوحنا ١: ٨ (#٦), ٣ يوحنا ١: ٨ (#٧), ٣ يوحنا ١: ٩ (#١), ٣ يوحنا ١: ٩ (#٢), ٣ يوحنا ١: ٩ (#٣), ٣ يوحنا ١: ٩ (#٤), ٣ يوحنا ١: ٩ (#٥), ٣ يوحنا ١: ٩ (#٦), ٣ يوحنا ١: ١٠ (#١), ٣ يوحنا ١: ١٠ (#٢), ٣ يوحنا ١: ١٠ (#٣), ٣ يوحنا ١: ١٠ (#٤), ٣ يوحنا ١: ١٠ (#٥), ٣ يوحنا ١: ١٠ (#٦), ٣ يوحنا ١: ١٠ (#٧), ٣ يوحنا ١: ١١ (#١), ٣ يوحنا ١: ١١ (#٢), ٣ يوحنا ١: ١١ (#٣), ٣ يوحنا ١: ١٢ (#١), ٣ يوحنا ١: ١٢ (#٢), ٣ يوحنا ١: ١٢ (#٣), ٣ يوحنا ١: ١٢ (#٤), ٣ يوحنا ١: ١٢ (#٥), ٣ يوحنا ١: ١٢ (#٦), ٣ يوحنا ١: ١٢ (#٧), ٣ يوحنا ١: ١٢ (#٨), ٣ يوحنا ١: ١٣ (#١), ٣ يوحنا ١: ١٤ (#١), ٣ يوحنا ١: ١٥ (#١), ٣ يوحنا ١: ١٥ (#٢), ٣ يوحنا ١: ١٥ (#٣), ٣ يوحنا ١: ١٥ (#٤), ٣ يوحنا ١: ١٥ (#٥)</w:t>
       </w:r>
       <w:r>
         <w:rPr>

--- a/arb/docx/64.content.docx
+++ b/arb/docx/64.content.docx
@@ -157,21 +157,6 @@
         <w:rPr>
           <w:lang w:val="ar_AE" w:bidi="ar_AE"/>
         </w:rPr>
-      </w:r>
-    </w:p>
-    <w:p>
-      <w:pPr>
-        <w:bidi/>
-      </w:pPr>
-      <w:r>
-        <w:rPr>
-          <w:lang w:val="ar_AE" w:bidi="ar_AE"/>
-        </w:rPr>
-      </w:r>
-      <w:r>
-        <w:rPr>
-          <w:lang w:val="ar_AE" w:bidi="ar_AE"/>
-        </w:rPr>
         <w:t xml:space="preserve"> </w:t>
       </w:r>
       <w:r>
@@ -829,23 +814,6 @@
           <w:b/>
           <w:lang w:val="ar_AE" w:bidi="ar_AE"/>
         </w:rPr>
-        <w:t>ὁ πρεσβύτερος</w:t>
-      </w:r>
-    </w:p>
-    <w:p>
-      <w:pPr>
-        <w:bidi/>
-      </w:pPr>
-      <w:r>
-        <w:rPr>
-          <w:lang w:val="ar_AE" w:bidi="ar_AE"/>
-        </w:rPr>
-      </w:r>
-      <w:r>
-        <w:rPr>
-          <w:b/>
-          <w:lang w:val="ar_AE" w:bidi="ar_AE"/>
-        </w:rPr>
         <w:t>"</w:t>
       </w:r>
       <w:r>
@@ -978,23 +946,6 @@
           <w:b/>
           <w:lang w:val="ar_AE" w:bidi="ar_AE"/>
         </w:rPr>
-        <w:t>Γαΐῳ</w:t>
-      </w:r>
-    </w:p>
-    <w:p>
-      <w:pPr>
-        <w:bidi/>
-      </w:pPr>
-      <w:r>
-        <w:rPr>
-          <w:lang w:val="ar_AE" w:bidi="ar_AE"/>
-        </w:rPr>
-      </w:r>
-      <w:r>
-        <w:rPr>
-          <w:b/>
-          <w:lang w:val="ar_AE" w:bidi="ar_AE"/>
-        </w:rPr>
         <w:t>"</w:t>
       </w:r>
       <w:r>
@@ -1122,23 +1073,6 @@
           <w:b/>
           <w:lang w:val="ar_AE" w:bidi="ar_AE"/>
         </w:rPr>
-        <w:t>ὃν ἐγὼ ἀγαπῶ ἐν ἀληθείᾳ</w:t>
-      </w:r>
-    </w:p>
-    <w:p>
-      <w:pPr>
-        <w:bidi/>
-      </w:pPr>
-      <w:r>
-        <w:rPr>
-          <w:lang w:val="ar_AE" w:bidi="ar_AE"/>
-        </w:rPr>
-      </w:r>
-      <w:r>
-        <w:rPr>
-          <w:b/>
-          <w:lang w:val="ar_AE" w:bidi="ar_AE"/>
-        </w:rPr>
         <w:t>"</w:t>
       </w:r>
       <w:r>
@@ -1258,23 +1192,6 @@
           <w:b/>
           <w:lang w:val="ar_AE" w:bidi="ar_AE"/>
         </w:rPr>
-        <w:t>γὰρ</w:t>
-      </w:r>
-    </w:p>
-    <w:p>
-      <w:pPr>
-        <w:bidi/>
-      </w:pPr>
-      <w:r>
-        <w:rPr>
-          <w:lang w:val="ar_AE" w:bidi="ar_AE"/>
-        </w:rPr>
-      </w:r>
-      <w:r>
-        <w:rPr>
-          <w:b/>
-          <w:lang w:val="ar_AE" w:bidi="ar_AE"/>
-        </w:rPr>
         <w:t>"</w:t>
       </w:r>
       <w:r>
@@ -1394,23 +1311,6 @@
           <w:b/>
           <w:lang w:val="ar_AE" w:bidi="ar_AE"/>
         </w:rPr>
-        <w:t>ἀδελφῶν</w:t>
-      </w:r>
-    </w:p>
-    <w:p>
-      <w:pPr>
-        <w:bidi/>
-      </w:pPr>
-      <w:r>
-        <w:rPr>
-          <w:lang w:val="ar_AE" w:bidi="ar_AE"/>
-        </w:rPr>
-      </w:r>
-      <w:r>
-        <w:rPr>
-          <w:b/>
-          <w:lang w:val="ar_AE" w:bidi="ar_AE"/>
-        </w:rPr>
         <w:t>"</w:t>
       </w:r>
       <w:r>
@@ -1543,23 +1443,6 @@
           <w:b/>
           <w:lang w:val="ar_AE" w:bidi="ar_AE"/>
         </w:rPr>
-        <w:t>σὺ ἐν ἀληθείᾳ περιπατεῖς</w:t>
-      </w:r>
-    </w:p>
-    <w:p>
-      <w:pPr>
-        <w:bidi/>
-      </w:pPr>
-      <w:r>
-        <w:rPr>
-          <w:lang w:val="ar_AE" w:bidi="ar_AE"/>
-        </w:rPr>
-      </w:r>
-      <w:r>
-        <w:rPr>
-          <w:b/>
-          <w:lang w:val="ar_AE" w:bidi="ar_AE"/>
-        </w:rPr>
         <w:t>"</w:t>
       </w:r>
       <w:r>
@@ -1679,23 +1562,6 @@
           <w:b/>
           <w:lang w:val="ar_AE" w:bidi="ar_AE"/>
         </w:rPr>
-        <w:t>ἀληθείᾳ &amp; ἀληθείᾳ</w:t>
-      </w:r>
-    </w:p>
-    <w:p>
-      <w:pPr>
-        <w:bidi/>
-      </w:pPr>
-      <w:r>
-        <w:rPr>
-          <w:lang w:val="ar_AE" w:bidi="ar_AE"/>
-        </w:rPr>
-      </w:r>
-      <w:r>
-        <w:rPr>
-          <w:b/>
-          <w:lang w:val="ar_AE" w:bidi="ar_AE"/>
-        </w:rPr>
         <w:t>"</w:t>
       </w:r>
       <w:r>
@@ -1843,23 +1709,6 @@
           <w:b/>
           <w:lang w:val="ar_AE" w:bidi="ar_AE"/>
         </w:rPr>
-        <w:t>μειζοτέραν &amp; οὐκ ἔχω χαράν</w:t>
-      </w:r>
-    </w:p>
-    <w:p>
-      <w:pPr>
-        <w:bidi/>
-      </w:pPr>
-      <w:r>
-        <w:rPr>
-          <w:lang w:val="ar_AE" w:bidi="ar_AE"/>
-        </w:rPr>
-      </w:r>
-      <w:r>
-        <w:rPr>
-          <w:b/>
-          <w:lang w:val="ar_AE" w:bidi="ar_AE"/>
-        </w:rPr>
         <w:t>"</w:t>
       </w:r>
       <w:r>
@@ -1979,23 +1828,6 @@
           <w:b/>
           <w:lang w:val="ar_AE" w:bidi="ar_AE"/>
         </w:rPr>
-        <w:t>τὰ ἐμὰ τέκνα</w:t>
-      </w:r>
-    </w:p>
-    <w:p>
-      <w:pPr>
-        <w:bidi/>
-      </w:pPr>
-      <w:r>
-        <w:rPr>
-          <w:lang w:val="ar_AE" w:bidi="ar_AE"/>
-        </w:rPr>
-      </w:r>
-      <w:r>
-        <w:rPr>
-          <w:b/>
-          <w:lang w:val="ar_AE" w:bidi="ar_AE"/>
-        </w:rPr>
         <w:t>"</w:t>
       </w:r>
       <w:r>
@@ -2115,23 +1947,6 @@
           <w:b/>
           <w:lang w:val="ar_AE" w:bidi="ar_AE"/>
         </w:rPr>
-        <w:t>ἐν τῇ ἀληθείᾳ περιπατοῦντα</w:t>
-      </w:r>
-    </w:p>
-    <w:p>
-      <w:pPr>
-        <w:bidi/>
-      </w:pPr>
-      <w:r>
-        <w:rPr>
-          <w:lang w:val="ar_AE" w:bidi="ar_AE"/>
-        </w:rPr>
-      </w:r>
-      <w:r>
-        <w:rPr>
-          <w:b/>
-          <w:lang w:val="ar_AE" w:bidi="ar_AE"/>
-        </w:rPr>
         <w:t>"</w:t>
       </w:r>
       <w:r>
@@ -2251,23 +2066,6 @@
           <w:b/>
           <w:lang w:val="ar_AE" w:bidi="ar_AE"/>
         </w:rPr>
-        <w:t>ἐν τῇ ἀληθείᾳ</w:t>
-      </w:r>
-    </w:p>
-    <w:p>
-      <w:pPr>
-        <w:bidi/>
-      </w:pPr>
-      <w:r>
-        <w:rPr>
-          <w:lang w:val="ar_AE" w:bidi="ar_AE"/>
-        </w:rPr>
-      </w:r>
-      <w:r>
-        <w:rPr>
-          <w:b/>
-          <w:lang w:val="ar_AE" w:bidi="ar_AE"/>
-        </w:rPr>
         <w:t>"</w:t>
       </w:r>
       <w:r>
@@ -2387,23 +2185,6 @@
           <w:b/>
           <w:lang w:val="ar_AE" w:bidi="ar_AE"/>
         </w:rPr>
-        <w:t>τοὺς ἀδελφοὺς</w:t>
-      </w:r>
-    </w:p>
-    <w:p>
-      <w:pPr>
-        <w:bidi/>
-      </w:pPr>
-      <w:r>
-        <w:rPr>
-          <w:lang w:val="ar_AE" w:bidi="ar_AE"/>
-        </w:rPr>
-      </w:r>
-      <w:r>
-        <w:rPr>
-          <w:b/>
-          <w:lang w:val="ar_AE" w:bidi="ar_AE"/>
-        </w:rPr>
         <w:t>"ٱلْإِخْوَةِ"</w:t>
       </w:r>
     </w:p>
@@ -2509,23 +2290,6 @@
           <w:b/>
           <w:lang w:val="ar_AE" w:bidi="ar_AE"/>
         </w:rPr>
-        <w:t>σου τῇ ἀγάπῃ</w:t>
-      </w:r>
-    </w:p>
-    <w:p>
-      <w:pPr>
-        <w:bidi/>
-      </w:pPr>
-      <w:r>
-        <w:rPr>
-          <w:lang w:val="ar_AE" w:bidi="ar_AE"/>
-        </w:rPr>
-      </w:r>
-      <w:r>
-        <w:rPr>
-          <w:b/>
-          <w:lang w:val="ar_AE" w:bidi="ar_AE"/>
-        </w:rPr>
         <w:t>"</w:t>
       </w:r>
       <w:r>
@@ -2645,23 +2409,6 @@
           <w:b/>
           <w:lang w:val="ar_AE" w:bidi="ar_AE"/>
         </w:rPr>
-        <w:t>προπέμψας</w:t>
-      </w:r>
-    </w:p>
-    <w:p>
-      <w:pPr>
-        <w:bidi/>
-      </w:pPr>
-      <w:r>
-        <w:rPr>
-          <w:lang w:val="ar_AE" w:bidi="ar_AE"/>
-        </w:rPr>
-      </w:r>
-      <w:r>
-        <w:rPr>
-          <w:b/>
-          <w:lang w:val="ar_AE" w:bidi="ar_AE"/>
-        </w:rPr>
         <w:t>"</w:t>
       </w:r>
       <w:r>
@@ -2781,23 +2528,6 @@
           <w:b/>
           <w:lang w:val="ar_AE" w:bidi="ar_AE"/>
         </w:rPr>
-        <w:t>οὓς καλῶς ποιήσεις, προπέμψας ἀξίως τοῦ Θεοῦ; ὑπὲρ γὰρ τοῦ ὀνόματος ἐξῆλθον, μηδὲν λαμβάνοντες ἀπὸ τῶν ἐθνικῶν</w:t>
-      </w:r>
-    </w:p>
-    <w:p>
-      <w:pPr>
-        <w:bidi/>
-      </w:pPr>
-      <w:r>
-        <w:rPr>
-          <w:lang w:val="ar_AE" w:bidi="ar_AE"/>
-        </w:rPr>
-      </w:r>
-      <w:r>
-        <w:rPr>
-          <w:b/>
-          <w:lang w:val="ar_AE" w:bidi="ar_AE"/>
-        </w:rPr>
         <w:t>"</w:t>
       </w:r>
       <w:r>
@@ -2918,23 +2648,6 @@
           <w:b/>
           <w:lang w:val="ar_AE" w:bidi="ar_AE"/>
         </w:rPr>
-        <w:t>ὑπὲρ &amp; τοῦ ὀνόματος</w:t>
-      </w:r>
-    </w:p>
-    <w:p>
-      <w:pPr>
-        <w:bidi/>
-      </w:pPr>
-      <w:r>
-        <w:rPr>
-          <w:lang w:val="ar_AE" w:bidi="ar_AE"/>
-        </w:rPr>
-      </w:r>
-      <w:r>
-        <w:rPr>
-          <w:b/>
-          <w:lang w:val="ar_AE" w:bidi="ar_AE"/>
-        </w:rPr>
         <w:t>"</w:t>
       </w:r>
       <w:r>
@@ -3054,23 +2767,6 @@
           <w:b/>
           <w:lang w:val="ar_AE" w:bidi="ar_AE"/>
         </w:rPr>
-        <w:t>μηδὲν λαμβάνοντες ἀπὸ τῶν ἐθνικῶν</w:t>
-      </w:r>
-    </w:p>
-    <w:p>
-      <w:pPr>
-        <w:bidi/>
-      </w:pPr>
-      <w:r>
-        <w:rPr>
-          <w:lang w:val="ar_AE" w:bidi="ar_AE"/>
-        </w:rPr>
-      </w:r>
-      <w:r>
-        <w:rPr>
-          <w:b/>
-          <w:lang w:val="ar_AE" w:bidi="ar_AE"/>
-        </w:rPr>
         <w:t>"</w:t>
       </w:r>
       <w:r>
@@ -3190,23 +2886,6 @@
           <w:b/>
           <w:lang w:val="ar_AE" w:bidi="ar_AE"/>
         </w:rPr>
-        <w:t>τῶν ἐθνικῶν</w:t>
-      </w:r>
-    </w:p>
-    <w:p>
-      <w:pPr>
-        <w:bidi/>
-      </w:pPr>
-      <w:r>
-        <w:rPr>
-          <w:lang w:val="ar_AE" w:bidi="ar_AE"/>
-        </w:rPr>
-      </w:r>
-      <w:r>
-        <w:rPr>
-          <w:b/>
-          <w:lang w:val="ar_AE" w:bidi="ar_AE"/>
-        </w:rPr>
         <w:t>"</w:t>
       </w:r>
       <w:r>
@@ -3326,23 +3005,6 @@
           <w:b/>
           <w:lang w:val="ar_AE" w:bidi="ar_AE"/>
         </w:rPr>
-        <w:t>οὖν</w:t>
-      </w:r>
-    </w:p>
-    <w:p>
-      <w:pPr>
-        <w:bidi/>
-      </w:pPr>
-      <w:r>
-        <w:rPr>
-          <w:lang w:val="ar_AE" w:bidi="ar_AE"/>
-        </w:rPr>
-      </w:r>
-      <w:r>
-        <w:rPr>
-          <w:b/>
-          <w:lang w:val="ar_AE" w:bidi="ar_AE"/>
-        </w:rPr>
         <w:t>"</w:t>
       </w:r>
       <w:r>
@@ -3475,23 +3137,6 @@
           <w:b/>
           <w:lang w:val="ar_AE" w:bidi="ar_AE"/>
         </w:rPr>
-        <w:t>ἡμεῖς &amp; ὀφείλομεν ὑπολαμβάνειν</w:t>
-      </w:r>
-    </w:p>
-    <w:p>
-      <w:pPr>
-        <w:bidi/>
-      </w:pPr>
-      <w:r>
-        <w:rPr>
-          <w:lang w:val="ar_AE" w:bidi="ar_AE"/>
-        </w:rPr>
-      </w:r>
-      <w:r>
-        <w:rPr>
-          <w:b/>
-          <w:lang w:val="ar_AE" w:bidi="ar_AE"/>
-        </w:rPr>
         <w:t>"</w:t>
       </w:r>
       <w:r>
@@ -3637,23 +3282,6 @@
           <w:b/>
           <w:lang w:val="ar_AE" w:bidi="ar_AE"/>
         </w:rPr>
-        <w:t>ἡμεῖς &amp; ὀφείλομεν</w:t>
-      </w:r>
-    </w:p>
-    <w:p>
-      <w:pPr>
-        <w:bidi/>
-      </w:pPr>
-      <w:r>
-        <w:rPr>
-          <w:lang w:val="ar_AE" w:bidi="ar_AE"/>
-        </w:rPr>
-      </w:r>
-      <w:r>
-        <w:rPr>
-          <w:b/>
-          <w:lang w:val="ar_AE" w:bidi="ar_AE"/>
-        </w:rPr>
         <w:t>"</w:t>
       </w:r>
       <w:r>
@@ -3786,23 +3414,6 @@
           <w:b/>
           <w:lang w:val="ar_AE" w:bidi="ar_AE"/>
         </w:rPr>
-        <w:t>ὑπολαμβάνειν</w:t>
-      </w:r>
-    </w:p>
-    <w:p>
-      <w:pPr>
-        <w:bidi/>
-      </w:pPr>
-      <w:r>
-        <w:rPr>
-          <w:lang w:val="ar_AE" w:bidi="ar_AE"/>
-        </w:rPr>
-      </w:r>
-      <w:r>
-        <w:rPr>
-          <w:b/>
-          <w:lang w:val="ar_AE" w:bidi="ar_AE"/>
-        </w:rPr>
         <w:t>"</w:t>
       </w:r>
       <w:r>
@@ -3909,23 +3520,6 @@
           <w:b/>
           <w:lang w:val="ar_AE" w:bidi="ar_AE"/>
         </w:rPr>
-        <w:t>ἵνα</w:t>
-      </w:r>
-    </w:p>
-    <w:p>
-      <w:pPr>
-        <w:bidi/>
-      </w:pPr>
-      <w:r>
-        <w:rPr>
-          <w:lang w:val="ar_AE" w:bidi="ar_AE"/>
-        </w:rPr>
-      </w:r>
-      <w:r>
-        <w:rPr>
-          <w:b/>
-          <w:lang w:val="ar_AE" w:bidi="ar_AE"/>
-        </w:rPr>
         <w:t>"</w:t>
       </w:r>
       <w:r>
@@ -4071,23 +3665,6 @@
           <w:b/>
           <w:lang w:val="ar_AE" w:bidi="ar_AE"/>
         </w:rPr>
-        <w:t>ἵνα συνεργοὶ γινώμεθα τῇ ἀληθείᾳ</w:t>
-      </w:r>
-    </w:p>
-    <w:p>
-      <w:pPr>
-        <w:bidi/>
-      </w:pPr>
-      <w:r>
-        <w:rPr>
-          <w:lang w:val="ar_AE" w:bidi="ar_AE"/>
-        </w:rPr>
-      </w:r>
-      <w:r>
-        <w:rPr>
-          <w:b/>
-          <w:lang w:val="ar_AE" w:bidi="ar_AE"/>
-        </w:rPr>
         <w:t>"</w:t>
       </w:r>
       <w:r>
@@ -4220,23 +3797,6 @@
           <w:b/>
           <w:lang w:val="ar_AE" w:bidi="ar_AE"/>
         </w:rPr>
-        <w:t>τῇ ἀληθείᾳ</w:t>
-      </w:r>
-    </w:p>
-    <w:p>
-      <w:pPr>
-        <w:bidi/>
-      </w:pPr>
-      <w:r>
-        <w:rPr>
-          <w:lang w:val="ar_AE" w:bidi="ar_AE"/>
-        </w:rPr>
-      </w:r>
-      <w:r>
-        <w:rPr>
-          <w:b/>
-          <w:lang w:val="ar_AE" w:bidi="ar_AE"/>
-        </w:rPr>
         <w:t>"</w:t>
       </w:r>
       <w:r>
@@ -4356,23 +3916,6 @@
           <w:b/>
           <w:lang w:val="ar_AE" w:bidi="ar_AE"/>
         </w:rPr>
-        <w:t>τι</w:t>
-      </w:r>
-    </w:p>
-    <w:p>
-      <w:pPr>
-        <w:bidi/>
-      </w:pPr>
-      <w:r>
-        <w:rPr>
-          <w:lang w:val="ar_AE" w:bidi="ar_AE"/>
-        </w:rPr>
-      </w:r>
-      <w:r>
-        <w:rPr>
-          <w:b/>
-          <w:lang w:val="ar_AE" w:bidi="ar_AE"/>
-        </w:rPr>
         <w:t>"</w:t>
       </w:r>
       <w:r>
@@ -4479,23 +4022,6 @@
           <w:b/>
           <w:lang w:val="ar_AE" w:bidi="ar_AE"/>
         </w:rPr>
-        <w:t>τῇ ἐκκλησίᾳ</w:t>
-      </w:r>
-    </w:p>
-    <w:p>
-      <w:pPr>
-        <w:bidi/>
-      </w:pPr>
-      <w:r>
-        <w:rPr>
-          <w:lang w:val="ar_AE" w:bidi="ar_AE"/>
-        </w:rPr>
-      </w:r>
-      <w:r>
-        <w:rPr>
-          <w:b/>
-          <w:lang w:val="ar_AE" w:bidi="ar_AE"/>
-        </w:rPr>
         <w:t>"</w:t>
       </w:r>
       <w:r>
@@ -4615,23 +4141,6 @@
           <w:b/>
           <w:lang w:val="ar_AE" w:bidi="ar_AE"/>
         </w:rPr>
-        <w:t>Διοτρέφης</w:t>
-      </w:r>
-    </w:p>
-    <w:p>
-      <w:pPr>
-        <w:bidi/>
-      </w:pPr>
-      <w:r>
-        <w:rPr>
-          <w:lang w:val="ar_AE" w:bidi="ar_AE"/>
-        </w:rPr>
-      </w:r>
-      <w:r>
-        <w:rPr>
-          <w:b/>
-          <w:lang w:val="ar_AE" w:bidi="ar_AE"/>
-        </w:rPr>
         <w:t>"</w:t>
       </w:r>
       <w:r>
@@ -4745,23 +4254,6 @@
           <w:b/>
           <w:lang w:val="ar_AE" w:bidi="ar_AE"/>
         </w:rPr>
-        <w:t>ὁ φιλοπρωτεύων αὐτῶν</w:t>
-      </w:r>
-    </w:p>
-    <w:p>
-      <w:pPr>
-        <w:bidi/>
-      </w:pPr>
-      <w:r>
-        <w:rPr>
-          <w:lang w:val="ar_AE" w:bidi="ar_AE"/>
-        </w:rPr>
-      </w:r>
-      <w:r>
-        <w:rPr>
-          <w:b/>
-          <w:lang w:val="ar_AE" w:bidi="ar_AE"/>
-        </w:rPr>
         <w:t>"</w:t>
       </w:r>
       <w:r>
@@ -4881,23 +4373,6 @@
           <w:b/>
           <w:lang w:val="ar_AE" w:bidi="ar_AE"/>
         </w:rPr>
-        <w:t>οὐκ ἐπιδέχεται ἡμᾶς</w:t>
-      </w:r>
-    </w:p>
-    <w:p>
-      <w:pPr>
-        <w:bidi/>
-      </w:pPr>
-      <w:r>
-        <w:rPr>
-          <w:lang w:val="ar_AE" w:bidi="ar_AE"/>
-        </w:rPr>
-      </w:r>
-      <w:r>
-        <w:rPr>
-          <w:b/>
-          <w:lang w:val="ar_AE" w:bidi="ar_AE"/>
-        </w:rPr>
         <w:t>"</w:t>
       </w:r>
       <w:r>
@@ -5030,23 +4505,6 @@
           <w:b/>
           <w:lang w:val="ar_AE" w:bidi="ar_AE"/>
         </w:rPr>
-        <w:t>ἡμᾶς</w:t>
-      </w:r>
-    </w:p>
-    <w:p>
-      <w:pPr>
-        <w:bidi/>
-      </w:pPr>
-      <w:r>
-        <w:rPr>
-          <w:lang w:val="ar_AE" w:bidi="ar_AE"/>
-        </w:rPr>
-      </w:r>
-      <w:r>
-        <w:rPr>
-          <w:b/>
-          <w:lang w:val="ar_AE" w:bidi="ar_AE"/>
-        </w:rPr>
         <w:t>"</w:t>
       </w:r>
       <w:r>
@@ -5166,23 +4624,6 @@
           <w:b/>
           <w:lang w:val="ar_AE" w:bidi="ar_AE"/>
         </w:rPr>
-        <w:t>διὰ τοῦτο</w:t>
-      </w:r>
-    </w:p>
-    <w:p>
-      <w:pPr>
-        <w:bidi/>
-      </w:pPr>
-      <w:r>
-        <w:rPr>
-          <w:lang w:val="ar_AE" w:bidi="ar_AE"/>
-        </w:rPr>
-      </w:r>
-      <w:r>
-        <w:rPr>
-          <w:b/>
-          <w:lang w:val="ar_AE" w:bidi="ar_AE"/>
-        </w:rPr>
         <w:t>"</w:t>
       </w:r>
       <w:r>
@@ -5302,23 +4743,6 @@
           <w:b/>
           <w:lang w:val="ar_AE" w:bidi="ar_AE"/>
         </w:rPr>
-        <w:t>ἐὰν ἔλθω</w:t>
-      </w:r>
-    </w:p>
-    <w:p>
-      <w:pPr>
-        <w:bidi/>
-      </w:pPr>
-      <w:r>
-        <w:rPr>
-          <w:lang w:val="ar_AE" w:bidi="ar_AE"/>
-        </w:rPr>
-      </w:r>
-      <w:r>
-        <w:rPr>
-          <w:b/>
-          <w:lang w:val="ar_AE" w:bidi="ar_AE"/>
-        </w:rPr>
         <w:t>"</w:t>
       </w:r>
       <w:r>
@@ -5425,23 +4849,6 @@
           <w:b/>
           <w:lang w:val="ar_AE" w:bidi="ar_AE"/>
         </w:rPr>
-        <w:t>ἔλθω</w:t>
-      </w:r>
-    </w:p>
-    <w:p>
-      <w:pPr>
-        <w:bidi/>
-      </w:pPr>
-      <w:r>
-        <w:rPr>
-          <w:lang w:val="ar_AE" w:bidi="ar_AE"/>
-        </w:rPr>
-      </w:r>
-      <w:r>
-        <w:rPr>
-          <w:b/>
-          <w:lang w:val="ar_AE" w:bidi="ar_AE"/>
-        </w:rPr>
         <w:t>"</w:t>
       </w:r>
       <w:r>
@@ -5561,23 +4968,6 @@
           <w:b/>
           <w:lang w:val="ar_AE" w:bidi="ar_AE"/>
         </w:rPr>
-        <w:t>λόγοις πονηροῖς φλυαρῶν ἡμᾶς</w:t>
-      </w:r>
-    </w:p>
-    <w:p>
-      <w:pPr>
-        <w:bidi/>
-      </w:pPr>
-      <w:r>
-        <w:rPr>
-          <w:lang w:val="ar_AE" w:bidi="ar_AE"/>
-        </w:rPr>
-      </w:r>
-      <w:r>
-        <w:rPr>
-          <w:b/>
-          <w:lang w:val="ar_AE" w:bidi="ar_AE"/>
-        </w:rPr>
         <w:t>"</w:t>
       </w:r>
       <w:r>
@@ -5723,23 +5113,6 @@
           <w:b/>
           <w:lang w:val="ar_AE" w:bidi="ar_AE"/>
         </w:rPr>
-        <w:t>μὴ ἀρκούμενος ἐπὶ τούτοις</w:t>
-      </w:r>
-    </w:p>
-    <w:p>
-      <w:pPr>
-        <w:bidi/>
-      </w:pPr>
-      <w:r>
-        <w:rPr>
-          <w:lang w:val="ar_AE" w:bidi="ar_AE"/>
-        </w:rPr>
-      </w:r>
-      <w:r>
-        <w:rPr>
-          <w:b/>
-          <w:lang w:val="ar_AE" w:bidi="ar_AE"/>
-        </w:rPr>
         <w:t>"</w:t>
       </w:r>
       <w:r>
@@ -5846,23 +5219,6 @@
           <w:b/>
           <w:lang w:val="ar_AE" w:bidi="ar_AE"/>
         </w:rPr>
-        <w:t>τοὺς ἀδελφοὺς</w:t>
-      </w:r>
-    </w:p>
-    <w:p>
-      <w:pPr>
-        <w:bidi/>
-      </w:pPr>
-      <w:r>
-        <w:rPr>
-          <w:lang w:val="ar_AE" w:bidi="ar_AE"/>
-        </w:rPr>
-      </w:r>
-      <w:r>
-        <w:rPr>
-          <w:b/>
-          <w:lang w:val="ar_AE" w:bidi="ar_AE"/>
-        </w:rPr>
         <w:t>"</w:t>
       </w:r>
       <w:r>
@@ -5982,23 +5338,6 @@
           <w:b/>
           <w:lang w:val="ar_AE" w:bidi="ar_AE"/>
         </w:rPr>
-        <w:t>καὶ τοὺς βουλομένους κωλύει</w:t>
-      </w:r>
-    </w:p>
-    <w:p>
-      <w:pPr>
-        <w:bidi/>
-      </w:pPr>
-      <w:r>
-        <w:rPr>
-          <w:lang w:val="ar_AE" w:bidi="ar_AE"/>
-        </w:rPr>
-      </w:r>
-      <w:r>
-        <w:rPr>
-          <w:b/>
-          <w:lang w:val="ar_AE" w:bidi="ar_AE"/>
-        </w:rPr>
         <w:t>"</w:t>
       </w:r>
       <w:r>
@@ -6105,23 +5444,6 @@
           <w:b/>
           <w:lang w:val="ar_AE" w:bidi="ar_AE"/>
         </w:rPr>
-        <w:t>μὴ μιμοῦ τὸ κακὸν, ἀλλὰ τὸ ἀγαθόν</w:t>
-      </w:r>
-    </w:p>
-    <w:p>
-      <w:pPr>
-        <w:bidi/>
-      </w:pPr>
-      <w:r>
-        <w:rPr>
-          <w:lang w:val="ar_AE" w:bidi="ar_AE"/>
-        </w:rPr>
-      </w:r>
-      <w:r>
-        <w:rPr>
-          <w:b/>
-          <w:lang w:val="ar_AE" w:bidi="ar_AE"/>
-        </w:rPr>
         <w:t>"</w:t>
       </w:r>
       <w:r>
@@ -6254,23 +5576,6 @@
           <w:b/>
           <w:lang w:val="ar_AE" w:bidi="ar_AE"/>
         </w:rPr>
-        <w:t>ἀλλὰ τὸ ἀγαθόν</w:t>
-      </w:r>
-    </w:p>
-    <w:p>
-      <w:pPr>
-        <w:bidi/>
-      </w:pPr>
-      <w:r>
-        <w:rPr>
-          <w:lang w:val="ar_AE" w:bidi="ar_AE"/>
-        </w:rPr>
-      </w:r>
-      <w:r>
-        <w:rPr>
-          <w:b/>
-          <w:lang w:val="ar_AE" w:bidi="ar_AE"/>
-        </w:rPr>
         <w:t>"</w:t>
       </w:r>
       <w:r>
@@ -6377,23 +5682,6 @@
           <w:b/>
           <w:lang w:val="ar_AE" w:bidi="ar_AE"/>
         </w:rPr>
-        <w:t>οὐχ ἑώρακεν τὸν Θεόν</w:t>
-      </w:r>
-    </w:p>
-    <w:p>
-      <w:pPr>
-        <w:bidi/>
-      </w:pPr>
-      <w:r>
-        <w:rPr>
-          <w:lang w:val="ar_AE" w:bidi="ar_AE"/>
-        </w:rPr>
-      </w:r>
-      <w:r>
-        <w:rPr>
-          <w:b/>
-          <w:lang w:val="ar_AE" w:bidi="ar_AE"/>
-        </w:rPr>
         <w:t>"</w:t>
       </w:r>
       <w:r>
@@ -6513,23 +5801,6 @@
           <w:b/>
           <w:lang w:val="ar_AE" w:bidi="ar_AE"/>
         </w:rPr>
-        <w:t>Δημητρίῳ μεμαρτύρηται ὑπὸ πάντων</w:t>
-      </w:r>
-    </w:p>
-    <w:p>
-      <w:pPr>
-        <w:bidi/>
-      </w:pPr>
-      <w:r>
-        <w:rPr>
-          <w:lang w:val="ar_AE" w:bidi="ar_AE"/>
-        </w:rPr>
-      </w:r>
-      <w:r>
-        <w:rPr>
-          <w:b/>
-          <w:lang w:val="ar_AE" w:bidi="ar_AE"/>
-        </w:rPr>
         <w:t>"</w:t>
       </w:r>
       <w:r>
@@ -6636,23 +5907,6 @@
           <w:b/>
           <w:lang w:val="ar_AE" w:bidi="ar_AE"/>
         </w:rPr>
-        <w:t>Δημητρίῳ</w:t>
-      </w:r>
-    </w:p>
-    <w:p>
-      <w:pPr>
-        <w:bidi/>
-      </w:pPr>
-      <w:r>
-        <w:rPr>
-          <w:lang w:val="ar_AE" w:bidi="ar_AE"/>
-        </w:rPr>
-      </w:r>
-      <w:r>
-        <w:rPr>
-          <w:b/>
-          <w:lang w:val="ar_AE" w:bidi="ar_AE"/>
-        </w:rPr>
         <w:t>"</w:t>
       </w:r>
       <w:r>
@@ -6765,23 +6019,6 @@
           <w:b/>
           <w:lang w:val="ar_AE" w:bidi="ar_AE"/>
         </w:rPr>
-        <w:t>ὑπὸ πάντων</w:t>
-      </w:r>
-    </w:p>
-    <w:p>
-      <w:pPr>
-        <w:bidi/>
-      </w:pPr>
-      <w:r>
-        <w:rPr>
-          <w:lang w:val="ar_AE" w:bidi="ar_AE"/>
-        </w:rPr>
-      </w:r>
-      <w:r>
-        <w:rPr>
-          <w:b/>
-          <w:lang w:val="ar_AE" w:bidi="ar_AE"/>
-        </w:rPr>
         <w:t>"</w:t>
       </w:r>
       <w:r>
@@ -6901,23 +6138,6 @@
           <w:b/>
           <w:lang w:val="ar_AE" w:bidi="ar_AE"/>
         </w:rPr>
-        <w:t>καὶ ὑπὸ αὐτῆς τῆς ἀληθείας</w:t>
-      </w:r>
-    </w:p>
-    <w:p>
-      <w:pPr>
-        <w:bidi/>
-      </w:pPr>
-      <w:r>
-        <w:rPr>
-          <w:lang w:val="ar_AE" w:bidi="ar_AE"/>
-        </w:rPr>
-      </w:r>
-      <w:r>
-        <w:rPr>
-          <w:b/>
-          <w:lang w:val="ar_AE" w:bidi="ar_AE"/>
-        </w:rPr>
         <w:t>"</w:t>
       </w:r>
       <w:r>
@@ -7024,23 +6244,6 @@
           <w:b/>
           <w:lang w:val="ar_AE" w:bidi="ar_AE"/>
         </w:rPr>
-        <w:t>ὑπὸ αὐτῆς τῆς ἀληθείας</w:t>
-      </w:r>
-    </w:p>
-    <w:p>
-      <w:pPr>
-        <w:bidi/>
-      </w:pPr>
-      <w:r>
-        <w:rPr>
-          <w:lang w:val="ar_AE" w:bidi="ar_AE"/>
-        </w:rPr>
-      </w:r>
-      <w:r>
-        <w:rPr>
-          <w:b/>
-          <w:lang w:val="ar_AE" w:bidi="ar_AE"/>
-        </w:rPr>
         <w:t>"</w:t>
       </w:r>
       <w:r>
@@ -7160,23 +6363,6 @@
           <w:b/>
           <w:lang w:val="ar_AE" w:bidi="ar_AE"/>
         </w:rPr>
-        <w:t>ὑπὸ αὐτῆς τῆς ἀληθείας</w:t>
-      </w:r>
-    </w:p>
-    <w:p>
-      <w:pPr>
-        <w:bidi/>
-      </w:pPr>
-      <w:r>
-        <w:rPr>
-          <w:lang w:val="ar_AE" w:bidi="ar_AE"/>
-        </w:rPr>
-      </w:r>
-      <w:r>
-        <w:rPr>
-          <w:b/>
-          <w:lang w:val="ar_AE" w:bidi="ar_AE"/>
-        </w:rPr>
         <w:t>"</w:t>
       </w:r>
       <w:r>
@@ -7296,23 +6482,6 @@
           <w:b/>
           <w:lang w:val="ar_AE" w:bidi="ar_AE"/>
         </w:rPr>
-        <w:t>καὶ ἡμεῖς &amp; μαρτυροῦμεν</w:t>
-      </w:r>
-    </w:p>
-    <w:p>
-      <w:pPr>
-        <w:bidi/>
-      </w:pPr>
-      <w:r>
-        <w:rPr>
-          <w:lang w:val="ar_AE" w:bidi="ar_AE"/>
-        </w:rPr>
-      </w:r>
-      <w:r>
-        <w:rPr>
-          <w:b/>
-          <w:lang w:val="ar_AE" w:bidi="ar_AE"/>
-        </w:rPr>
         <w:t>"</w:t>
       </w:r>
       <w:r>
@@ -7458,23 +6627,6 @@
           <w:b/>
           <w:lang w:val="ar_AE" w:bidi="ar_AE"/>
         </w:rPr>
-        <w:t>ἡμεῖς &amp; μαρτυροῦμεν &amp; ἡμῶν</w:t>
-      </w:r>
-    </w:p>
-    <w:p>
-      <w:pPr>
-        <w:bidi/>
-      </w:pPr>
-      <w:r>
-        <w:rPr>
-          <w:lang w:val="ar_AE" w:bidi="ar_AE"/>
-        </w:rPr>
-      </w:r>
-      <w:r>
-        <w:rPr>
-          <w:b/>
-          <w:lang w:val="ar_AE" w:bidi="ar_AE"/>
-        </w:rPr>
         <w:t>"</w:t>
       </w:r>
       <w:r>
@@ -7635,23 +6787,6 @@
           <w:b/>
           <w:lang w:val="ar_AE" w:bidi="ar_AE"/>
         </w:rPr>
-        <w:t>διὰ μέλανος καὶ καλάμου</w:t>
-      </w:r>
-    </w:p>
-    <w:p>
-      <w:pPr>
-        <w:bidi/>
-      </w:pPr>
-      <w:r>
-        <w:rPr>
-          <w:lang w:val="ar_AE" w:bidi="ar_AE"/>
-        </w:rPr>
-      </w:r>
-      <w:r>
-        <w:rPr>
-          <w:b/>
-          <w:lang w:val="ar_AE" w:bidi="ar_AE"/>
-        </w:rPr>
         <w:t>"</w:t>
       </w:r>
       <w:r>
@@ -7771,23 +6906,6 @@
           <w:b/>
           <w:lang w:val="ar_AE" w:bidi="ar_AE"/>
         </w:rPr>
-        <w:t>στόμα πρὸς στόμα</w:t>
-      </w:r>
-    </w:p>
-    <w:p>
-      <w:pPr>
-        <w:bidi/>
-      </w:pPr>
-      <w:r>
-        <w:rPr>
-          <w:lang w:val="ar_AE" w:bidi="ar_AE"/>
-        </w:rPr>
-      </w:r>
-      <w:r>
-        <w:rPr>
-          <w:b/>
-          <w:lang w:val="ar_AE" w:bidi="ar_AE"/>
-        </w:rPr>
         <w:t>"</w:t>
       </w:r>
       <w:r>
@@ -7907,23 +7025,6 @@
           <w:b/>
           <w:lang w:val="ar_AE" w:bidi="ar_AE"/>
         </w:rPr>
-        <w:t>εἰρήνη σοι</w:t>
-      </w:r>
-    </w:p>
-    <w:p>
-      <w:pPr>
-        <w:bidi/>
-      </w:pPr>
-      <w:r>
-        <w:rPr>
-          <w:lang w:val="ar_AE" w:bidi="ar_AE"/>
-        </w:rPr>
-      </w:r>
-      <w:r>
-        <w:rPr>
-          <w:b/>
-          <w:lang w:val="ar_AE" w:bidi="ar_AE"/>
-        </w:rPr>
         <w:t>"</w:t>
       </w:r>
       <w:r>
@@ -8030,23 +7131,6 @@
           <w:b/>
           <w:lang w:val="ar_AE" w:bidi="ar_AE"/>
         </w:rPr>
-        <w:t>εἰρήνη σοι</w:t>
-      </w:r>
-    </w:p>
-    <w:p>
-      <w:pPr>
-        <w:bidi/>
-      </w:pPr>
-      <w:r>
-        <w:rPr>
-          <w:lang w:val="ar_AE" w:bidi="ar_AE"/>
-        </w:rPr>
-      </w:r>
-      <w:r>
-        <w:rPr>
-          <w:b/>
-          <w:lang w:val="ar_AE" w:bidi="ar_AE"/>
-        </w:rPr>
         <w:t>"</w:t>
       </w:r>
       <w:r>
@@ -8166,23 +7250,6 @@
           <w:b/>
           <w:lang w:val="ar_AE" w:bidi="ar_AE"/>
         </w:rPr>
-        <w:t>ἀσπάζονταί σε οἱ φίλοι</w:t>
-      </w:r>
-    </w:p>
-    <w:p>
-      <w:pPr>
-        <w:bidi/>
-      </w:pPr>
-      <w:r>
-        <w:rPr>
-          <w:lang w:val="ar_AE" w:bidi="ar_AE"/>
-        </w:rPr>
-      </w:r>
-      <w:r>
-        <w:rPr>
-          <w:b/>
-          <w:lang w:val="ar_AE" w:bidi="ar_AE"/>
-        </w:rPr>
         <w:t>"</w:t>
       </w:r>
       <w:r>
@@ -8302,23 +7369,6 @@
           <w:b/>
           <w:lang w:val="ar_AE" w:bidi="ar_AE"/>
         </w:rPr>
-        <w:t>ἀσπάζου τοὺς φίλους</w:t>
-      </w:r>
-    </w:p>
-    <w:p>
-      <w:pPr>
-        <w:bidi/>
-      </w:pPr>
-      <w:r>
-        <w:rPr>
-          <w:lang w:val="ar_AE" w:bidi="ar_AE"/>
-        </w:rPr>
-      </w:r>
-      <w:r>
-        <w:rPr>
-          <w:b/>
-          <w:lang w:val="ar_AE" w:bidi="ar_AE"/>
-        </w:rPr>
         <w:t>"</w:t>
       </w:r>
       <w:r>
@@ -8422,23 +7472,6 @@
         <w:rPr>
           <w:lang w:val="ar_AE" w:bidi="ar_AE"/>
         </w:rPr>
-      </w:r>
-    </w:p>
-    <w:p>
-      <w:pPr>
-        <w:bidi/>
-      </w:pPr>
-      <w:r>
-        <w:rPr>
-          <w:lang w:val="ar_AE" w:bidi="ar_AE"/>
-        </w:rPr>
-      </w:r>
-      <w:r>
-        <w:rPr>
-          <w:b/>
-          <w:lang w:val="ar_AE" w:bidi="ar_AE"/>
-        </w:rPr>
-        <w:t>κατ’ ὄνομα</w:t>
       </w:r>
     </w:p>
     <w:p>

--- a/arb/docx/64.content.docx
+++ b/arb/docx/64.content.docx
@@ -22,7 +22,7 @@
         <w:rPr>
           <w:lang w:val="ar_AE" w:bidi="ar_AE"/>
         </w:rPr>
-        <w:t>Resource: ملاحظات الترجمة (كلمة متكشفة)</w:t>
+        <w:t>Resource: unfoldingWord® Translation Notes</w:t>
       </w:r>
       <w:r>
         <w:rPr>
@@ -96,7 +96,7 @@
         <w:rPr>
           <w:lang w:val="ar_AE" w:bidi="ar_AE"/>
         </w:rPr>
-        <w:t>ملاحظات الترجمة (كلمة متكشفة)</w:t>
+        <w:t>unfoldingWord® Translation Notes</w:t>
       </w:r>
     </w:p>
     <w:p>

--- a/arb/docx/64.content.docx
+++ b/arb/docx/64.content.docx
@@ -814,6 +814,23 @@
           <w:b/>
           <w:lang w:val="ar_AE" w:bidi="ar_AE"/>
         </w:rPr>
+        <w:t>ὁ πρεσβύτερος</w:t>
+      </w:r>
+    </w:p>
+    <w:p>
+      <w:pPr>
+        <w:bidi/>
+      </w:pPr>
+      <w:r>
+        <w:rPr>
+          <w:lang w:val="ar_AE" w:bidi="ar_AE"/>
+        </w:rPr>
+      </w:r>
+      <w:r>
+        <w:rPr>
+          <w:b/>
+          <w:lang w:val="ar_AE" w:bidi="ar_AE"/>
+        </w:rPr>
         <w:t>"</w:t>
       </w:r>
       <w:r>
@@ -946,6 +963,23 @@
           <w:b/>
           <w:lang w:val="ar_AE" w:bidi="ar_AE"/>
         </w:rPr>
+        <w:t>Γαΐῳ</w:t>
+      </w:r>
+    </w:p>
+    <w:p>
+      <w:pPr>
+        <w:bidi/>
+      </w:pPr>
+      <w:r>
+        <w:rPr>
+          <w:lang w:val="ar_AE" w:bidi="ar_AE"/>
+        </w:rPr>
+      </w:r>
+      <w:r>
+        <w:rPr>
+          <w:b/>
+          <w:lang w:val="ar_AE" w:bidi="ar_AE"/>
+        </w:rPr>
         <w:t>"</w:t>
       </w:r>
       <w:r>
@@ -1073,6 +1107,23 @@
           <w:b/>
           <w:lang w:val="ar_AE" w:bidi="ar_AE"/>
         </w:rPr>
+        <w:t>ὃν ἐγὼ ἀγαπῶ ἐν ἀληθείᾳ</w:t>
+      </w:r>
+    </w:p>
+    <w:p>
+      <w:pPr>
+        <w:bidi/>
+      </w:pPr>
+      <w:r>
+        <w:rPr>
+          <w:lang w:val="ar_AE" w:bidi="ar_AE"/>
+        </w:rPr>
+      </w:r>
+      <w:r>
+        <w:rPr>
+          <w:b/>
+          <w:lang w:val="ar_AE" w:bidi="ar_AE"/>
+        </w:rPr>
         <w:t>"</w:t>
       </w:r>
       <w:r>
@@ -1192,6 +1243,23 @@
           <w:b/>
           <w:lang w:val="ar_AE" w:bidi="ar_AE"/>
         </w:rPr>
+        <w:t>γὰρ</w:t>
+      </w:r>
+    </w:p>
+    <w:p>
+      <w:pPr>
+        <w:bidi/>
+      </w:pPr>
+      <w:r>
+        <w:rPr>
+          <w:lang w:val="ar_AE" w:bidi="ar_AE"/>
+        </w:rPr>
+      </w:r>
+      <w:r>
+        <w:rPr>
+          <w:b/>
+          <w:lang w:val="ar_AE" w:bidi="ar_AE"/>
+        </w:rPr>
         <w:t>"</w:t>
       </w:r>
       <w:r>
@@ -1311,6 +1379,23 @@
           <w:b/>
           <w:lang w:val="ar_AE" w:bidi="ar_AE"/>
         </w:rPr>
+        <w:t>ἀδελφῶν</w:t>
+      </w:r>
+    </w:p>
+    <w:p>
+      <w:pPr>
+        <w:bidi/>
+      </w:pPr>
+      <w:r>
+        <w:rPr>
+          <w:lang w:val="ar_AE" w:bidi="ar_AE"/>
+        </w:rPr>
+      </w:r>
+      <w:r>
+        <w:rPr>
+          <w:b/>
+          <w:lang w:val="ar_AE" w:bidi="ar_AE"/>
+        </w:rPr>
         <w:t>"</w:t>
       </w:r>
       <w:r>
@@ -1443,6 +1528,23 @@
           <w:b/>
           <w:lang w:val="ar_AE" w:bidi="ar_AE"/>
         </w:rPr>
+        <w:t>σὺ ἐν ἀληθείᾳ περιπατεῖς</w:t>
+      </w:r>
+    </w:p>
+    <w:p>
+      <w:pPr>
+        <w:bidi/>
+      </w:pPr>
+      <w:r>
+        <w:rPr>
+          <w:lang w:val="ar_AE" w:bidi="ar_AE"/>
+        </w:rPr>
+      </w:r>
+      <w:r>
+        <w:rPr>
+          <w:b/>
+          <w:lang w:val="ar_AE" w:bidi="ar_AE"/>
+        </w:rPr>
         <w:t>"</w:t>
       </w:r>
       <w:r>
@@ -1562,6 +1664,23 @@
           <w:b/>
           <w:lang w:val="ar_AE" w:bidi="ar_AE"/>
         </w:rPr>
+        <w:t>ἀληθείᾳ &amp; ἀληθείᾳ</w:t>
+      </w:r>
+    </w:p>
+    <w:p>
+      <w:pPr>
+        <w:bidi/>
+      </w:pPr>
+      <w:r>
+        <w:rPr>
+          <w:lang w:val="ar_AE" w:bidi="ar_AE"/>
+        </w:rPr>
+      </w:r>
+      <w:r>
+        <w:rPr>
+          <w:b/>
+          <w:lang w:val="ar_AE" w:bidi="ar_AE"/>
+        </w:rPr>
         <w:t>"</w:t>
       </w:r>
       <w:r>
@@ -1709,6 +1828,23 @@
           <w:b/>
           <w:lang w:val="ar_AE" w:bidi="ar_AE"/>
         </w:rPr>
+        <w:t>μειζοτέραν &amp; οὐκ ἔχω χαράν</w:t>
+      </w:r>
+    </w:p>
+    <w:p>
+      <w:pPr>
+        <w:bidi/>
+      </w:pPr>
+      <w:r>
+        <w:rPr>
+          <w:lang w:val="ar_AE" w:bidi="ar_AE"/>
+        </w:rPr>
+      </w:r>
+      <w:r>
+        <w:rPr>
+          <w:b/>
+          <w:lang w:val="ar_AE" w:bidi="ar_AE"/>
+        </w:rPr>
         <w:t>"</w:t>
       </w:r>
       <w:r>
@@ -1828,6 +1964,23 @@
           <w:b/>
           <w:lang w:val="ar_AE" w:bidi="ar_AE"/>
         </w:rPr>
+        <w:t>τὰ ἐμὰ τέκνα</w:t>
+      </w:r>
+    </w:p>
+    <w:p>
+      <w:pPr>
+        <w:bidi/>
+      </w:pPr>
+      <w:r>
+        <w:rPr>
+          <w:lang w:val="ar_AE" w:bidi="ar_AE"/>
+        </w:rPr>
+      </w:r>
+      <w:r>
+        <w:rPr>
+          <w:b/>
+          <w:lang w:val="ar_AE" w:bidi="ar_AE"/>
+        </w:rPr>
         <w:t>"</w:t>
       </w:r>
       <w:r>
@@ -1947,6 +2100,23 @@
           <w:b/>
           <w:lang w:val="ar_AE" w:bidi="ar_AE"/>
         </w:rPr>
+        <w:t>ἐν τῇ ἀληθείᾳ περιπατοῦντα</w:t>
+      </w:r>
+    </w:p>
+    <w:p>
+      <w:pPr>
+        <w:bidi/>
+      </w:pPr>
+      <w:r>
+        <w:rPr>
+          <w:lang w:val="ar_AE" w:bidi="ar_AE"/>
+        </w:rPr>
+      </w:r>
+      <w:r>
+        <w:rPr>
+          <w:b/>
+          <w:lang w:val="ar_AE" w:bidi="ar_AE"/>
+        </w:rPr>
         <w:t>"</w:t>
       </w:r>
       <w:r>
@@ -2066,6 +2236,23 @@
           <w:b/>
           <w:lang w:val="ar_AE" w:bidi="ar_AE"/>
         </w:rPr>
+        <w:t>ἐν τῇ ἀληθείᾳ</w:t>
+      </w:r>
+    </w:p>
+    <w:p>
+      <w:pPr>
+        <w:bidi/>
+      </w:pPr>
+      <w:r>
+        <w:rPr>
+          <w:lang w:val="ar_AE" w:bidi="ar_AE"/>
+        </w:rPr>
+      </w:r>
+      <w:r>
+        <w:rPr>
+          <w:b/>
+          <w:lang w:val="ar_AE" w:bidi="ar_AE"/>
+        </w:rPr>
         <w:t>"</w:t>
       </w:r>
       <w:r>
@@ -2185,6 +2372,23 @@
           <w:b/>
           <w:lang w:val="ar_AE" w:bidi="ar_AE"/>
         </w:rPr>
+        <w:t>τοὺς ἀδελφοὺς</w:t>
+      </w:r>
+    </w:p>
+    <w:p>
+      <w:pPr>
+        <w:bidi/>
+      </w:pPr>
+      <w:r>
+        <w:rPr>
+          <w:lang w:val="ar_AE" w:bidi="ar_AE"/>
+        </w:rPr>
+      </w:r>
+      <w:r>
+        <w:rPr>
+          <w:b/>
+          <w:lang w:val="ar_AE" w:bidi="ar_AE"/>
+        </w:rPr>
         <w:t>"ٱلْإِخْوَةِ"</w:t>
       </w:r>
     </w:p>
@@ -2290,6 +2494,23 @@
           <w:b/>
           <w:lang w:val="ar_AE" w:bidi="ar_AE"/>
         </w:rPr>
+        <w:t>σου τῇ ἀγάπῃ</w:t>
+      </w:r>
+    </w:p>
+    <w:p>
+      <w:pPr>
+        <w:bidi/>
+      </w:pPr>
+      <w:r>
+        <w:rPr>
+          <w:lang w:val="ar_AE" w:bidi="ar_AE"/>
+        </w:rPr>
+      </w:r>
+      <w:r>
+        <w:rPr>
+          <w:b/>
+          <w:lang w:val="ar_AE" w:bidi="ar_AE"/>
+        </w:rPr>
         <w:t>"</w:t>
       </w:r>
       <w:r>
@@ -2409,6 +2630,23 @@
           <w:b/>
           <w:lang w:val="ar_AE" w:bidi="ar_AE"/>
         </w:rPr>
+        <w:t>προπέμψας</w:t>
+      </w:r>
+    </w:p>
+    <w:p>
+      <w:pPr>
+        <w:bidi/>
+      </w:pPr>
+      <w:r>
+        <w:rPr>
+          <w:lang w:val="ar_AE" w:bidi="ar_AE"/>
+        </w:rPr>
+      </w:r>
+      <w:r>
+        <w:rPr>
+          <w:b/>
+          <w:lang w:val="ar_AE" w:bidi="ar_AE"/>
+        </w:rPr>
         <w:t>"</w:t>
       </w:r>
       <w:r>
@@ -2528,6 +2766,23 @@
           <w:b/>
           <w:lang w:val="ar_AE" w:bidi="ar_AE"/>
         </w:rPr>
+        <w:t>οὓς καλῶς ποιήσεις, προπέμψας ἀξίως τοῦ Θεοῦ; ὑπὲρ γὰρ τοῦ ὀνόματος ἐξῆλθον, μηδὲν λαμβάνοντες ἀπὸ τῶν ἐθνικῶν</w:t>
+      </w:r>
+    </w:p>
+    <w:p>
+      <w:pPr>
+        <w:bidi/>
+      </w:pPr>
+      <w:r>
+        <w:rPr>
+          <w:lang w:val="ar_AE" w:bidi="ar_AE"/>
+        </w:rPr>
+      </w:r>
+      <w:r>
+        <w:rPr>
+          <w:b/>
+          <w:lang w:val="ar_AE" w:bidi="ar_AE"/>
+        </w:rPr>
         <w:t>"</w:t>
       </w:r>
       <w:r>
@@ -2648,6 +2903,23 @@
           <w:b/>
           <w:lang w:val="ar_AE" w:bidi="ar_AE"/>
         </w:rPr>
+        <w:t>ὑπὲρ &amp; τοῦ ὀνόματος</w:t>
+      </w:r>
+    </w:p>
+    <w:p>
+      <w:pPr>
+        <w:bidi/>
+      </w:pPr>
+      <w:r>
+        <w:rPr>
+          <w:lang w:val="ar_AE" w:bidi="ar_AE"/>
+        </w:rPr>
+      </w:r>
+      <w:r>
+        <w:rPr>
+          <w:b/>
+          <w:lang w:val="ar_AE" w:bidi="ar_AE"/>
+        </w:rPr>
         <w:t>"</w:t>
       </w:r>
       <w:r>
@@ -2767,6 +3039,23 @@
           <w:b/>
           <w:lang w:val="ar_AE" w:bidi="ar_AE"/>
         </w:rPr>
+        <w:t>μηδὲν λαμβάνοντες ἀπὸ τῶν ἐθνικῶν</w:t>
+      </w:r>
+    </w:p>
+    <w:p>
+      <w:pPr>
+        <w:bidi/>
+      </w:pPr>
+      <w:r>
+        <w:rPr>
+          <w:lang w:val="ar_AE" w:bidi="ar_AE"/>
+        </w:rPr>
+      </w:r>
+      <w:r>
+        <w:rPr>
+          <w:b/>
+          <w:lang w:val="ar_AE" w:bidi="ar_AE"/>
+        </w:rPr>
         <w:t>"</w:t>
       </w:r>
       <w:r>
@@ -2886,6 +3175,23 @@
           <w:b/>
           <w:lang w:val="ar_AE" w:bidi="ar_AE"/>
         </w:rPr>
+        <w:t>τῶν ἐθνικῶν</w:t>
+      </w:r>
+    </w:p>
+    <w:p>
+      <w:pPr>
+        <w:bidi/>
+      </w:pPr>
+      <w:r>
+        <w:rPr>
+          <w:lang w:val="ar_AE" w:bidi="ar_AE"/>
+        </w:rPr>
+      </w:r>
+      <w:r>
+        <w:rPr>
+          <w:b/>
+          <w:lang w:val="ar_AE" w:bidi="ar_AE"/>
+        </w:rPr>
         <w:t>"</w:t>
       </w:r>
       <w:r>
@@ -3005,6 +3311,23 @@
           <w:b/>
           <w:lang w:val="ar_AE" w:bidi="ar_AE"/>
         </w:rPr>
+        <w:t>οὖν</w:t>
+      </w:r>
+    </w:p>
+    <w:p>
+      <w:pPr>
+        <w:bidi/>
+      </w:pPr>
+      <w:r>
+        <w:rPr>
+          <w:lang w:val="ar_AE" w:bidi="ar_AE"/>
+        </w:rPr>
+      </w:r>
+      <w:r>
+        <w:rPr>
+          <w:b/>
+          <w:lang w:val="ar_AE" w:bidi="ar_AE"/>
+        </w:rPr>
         <w:t>"</w:t>
       </w:r>
       <w:r>
@@ -3137,6 +3460,23 @@
           <w:b/>
           <w:lang w:val="ar_AE" w:bidi="ar_AE"/>
         </w:rPr>
+        <w:t>ἡμεῖς &amp; ὀφείλομεν ὑπολαμβάνειν</w:t>
+      </w:r>
+    </w:p>
+    <w:p>
+      <w:pPr>
+        <w:bidi/>
+      </w:pPr>
+      <w:r>
+        <w:rPr>
+          <w:lang w:val="ar_AE" w:bidi="ar_AE"/>
+        </w:rPr>
+      </w:r>
+      <w:r>
+        <w:rPr>
+          <w:b/>
+          <w:lang w:val="ar_AE" w:bidi="ar_AE"/>
+        </w:rPr>
         <w:t>"</w:t>
       </w:r>
       <w:r>
@@ -3282,6 +3622,23 @@
           <w:b/>
           <w:lang w:val="ar_AE" w:bidi="ar_AE"/>
         </w:rPr>
+        <w:t>ἡμεῖς &amp; ὀφείλομεν</w:t>
+      </w:r>
+    </w:p>
+    <w:p>
+      <w:pPr>
+        <w:bidi/>
+      </w:pPr>
+      <w:r>
+        <w:rPr>
+          <w:lang w:val="ar_AE" w:bidi="ar_AE"/>
+        </w:rPr>
+      </w:r>
+      <w:r>
+        <w:rPr>
+          <w:b/>
+          <w:lang w:val="ar_AE" w:bidi="ar_AE"/>
+        </w:rPr>
         <w:t>"</w:t>
       </w:r>
       <w:r>
@@ -3414,6 +3771,23 @@
           <w:b/>
           <w:lang w:val="ar_AE" w:bidi="ar_AE"/>
         </w:rPr>
+        <w:t>ὑπολαμβάνειν</w:t>
+      </w:r>
+    </w:p>
+    <w:p>
+      <w:pPr>
+        <w:bidi/>
+      </w:pPr>
+      <w:r>
+        <w:rPr>
+          <w:lang w:val="ar_AE" w:bidi="ar_AE"/>
+        </w:rPr>
+      </w:r>
+      <w:r>
+        <w:rPr>
+          <w:b/>
+          <w:lang w:val="ar_AE" w:bidi="ar_AE"/>
+        </w:rPr>
         <w:t>"</w:t>
       </w:r>
       <w:r>
@@ -3520,6 +3894,23 @@
           <w:b/>
           <w:lang w:val="ar_AE" w:bidi="ar_AE"/>
         </w:rPr>
+        <w:t>ἵνα</w:t>
+      </w:r>
+    </w:p>
+    <w:p>
+      <w:pPr>
+        <w:bidi/>
+      </w:pPr>
+      <w:r>
+        <w:rPr>
+          <w:lang w:val="ar_AE" w:bidi="ar_AE"/>
+        </w:rPr>
+      </w:r>
+      <w:r>
+        <w:rPr>
+          <w:b/>
+          <w:lang w:val="ar_AE" w:bidi="ar_AE"/>
+        </w:rPr>
         <w:t>"</w:t>
       </w:r>
       <w:r>
@@ -3665,6 +4056,23 @@
           <w:b/>
           <w:lang w:val="ar_AE" w:bidi="ar_AE"/>
         </w:rPr>
+        <w:t>ἵνα συνεργοὶ γινώμεθα τῇ ἀληθείᾳ</w:t>
+      </w:r>
+    </w:p>
+    <w:p>
+      <w:pPr>
+        <w:bidi/>
+      </w:pPr>
+      <w:r>
+        <w:rPr>
+          <w:lang w:val="ar_AE" w:bidi="ar_AE"/>
+        </w:rPr>
+      </w:r>
+      <w:r>
+        <w:rPr>
+          <w:b/>
+          <w:lang w:val="ar_AE" w:bidi="ar_AE"/>
+        </w:rPr>
         <w:t>"</w:t>
       </w:r>
       <w:r>
@@ -3797,6 +4205,23 @@
           <w:b/>
           <w:lang w:val="ar_AE" w:bidi="ar_AE"/>
         </w:rPr>
+        <w:t>τῇ ἀληθείᾳ</w:t>
+      </w:r>
+    </w:p>
+    <w:p>
+      <w:pPr>
+        <w:bidi/>
+      </w:pPr>
+      <w:r>
+        <w:rPr>
+          <w:lang w:val="ar_AE" w:bidi="ar_AE"/>
+        </w:rPr>
+      </w:r>
+      <w:r>
+        <w:rPr>
+          <w:b/>
+          <w:lang w:val="ar_AE" w:bidi="ar_AE"/>
+        </w:rPr>
         <w:t>"</w:t>
       </w:r>
       <w:r>
@@ -3916,6 +4341,23 @@
           <w:b/>
           <w:lang w:val="ar_AE" w:bidi="ar_AE"/>
         </w:rPr>
+        <w:t>τι</w:t>
+      </w:r>
+    </w:p>
+    <w:p>
+      <w:pPr>
+        <w:bidi/>
+      </w:pPr>
+      <w:r>
+        <w:rPr>
+          <w:lang w:val="ar_AE" w:bidi="ar_AE"/>
+        </w:rPr>
+      </w:r>
+      <w:r>
+        <w:rPr>
+          <w:b/>
+          <w:lang w:val="ar_AE" w:bidi="ar_AE"/>
+        </w:rPr>
         <w:t>"</w:t>
       </w:r>
       <w:r>
@@ -4022,6 +4464,23 @@
           <w:b/>
           <w:lang w:val="ar_AE" w:bidi="ar_AE"/>
         </w:rPr>
+        <w:t>τῇ ἐκκλησίᾳ</w:t>
+      </w:r>
+    </w:p>
+    <w:p>
+      <w:pPr>
+        <w:bidi/>
+      </w:pPr>
+      <w:r>
+        <w:rPr>
+          <w:lang w:val="ar_AE" w:bidi="ar_AE"/>
+        </w:rPr>
+      </w:r>
+      <w:r>
+        <w:rPr>
+          <w:b/>
+          <w:lang w:val="ar_AE" w:bidi="ar_AE"/>
+        </w:rPr>
         <w:t>"</w:t>
       </w:r>
       <w:r>
@@ -4141,6 +4600,23 @@
           <w:b/>
           <w:lang w:val="ar_AE" w:bidi="ar_AE"/>
         </w:rPr>
+        <w:t>Διοτρέφης</w:t>
+      </w:r>
+    </w:p>
+    <w:p>
+      <w:pPr>
+        <w:bidi/>
+      </w:pPr>
+      <w:r>
+        <w:rPr>
+          <w:lang w:val="ar_AE" w:bidi="ar_AE"/>
+        </w:rPr>
+      </w:r>
+      <w:r>
+        <w:rPr>
+          <w:b/>
+          <w:lang w:val="ar_AE" w:bidi="ar_AE"/>
+        </w:rPr>
         <w:t>"</w:t>
       </w:r>
       <w:r>
@@ -4254,6 +4730,23 @@
           <w:b/>
           <w:lang w:val="ar_AE" w:bidi="ar_AE"/>
         </w:rPr>
+        <w:t>ὁ φιλοπρωτεύων αὐτῶν</w:t>
+      </w:r>
+    </w:p>
+    <w:p>
+      <w:pPr>
+        <w:bidi/>
+      </w:pPr>
+      <w:r>
+        <w:rPr>
+          <w:lang w:val="ar_AE" w:bidi="ar_AE"/>
+        </w:rPr>
+      </w:r>
+      <w:r>
+        <w:rPr>
+          <w:b/>
+          <w:lang w:val="ar_AE" w:bidi="ar_AE"/>
+        </w:rPr>
         <w:t>"</w:t>
       </w:r>
       <w:r>
@@ -4373,6 +4866,23 @@
           <w:b/>
           <w:lang w:val="ar_AE" w:bidi="ar_AE"/>
         </w:rPr>
+        <w:t>οὐκ ἐπιδέχεται ἡμᾶς</w:t>
+      </w:r>
+    </w:p>
+    <w:p>
+      <w:pPr>
+        <w:bidi/>
+      </w:pPr>
+      <w:r>
+        <w:rPr>
+          <w:lang w:val="ar_AE" w:bidi="ar_AE"/>
+        </w:rPr>
+      </w:r>
+      <w:r>
+        <w:rPr>
+          <w:b/>
+          <w:lang w:val="ar_AE" w:bidi="ar_AE"/>
+        </w:rPr>
         <w:t>"</w:t>
       </w:r>
       <w:r>
@@ -4505,6 +5015,23 @@
           <w:b/>
           <w:lang w:val="ar_AE" w:bidi="ar_AE"/>
         </w:rPr>
+        <w:t>ἡμᾶς</w:t>
+      </w:r>
+    </w:p>
+    <w:p>
+      <w:pPr>
+        <w:bidi/>
+      </w:pPr>
+      <w:r>
+        <w:rPr>
+          <w:lang w:val="ar_AE" w:bidi="ar_AE"/>
+        </w:rPr>
+      </w:r>
+      <w:r>
+        <w:rPr>
+          <w:b/>
+          <w:lang w:val="ar_AE" w:bidi="ar_AE"/>
+        </w:rPr>
         <w:t>"</w:t>
       </w:r>
       <w:r>
@@ -4624,6 +5151,23 @@
           <w:b/>
           <w:lang w:val="ar_AE" w:bidi="ar_AE"/>
         </w:rPr>
+        <w:t>διὰ τοῦτο</w:t>
+      </w:r>
+    </w:p>
+    <w:p>
+      <w:pPr>
+        <w:bidi/>
+      </w:pPr>
+      <w:r>
+        <w:rPr>
+          <w:lang w:val="ar_AE" w:bidi="ar_AE"/>
+        </w:rPr>
+      </w:r>
+      <w:r>
+        <w:rPr>
+          <w:b/>
+          <w:lang w:val="ar_AE" w:bidi="ar_AE"/>
+        </w:rPr>
         <w:t>"</w:t>
       </w:r>
       <w:r>
@@ -4743,6 +5287,23 @@
           <w:b/>
           <w:lang w:val="ar_AE" w:bidi="ar_AE"/>
         </w:rPr>
+        <w:t>ἐὰν ἔλθω</w:t>
+      </w:r>
+    </w:p>
+    <w:p>
+      <w:pPr>
+        <w:bidi/>
+      </w:pPr>
+      <w:r>
+        <w:rPr>
+          <w:lang w:val="ar_AE" w:bidi="ar_AE"/>
+        </w:rPr>
+      </w:r>
+      <w:r>
+        <w:rPr>
+          <w:b/>
+          <w:lang w:val="ar_AE" w:bidi="ar_AE"/>
+        </w:rPr>
         <w:t>"</w:t>
       </w:r>
       <w:r>
@@ -4849,6 +5410,23 @@
           <w:b/>
           <w:lang w:val="ar_AE" w:bidi="ar_AE"/>
         </w:rPr>
+        <w:t>ἔλθω</w:t>
+      </w:r>
+    </w:p>
+    <w:p>
+      <w:pPr>
+        <w:bidi/>
+      </w:pPr>
+      <w:r>
+        <w:rPr>
+          <w:lang w:val="ar_AE" w:bidi="ar_AE"/>
+        </w:rPr>
+      </w:r>
+      <w:r>
+        <w:rPr>
+          <w:b/>
+          <w:lang w:val="ar_AE" w:bidi="ar_AE"/>
+        </w:rPr>
         <w:t>"</w:t>
       </w:r>
       <w:r>
@@ -4968,6 +5546,23 @@
           <w:b/>
           <w:lang w:val="ar_AE" w:bidi="ar_AE"/>
         </w:rPr>
+        <w:t>λόγοις πονηροῖς φλυαρῶν ἡμᾶς</w:t>
+      </w:r>
+    </w:p>
+    <w:p>
+      <w:pPr>
+        <w:bidi/>
+      </w:pPr>
+      <w:r>
+        <w:rPr>
+          <w:lang w:val="ar_AE" w:bidi="ar_AE"/>
+        </w:rPr>
+      </w:r>
+      <w:r>
+        <w:rPr>
+          <w:b/>
+          <w:lang w:val="ar_AE" w:bidi="ar_AE"/>
+        </w:rPr>
         <w:t>"</w:t>
       </w:r>
       <w:r>
@@ -5113,6 +5708,23 @@
           <w:b/>
           <w:lang w:val="ar_AE" w:bidi="ar_AE"/>
         </w:rPr>
+        <w:t>μὴ ἀρκούμενος ἐπὶ τούτοις</w:t>
+      </w:r>
+    </w:p>
+    <w:p>
+      <w:pPr>
+        <w:bidi/>
+      </w:pPr>
+      <w:r>
+        <w:rPr>
+          <w:lang w:val="ar_AE" w:bidi="ar_AE"/>
+        </w:rPr>
+      </w:r>
+      <w:r>
+        <w:rPr>
+          <w:b/>
+          <w:lang w:val="ar_AE" w:bidi="ar_AE"/>
+        </w:rPr>
         <w:t>"</w:t>
       </w:r>
       <w:r>
@@ -5219,6 +5831,23 @@
           <w:b/>
           <w:lang w:val="ar_AE" w:bidi="ar_AE"/>
         </w:rPr>
+        <w:t>τοὺς ἀδελφοὺς</w:t>
+      </w:r>
+    </w:p>
+    <w:p>
+      <w:pPr>
+        <w:bidi/>
+      </w:pPr>
+      <w:r>
+        <w:rPr>
+          <w:lang w:val="ar_AE" w:bidi="ar_AE"/>
+        </w:rPr>
+      </w:r>
+      <w:r>
+        <w:rPr>
+          <w:b/>
+          <w:lang w:val="ar_AE" w:bidi="ar_AE"/>
+        </w:rPr>
         <w:t>"</w:t>
       </w:r>
       <w:r>
@@ -5338,6 +5967,23 @@
           <w:b/>
           <w:lang w:val="ar_AE" w:bidi="ar_AE"/>
         </w:rPr>
+        <w:t>καὶ τοὺς βουλομένους κωλύει</w:t>
+      </w:r>
+    </w:p>
+    <w:p>
+      <w:pPr>
+        <w:bidi/>
+      </w:pPr>
+      <w:r>
+        <w:rPr>
+          <w:lang w:val="ar_AE" w:bidi="ar_AE"/>
+        </w:rPr>
+      </w:r>
+      <w:r>
+        <w:rPr>
+          <w:b/>
+          <w:lang w:val="ar_AE" w:bidi="ar_AE"/>
+        </w:rPr>
         <w:t>"</w:t>
       </w:r>
       <w:r>
@@ -5444,6 +6090,23 @@
           <w:b/>
           <w:lang w:val="ar_AE" w:bidi="ar_AE"/>
         </w:rPr>
+        <w:t>μὴ μιμοῦ τὸ κακὸν, ἀλλὰ τὸ ἀγαθόν</w:t>
+      </w:r>
+    </w:p>
+    <w:p>
+      <w:pPr>
+        <w:bidi/>
+      </w:pPr>
+      <w:r>
+        <w:rPr>
+          <w:lang w:val="ar_AE" w:bidi="ar_AE"/>
+        </w:rPr>
+      </w:r>
+      <w:r>
+        <w:rPr>
+          <w:b/>
+          <w:lang w:val="ar_AE" w:bidi="ar_AE"/>
+        </w:rPr>
         <w:t>"</w:t>
       </w:r>
       <w:r>
@@ -5576,6 +6239,23 @@
           <w:b/>
           <w:lang w:val="ar_AE" w:bidi="ar_AE"/>
         </w:rPr>
+        <w:t>ἀλλὰ τὸ ἀγαθόν</w:t>
+      </w:r>
+    </w:p>
+    <w:p>
+      <w:pPr>
+        <w:bidi/>
+      </w:pPr>
+      <w:r>
+        <w:rPr>
+          <w:lang w:val="ar_AE" w:bidi="ar_AE"/>
+        </w:rPr>
+      </w:r>
+      <w:r>
+        <w:rPr>
+          <w:b/>
+          <w:lang w:val="ar_AE" w:bidi="ar_AE"/>
+        </w:rPr>
         <w:t>"</w:t>
       </w:r>
       <w:r>
@@ -5682,6 +6362,23 @@
           <w:b/>
           <w:lang w:val="ar_AE" w:bidi="ar_AE"/>
         </w:rPr>
+        <w:t>οὐχ ἑώρακεν τὸν Θεόν</w:t>
+      </w:r>
+    </w:p>
+    <w:p>
+      <w:pPr>
+        <w:bidi/>
+      </w:pPr>
+      <w:r>
+        <w:rPr>
+          <w:lang w:val="ar_AE" w:bidi="ar_AE"/>
+        </w:rPr>
+      </w:r>
+      <w:r>
+        <w:rPr>
+          <w:b/>
+          <w:lang w:val="ar_AE" w:bidi="ar_AE"/>
+        </w:rPr>
         <w:t>"</w:t>
       </w:r>
       <w:r>
@@ -5801,6 +6498,23 @@
           <w:b/>
           <w:lang w:val="ar_AE" w:bidi="ar_AE"/>
         </w:rPr>
+        <w:t>Δημητρίῳ μεμαρτύρηται ὑπὸ πάντων</w:t>
+      </w:r>
+    </w:p>
+    <w:p>
+      <w:pPr>
+        <w:bidi/>
+      </w:pPr>
+      <w:r>
+        <w:rPr>
+          <w:lang w:val="ar_AE" w:bidi="ar_AE"/>
+        </w:rPr>
+      </w:r>
+      <w:r>
+        <w:rPr>
+          <w:b/>
+          <w:lang w:val="ar_AE" w:bidi="ar_AE"/>
+        </w:rPr>
         <w:t>"</w:t>
       </w:r>
       <w:r>
@@ -5907,6 +6621,23 @@
           <w:b/>
           <w:lang w:val="ar_AE" w:bidi="ar_AE"/>
         </w:rPr>
+        <w:t>Δημητρίῳ</w:t>
+      </w:r>
+    </w:p>
+    <w:p>
+      <w:pPr>
+        <w:bidi/>
+      </w:pPr>
+      <w:r>
+        <w:rPr>
+          <w:lang w:val="ar_AE" w:bidi="ar_AE"/>
+        </w:rPr>
+      </w:r>
+      <w:r>
+        <w:rPr>
+          <w:b/>
+          <w:lang w:val="ar_AE" w:bidi="ar_AE"/>
+        </w:rPr>
         <w:t>"</w:t>
       </w:r>
       <w:r>
@@ -6019,6 +6750,23 @@
           <w:b/>
           <w:lang w:val="ar_AE" w:bidi="ar_AE"/>
         </w:rPr>
+        <w:t>ὑπὸ πάντων</w:t>
+      </w:r>
+    </w:p>
+    <w:p>
+      <w:pPr>
+        <w:bidi/>
+      </w:pPr>
+      <w:r>
+        <w:rPr>
+          <w:lang w:val="ar_AE" w:bidi="ar_AE"/>
+        </w:rPr>
+      </w:r>
+      <w:r>
+        <w:rPr>
+          <w:b/>
+          <w:lang w:val="ar_AE" w:bidi="ar_AE"/>
+        </w:rPr>
         <w:t>"</w:t>
       </w:r>
       <w:r>
@@ -6138,6 +6886,23 @@
           <w:b/>
           <w:lang w:val="ar_AE" w:bidi="ar_AE"/>
         </w:rPr>
+        <w:t>καὶ ὑπὸ αὐτῆς τῆς ἀληθείας</w:t>
+      </w:r>
+    </w:p>
+    <w:p>
+      <w:pPr>
+        <w:bidi/>
+      </w:pPr>
+      <w:r>
+        <w:rPr>
+          <w:lang w:val="ar_AE" w:bidi="ar_AE"/>
+        </w:rPr>
+      </w:r>
+      <w:r>
+        <w:rPr>
+          <w:b/>
+          <w:lang w:val="ar_AE" w:bidi="ar_AE"/>
+        </w:rPr>
         <w:t>"</w:t>
       </w:r>
       <w:r>
@@ -6244,6 +7009,23 @@
           <w:b/>
           <w:lang w:val="ar_AE" w:bidi="ar_AE"/>
         </w:rPr>
+        <w:t>ὑπὸ αὐτῆς τῆς ἀληθείας</w:t>
+      </w:r>
+    </w:p>
+    <w:p>
+      <w:pPr>
+        <w:bidi/>
+      </w:pPr>
+      <w:r>
+        <w:rPr>
+          <w:lang w:val="ar_AE" w:bidi="ar_AE"/>
+        </w:rPr>
+      </w:r>
+      <w:r>
+        <w:rPr>
+          <w:b/>
+          <w:lang w:val="ar_AE" w:bidi="ar_AE"/>
+        </w:rPr>
         <w:t>"</w:t>
       </w:r>
       <w:r>
@@ -6363,6 +7145,23 @@
           <w:b/>
           <w:lang w:val="ar_AE" w:bidi="ar_AE"/>
         </w:rPr>
+        <w:t>ὑπὸ αὐτῆς τῆς ἀληθείας</w:t>
+      </w:r>
+    </w:p>
+    <w:p>
+      <w:pPr>
+        <w:bidi/>
+      </w:pPr>
+      <w:r>
+        <w:rPr>
+          <w:lang w:val="ar_AE" w:bidi="ar_AE"/>
+        </w:rPr>
+      </w:r>
+      <w:r>
+        <w:rPr>
+          <w:b/>
+          <w:lang w:val="ar_AE" w:bidi="ar_AE"/>
+        </w:rPr>
         <w:t>"</w:t>
       </w:r>
       <w:r>
@@ -6482,6 +7281,23 @@
           <w:b/>
           <w:lang w:val="ar_AE" w:bidi="ar_AE"/>
         </w:rPr>
+        <w:t>καὶ ἡμεῖς &amp; μαρτυροῦμεν</w:t>
+      </w:r>
+    </w:p>
+    <w:p>
+      <w:pPr>
+        <w:bidi/>
+      </w:pPr>
+      <w:r>
+        <w:rPr>
+          <w:lang w:val="ar_AE" w:bidi="ar_AE"/>
+        </w:rPr>
+      </w:r>
+      <w:r>
+        <w:rPr>
+          <w:b/>
+          <w:lang w:val="ar_AE" w:bidi="ar_AE"/>
+        </w:rPr>
         <w:t>"</w:t>
       </w:r>
       <w:r>
@@ -6627,6 +7443,23 @@
           <w:b/>
           <w:lang w:val="ar_AE" w:bidi="ar_AE"/>
         </w:rPr>
+        <w:t>ἡμεῖς &amp; μαρτυροῦμεν &amp; ἡμῶν</w:t>
+      </w:r>
+    </w:p>
+    <w:p>
+      <w:pPr>
+        <w:bidi/>
+      </w:pPr>
+      <w:r>
+        <w:rPr>
+          <w:lang w:val="ar_AE" w:bidi="ar_AE"/>
+        </w:rPr>
+      </w:r>
+      <w:r>
+        <w:rPr>
+          <w:b/>
+          <w:lang w:val="ar_AE" w:bidi="ar_AE"/>
+        </w:rPr>
         <w:t>"</w:t>
       </w:r>
       <w:r>
@@ -6787,6 +7620,23 @@
           <w:b/>
           <w:lang w:val="ar_AE" w:bidi="ar_AE"/>
         </w:rPr>
+        <w:t>διὰ μέλανος καὶ καλάμου</w:t>
+      </w:r>
+    </w:p>
+    <w:p>
+      <w:pPr>
+        <w:bidi/>
+      </w:pPr>
+      <w:r>
+        <w:rPr>
+          <w:lang w:val="ar_AE" w:bidi="ar_AE"/>
+        </w:rPr>
+      </w:r>
+      <w:r>
+        <w:rPr>
+          <w:b/>
+          <w:lang w:val="ar_AE" w:bidi="ar_AE"/>
+        </w:rPr>
         <w:t>"</w:t>
       </w:r>
       <w:r>
@@ -6906,6 +7756,23 @@
           <w:b/>
           <w:lang w:val="ar_AE" w:bidi="ar_AE"/>
         </w:rPr>
+        <w:t>στόμα πρὸς στόμα</w:t>
+      </w:r>
+    </w:p>
+    <w:p>
+      <w:pPr>
+        <w:bidi/>
+      </w:pPr>
+      <w:r>
+        <w:rPr>
+          <w:lang w:val="ar_AE" w:bidi="ar_AE"/>
+        </w:rPr>
+      </w:r>
+      <w:r>
+        <w:rPr>
+          <w:b/>
+          <w:lang w:val="ar_AE" w:bidi="ar_AE"/>
+        </w:rPr>
         <w:t>"</w:t>
       </w:r>
       <w:r>
@@ -7025,6 +7892,23 @@
           <w:b/>
           <w:lang w:val="ar_AE" w:bidi="ar_AE"/>
         </w:rPr>
+        <w:t>εἰρήνη σοι</w:t>
+      </w:r>
+    </w:p>
+    <w:p>
+      <w:pPr>
+        <w:bidi/>
+      </w:pPr>
+      <w:r>
+        <w:rPr>
+          <w:lang w:val="ar_AE" w:bidi="ar_AE"/>
+        </w:rPr>
+      </w:r>
+      <w:r>
+        <w:rPr>
+          <w:b/>
+          <w:lang w:val="ar_AE" w:bidi="ar_AE"/>
+        </w:rPr>
         <w:t>"</w:t>
       </w:r>
       <w:r>
@@ -7131,6 +8015,23 @@
           <w:b/>
           <w:lang w:val="ar_AE" w:bidi="ar_AE"/>
         </w:rPr>
+        <w:t>εἰρήνη σοι</w:t>
+      </w:r>
+    </w:p>
+    <w:p>
+      <w:pPr>
+        <w:bidi/>
+      </w:pPr>
+      <w:r>
+        <w:rPr>
+          <w:lang w:val="ar_AE" w:bidi="ar_AE"/>
+        </w:rPr>
+      </w:r>
+      <w:r>
+        <w:rPr>
+          <w:b/>
+          <w:lang w:val="ar_AE" w:bidi="ar_AE"/>
+        </w:rPr>
         <w:t>"</w:t>
       </w:r>
       <w:r>
@@ -7250,6 +8151,23 @@
           <w:b/>
           <w:lang w:val="ar_AE" w:bidi="ar_AE"/>
         </w:rPr>
+        <w:t>ἀσπάζονταί σε οἱ φίλοι</w:t>
+      </w:r>
+    </w:p>
+    <w:p>
+      <w:pPr>
+        <w:bidi/>
+      </w:pPr>
+      <w:r>
+        <w:rPr>
+          <w:lang w:val="ar_AE" w:bidi="ar_AE"/>
+        </w:rPr>
+      </w:r>
+      <w:r>
+        <w:rPr>
+          <w:b/>
+          <w:lang w:val="ar_AE" w:bidi="ar_AE"/>
+        </w:rPr>
         <w:t>"</w:t>
       </w:r>
       <w:r>
@@ -7369,6 +8287,23 @@
           <w:b/>
           <w:lang w:val="ar_AE" w:bidi="ar_AE"/>
         </w:rPr>
+        <w:t>ἀσπάζου τοὺς φίλους</w:t>
+      </w:r>
+    </w:p>
+    <w:p>
+      <w:pPr>
+        <w:bidi/>
+      </w:pPr>
+      <w:r>
+        <w:rPr>
+          <w:lang w:val="ar_AE" w:bidi="ar_AE"/>
+        </w:rPr>
+      </w:r>
+      <w:r>
+        <w:rPr>
+          <w:b/>
+          <w:lang w:val="ar_AE" w:bidi="ar_AE"/>
+        </w:rPr>
         <w:t>"</w:t>
       </w:r>
       <w:r>
@@ -7472,6 +8407,23 @@
         <w:rPr>
           <w:lang w:val="ar_AE" w:bidi="ar_AE"/>
         </w:rPr>
+      </w:r>
+    </w:p>
+    <w:p>
+      <w:pPr>
+        <w:bidi/>
+      </w:pPr>
+      <w:r>
+        <w:rPr>
+          <w:lang w:val="ar_AE" w:bidi="ar_AE"/>
+        </w:rPr>
+      </w:r>
+      <w:r>
+        <w:rPr>
+          <w:b/>
+          <w:lang w:val="ar_AE" w:bidi="ar_AE"/>
+        </w:rPr>
+        <w:t>κατ’ ὄνομα</w:t>
       </w:r>
     </w:p>
     <w:p>

--- a/arb/docx/64.content.docx
+++ b/arb/docx/64.content.docx
@@ -1664,7 +1664,7 @@
           <w:b/>
           <w:lang w:val="ar_AE" w:bidi="ar_AE"/>
         </w:rPr>
-        <w:t>ἀληθείᾳ &amp; ἀληθείᾳ</w:t>
+        <w:t>τῇ ἀληθείᾳ &amp; ἀληθείᾳ</w:t>
       </w:r>
     </w:p>
     <w:p>

--- a/arb/docx/64.content.docx
+++ b/arb/docx/64.content.docx
@@ -1528,23 +1528,6 @@
           <w:b/>
           <w:lang w:val="ar_AE" w:bidi="ar_AE"/>
         </w:rPr>
-        <w:t>σὺ ἐν ἀληθείᾳ περιπατεῖς</w:t>
-      </w:r>
-    </w:p>
-    <w:p>
-      <w:pPr>
-        <w:bidi/>
-      </w:pPr>
-      <w:r>
-        <w:rPr>
-          <w:lang w:val="ar_AE" w:bidi="ar_AE"/>
-        </w:rPr>
-      </w:r>
-      <w:r>
-        <w:rPr>
-          <w:b/>
-          <w:lang w:val="ar_AE" w:bidi="ar_AE"/>
-        </w:rPr>
         <w:t>"</w:t>
       </w:r>
       <w:r>
@@ -2100,23 +2083,6 @@
           <w:b/>
           <w:lang w:val="ar_AE" w:bidi="ar_AE"/>
         </w:rPr>
-        <w:t>ἐν τῇ ἀληθείᾳ περιπατοῦντα</w:t>
-      </w:r>
-    </w:p>
-    <w:p>
-      <w:pPr>
-        <w:bidi/>
-      </w:pPr>
-      <w:r>
-        <w:rPr>
-          <w:lang w:val="ar_AE" w:bidi="ar_AE"/>
-        </w:rPr>
-      </w:r>
-      <w:r>
-        <w:rPr>
-          <w:b/>
-          <w:lang w:val="ar_AE" w:bidi="ar_AE"/>
-        </w:rPr>
         <w:t>"</w:t>
       </w:r>
       <w:r>
@@ -2766,23 +2732,6 @@
           <w:b/>
           <w:lang w:val="ar_AE" w:bidi="ar_AE"/>
         </w:rPr>
-        <w:t>οὓς καλῶς ποιήσεις, προπέμψας ἀξίως τοῦ Θεοῦ; ὑπὲρ γὰρ τοῦ ὀνόματος ἐξῆλθον, μηδὲν λαμβάνοντες ἀπὸ τῶν ἐθνικῶν</w:t>
-      </w:r>
-    </w:p>
-    <w:p>
-      <w:pPr>
-        <w:bidi/>
-      </w:pPr>
-      <w:r>
-        <w:rPr>
-          <w:lang w:val="ar_AE" w:bidi="ar_AE"/>
-        </w:rPr>
-      </w:r>
-      <w:r>
-        <w:rPr>
-          <w:b/>
-          <w:lang w:val="ar_AE" w:bidi="ar_AE"/>
-        </w:rPr>
         <w:t>"</w:t>
       </w:r>
       <w:r>
@@ -4056,23 +4005,6 @@
           <w:b/>
           <w:lang w:val="ar_AE" w:bidi="ar_AE"/>
         </w:rPr>
-        <w:t>ἵνα συνεργοὶ γινώμεθα τῇ ἀληθείᾳ</w:t>
-      </w:r>
-    </w:p>
-    <w:p>
-      <w:pPr>
-        <w:bidi/>
-      </w:pPr>
-      <w:r>
-        <w:rPr>
-          <w:lang w:val="ar_AE" w:bidi="ar_AE"/>
-        </w:rPr>
-      </w:r>
-      <w:r>
-        <w:rPr>
-          <w:b/>
-          <w:lang w:val="ar_AE" w:bidi="ar_AE"/>
-        </w:rPr>
         <w:t>"</w:t>
       </w:r>
       <w:r>
@@ -4600,23 +4532,6 @@
           <w:b/>
           <w:lang w:val="ar_AE" w:bidi="ar_AE"/>
         </w:rPr>
-        <w:t>Διοτρέφης</w:t>
-      </w:r>
-    </w:p>
-    <w:p>
-      <w:pPr>
-        <w:bidi/>
-      </w:pPr>
-      <w:r>
-        <w:rPr>
-          <w:lang w:val="ar_AE" w:bidi="ar_AE"/>
-        </w:rPr>
-      </w:r>
-      <w:r>
-        <w:rPr>
-          <w:b/>
-          <w:lang w:val="ar_AE" w:bidi="ar_AE"/>
-        </w:rPr>
         <w:t>"</w:t>
       </w:r>
       <w:r>
@@ -4730,23 +4645,6 @@
           <w:b/>
           <w:lang w:val="ar_AE" w:bidi="ar_AE"/>
         </w:rPr>
-        <w:t>ὁ φιλοπρωτεύων αὐτῶν</w:t>
-      </w:r>
-    </w:p>
-    <w:p>
-      <w:pPr>
-        <w:bidi/>
-      </w:pPr>
-      <w:r>
-        <w:rPr>
-          <w:lang w:val="ar_AE" w:bidi="ar_AE"/>
-        </w:rPr>
-      </w:r>
-      <w:r>
-        <w:rPr>
-          <w:b/>
-          <w:lang w:val="ar_AE" w:bidi="ar_AE"/>
-        </w:rPr>
         <w:t>"</w:t>
       </w:r>
       <w:r>
@@ -5708,23 +5606,6 @@
           <w:b/>
           <w:lang w:val="ar_AE" w:bidi="ar_AE"/>
         </w:rPr>
-        <w:t>μὴ ἀρκούμενος ἐπὶ τούτοις</w:t>
-      </w:r>
-    </w:p>
-    <w:p>
-      <w:pPr>
-        <w:bidi/>
-      </w:pPr>
-      <w:r>
-        <w:rPr>
-          <w:lang w:val="ar_AE" w:bidi="ar_AE"/>
-        </w:rPr>
-      </w:r>
-      <w:r>
-        <w:rPr>
-          <w:b/>
-          <w:lang w:val="ar_AE" w:bidi="ar_AE"/>
-        </w:rPr>
         <w:t>"</w:t>
       </w:r>
       <w:r>
@@ -6498,23 +6379,6 @@
           <w:b/>
           <w:lang w:val="ar_AE" w:bidi="ar_AE"/>
         </w:rPr>
-        <w:t>Δημητρίῳ μεμαρτύρηται ὑπὸ πάντων</w:t>
-      </w:r>
-    </w:p>
-    <w:p>
-      <w:pPr>
-        <w:bidi/>
-      </w:pPr>
-      <w:r>
-        <w:rPr>
-          <w:lang w:val="ar_AE" w:bidi="ar_AE"/>
-        </w:rPr>
-      </w:r>
-      <w:r>
-        <w:rPr>
-          <w:b/>
-          <w:lang w:val="ar_AE" w:bidi="ar_AE"/>
-        </w:rPr>
         <w:t>"</w:t>
       </w:r>
       <w:r>
@@ -6605,23 +6469,6 @@
         <w:rPr>
           <w:lang w:val="ar_AE" w:bidi="ar_AE"/>
         </w:rPr>
-      </w:r>
-    </w:p>
-    <w:p>
-      <w:pPr>
-        <w:bidi/>
-      </w:pPr>
-      <w:r>
-        <w:rPr>
-          <w:lang w:val="ar_AE" w:bidi="ar_AE"/>
-        </w:rPr>
-      </w:r>
-      <w:r>
-        <w:rPr>
-          <w:b/>
-          <w:lang w:val="ar_AE" w:bidi="ar_AE"/>
-        </w:rPr>
-        <w:t>Δημητρίῳ</w:t>
       </w:r>
     </w:p>
     <w:p>

--- a/arb/docx/64.content.docx
+++ b/arb/docx/64.content.docx
@@ -1528,6 +1528,23 @@
           <w:b/>
           <w:lang w:val="ar_AE" w:bidi="ar_AE"/>
         </w:rPr>
+        <w:t>σὺ ἐν ἀληθείᾳ περιπατεῖς</w:t>
+      </w:r>
+    </w:p>
+    <w:p>
+      <w:pPr>
+        <w:bidi/>
+      </w:pPr>
+      <w:r>
+        <w:rPr>
+          <w:lang w:val="ar_AE" w:bidi="ar_AE"/>
+        </w:rPr>
+      </w:r>
+      <w:r>
+        <w:rPr>
+          <w:b/>
+          <w:lang w:val="ar_AE" w:bidi="ar_AE"/>
+        </w:rPr>
         <w:t>"</w:t>
       </w:r>
       <w:r>
@@ -2083,6 +2100,23 @@
           <w:b/>
           <w:lang w:val="ar_AE" w:bidi="ar_AE"/>
         </w:rPr>
+        <w:t>ἐν τῇ ἀληθείᾳ περιπατοῦντα</w:t>
+      </w:r>
+    </w:p>
+    <w:p>
+      <w:pPr>
+        <w:bidi/>
+      </w:pPr>
+      <w:r>
+        <w:rPr>
+          <w:lang w:val="ar_AE" w:bidi="ar_AE"/>
+        </w:rPr>
+      </w:r>
+      <w:r>
+        <w:rPr>
+          <w:b/>
+          <w:lang w:val="ar_AE" w:bidi="ar_AE"/>
+        </w:rPr>
         <w:t>"</w:t>
       </w:r>
       <w:r>
@@ -2732,6 +2766,23 @@
           <w:b/>
           <w:lang w:val="ar_AE" w:bidi="ar_AE"/>
         </w:rPr>
+        <w:t>οὓς καλῶς ποιήσεις, προπέμψας ἀξίως τοῦ Θεοῦ; ὑπὲρ γὰρ τοῦ ὀνόματος ἐξῆλθον, μηδὲν λαμβάνοντες ἀπὸ τῶν ἐθνικῶν</w:t>
+      </w:r>
+    </w:p>
+    <w:p>
+      <w:pPr>
+        <w:bidi/>
+      </w:pPr>
+      <w:r>
+        <w:rPr>
+          <w:lang w:val="ar_AE" w:bidi="ar_AE"/>
+        </w:rPr>
+      </w:r>
+      <w:r>
+        <w:rPr>
+          <w:b/>
+          <w:lang w:val="ar_AE" w:bidi="ar_AE"/>
+        </w:rPr>
         <w:t>"</w:t>
       </w:r>
       <w:r>
@@ -4005,6 +4056,23 @@
           <w:b/>
           <w:lang w:val="ar_AE" w:bidi="ar_AE"/>
         </w:rPr>
+        <w:t>ἵνα συνεργοὶ γινώμεθα τῇ ἀληθείᾳ</w:t>
+      </w:r>
+    </w:p>
+    <w:p>
+      <w:pPr>
+        <w:bidi/>
+      </w:pPr>
+      <w:r>
+        <w:rPr>
+          <w:lang w:val="ar_AE" w:bidi="ar_AE"/>
+        </w:rPr>
+      </w:r>
+      <w:r>
+        <w:rPr>
+          <w:b/>
+          <w:lang w:val="ar_AE" w:bidi="ar_AE"/>
+        </w:rPr>
         <w:t>"</w:t>
       </w:r>
       <w:r>
@@ -4532,6 +4600,23 @@
           <w:b/>
           <w:lang w:val="ar_AE" w:bidi="ar_AE"/>
         </w:rPr>
+        <w:t>Διοτρέφης</w:t>
+      </w:r>
+    </w:p>
+    <w:p>
+      <w:pPr>
+        <w:bidi/>
+      </w:pPr>
+      <w:r>
+        <w:rPr>
+          <w:lang w:val="ar_AE" w:bidi="ar_AE"/>
+        </w:rPr>
+      </w:r>
+      <w:r>
+        <w:rPr>
+          <w:b/>
+          <w:lang w:val="ar_AE" w:bidi="ar_AE"/>
+        </w:rPr>
         <w:t>"</w:t>
       </w:r>
       <w:r>
@@ -4645,6 +4730,23 @@
           <w:b/>
           <w:lang w:val="ar_AE" w:bidi="ar_AE"/>
         </w:rPr>
+        <w:t>ὁ φιλοπρωτεύων αὐτῶν</w:t>
+      </w:r>
+    </w:p>
+    <w:p>
+      <w:pPr>
+        <w:bidi/>
+      </w:pPr>
+      <w:r>
+        <w:rPr>
+          <w:lang w:val="ar_AE" w:bidi="ar_AE"/>
+        </w:rPr>
+      </w:r>
+      <w:r>
+        <w:rPr>
+          <w:b/>
+          <w:lang w:val="ar_AE" w:bidi="ar_AE"/>
+        </w:rPr>
         <w:t>"</w:t>
       </w:r>
       <w:r>
@@ -5606,6 +5708,23 @@
           <w:b/>
           <w:lang w:val="ar_AE" w:bidi="ar_AE"/>
         </w:rPr>
+        <w:t>μὴ ἀρκούμενος ἐπὶ τούτοις</w:t>
+      </w:r>
+    </w:p>
+    <w:p>
+      <w:pPr>
+        <w:bidi/>
+      </w:pPr>
+      <w:r>
+        <w:rPr>
+          <w:lang w:val="ar_AE" w:bidi="ar_AE"/>
+        </w:rPr>
+      </w:r>
+      <w:r>
+        <w:rPr>
+          <w:b/>
+          <w:lang w:val="ar_AE" w:bidi="ar_AE"/>
+        </w:rPr>
         <w:t>"</w:t>
       </w:r>
       <w:r>
@@ -6379,6 +6498,23 @@
           <w:b/>
           <w:lang w:val="ar_AE" w:bidi="ar_AE"/>
         </w:rPr>
+        <w:t>Δημητρίῳ μεμαρτύρηται ὑπὸ πάντων</w:t>
+      </w:r>
+    </w:p>
+    <w:p>
+      <w:pPr>
+        <w:bidi/>
+      </w:pPr>
+      <w:r>
+        <w:rPr>
+          <w:lang w:val="ar_AE" w:bidi="ar_AE"/>
+        </w:rPr>
+      </w:r>
+      <w:r>
+        <w:rPr>
+          <w:b/>
+          <w:lang w:val="ar_AE" w:bidi="ar_AE"/>
+        </w:rPr>
         <w:t>"</w:t>
       </w:r>
       <w:r>
@@ -6469,6 +6605,23 @@
         <w:rPr>
           <w:lang w:val="ar_AE" w:bidi="ar_AE"/>
         </w:rPr>
+      </w:r>
+    </w:p>
+    <w:p>
+      <w:pPr>
+        <w:bidi/>
+      </w:pPr>
+      <w:r>
+        <w:rPr>
+          <w:lang w:val="ar_AE" w:bidi="ar_AE"/>
+        </w:rPr>
+      </w:r>
+      <w:r>
+        <w:rPr>
+          <w:b/>
+          <w:lang w:val="ar_AE" w:bidi="ar_AE"/>
+        </w:rPr>
+        <w:t>Δημητρίῳ</w:t>
       </w:r>
     </w:p>
     <w:p>
